--- a/Servicios_Paredes_Sifuentes.docx
+++ b/Servicios_Paredes_Sifuentes.docx
@@ -1304,162 +1304,168 @@
         <w:rPr>
           <w:lang w:val="es-PE"/>
         </w:rPr>
-        <w:t xml:space="preserve">Asesoría completa en </w:t>
+        <w:t>Asesoría completa en compra-venta, arrendamientos, regularización registral, subdivisión, prescripción y protección patrimonial.</w:t>
+      </w:r>
+    </w:p>
+    <w:p>
+      <w:pPr>
+        <w:pStyle w:val="Ttulo2"/>
+      </w:pPr>
+      <w:proofErr w:type="spellStart"/>
+      <w:r>
+        <w:rPr>
+          <w:color w:val="60202C"/>
+        </w:rPr>
+        <w:t>Beneficios</w:t>
+      </w:r>
+      <w:proofErr w:type="spellEnd"/>
+    </w:p>
+    <w:p>
+      <w:pPr>
+        <w:pStyle w:val="Listaconvietas"/>
+        <w:rPr>
+          <w:lang w:val="es-PE"/>
+        </w:rPr>
+      </w:pPr>
+      <w:r>
+        <w:rPr>
+          <w:sz w:val="20"/>
+          <w:lang w:val="es-PE"/>
+        </w:rPr>
+        <w:t xml:space="preserve">Seguridad jurídica en </w:t>
+      </w:r>
+      <w:r>
+        <w:rPr>
+          <w:b/>
+          <w:bCs/>
+          <w:sz w:val="20"/>
+          <w:highlight w:val="cyan"/>
+          <w:lang w:val="es-PE"/>
+        </w:rPr>
+        <w:t>compras y ventas</w:t>
+      </w:r>
+    </w:p>
+    <w:p>
+      <w:pPr>
+        <w:pStyle w:val="Listaconvietas"/>
+        <w:rPr>
+          <w:lang w:val="es-PE"/>
+        </w:rPr>
+      </w:pPr>
+      <w:r>
+        <w:rPr>
+          <w:sz w:val="20"/>
+          <w:lang w:val="es-PE"/>
+        </w:rPr>
+        <w:t>Prevención y corrección de riesgos registrales</w:t>
+      </w:r>
+    </w:p>
+    <w:p>
+      <w:pPr>
+        <w:pStyle w:val="Listaconvietas"/>
+        <w:rPr>
+          <w:lang w:val="es-PE"/>
+        </w:rPr>
+      </w:pPr>
+      <w:r>
+        <w:rPr>
+          <w:sz w:val="20"/>
+          <w:lang w:val="es-PE"/>
+        </w:rPr>
+        <w:t xml:space="preserve">Protección frente </w:t>
+      </w:r>
+      <w:r>
+        <w:rPr>
+          <w:b/>
+          <w:bCs/>
+          <w:sz w:val="20"/>
+          <w:highlight w:val="cyan"/>
+          <w:lang w:val="es-PE"/>
+        </w:rPr>
+        <w:t>cargas y gravámenes (embargos e hipotecas).</w:t>
+      </w:r>
+    </w:p>
+    <w:p>
+      <w:pPr>
+        <w:pStyle w:val="Listaconvietas"/>
+      </w:pPr>
+      <w:proofErr w:type="spellStart"/>
+      <w:r>
+        <w:rPr>
+          <w:sz w:val="20"/>
+        </w:rPr>
+        <w:t>Acompañamiento</w:t>
+      </w:r>
+      <w:proofErr w:type="spellEnd"/>
+      <w:r>
+        <w:rPr>
+          <w:sz w:val="20"/>
+        </w:rPr>
+        <w:t xml:space="preserve"> </w:t>
+      </w:r>
+      <w:proofErr w:type="spellStart"/>
+      <w:r>
+        <w:rPr>
+          <w:sz w:val="20"/>
+        </w:rPr>
+        <w:t>técnico</w:t>
+      </w:r>
+      <w:proofErr w:type="spellEnd"/>
+      <w:r>
+        <w:rPr>
+          <w:sz w:val="20"/>
+        </w:rPr>
+        <w:t xml:space="preserve"> y notarial</w:t>
+      </w:r>
+    </w:p>
+    <w:p>
+      <w:pPr>
+        <w:pStyle w:val="Ttulo2"/>
+      </w:pPr>
+      <w:r>
+        <w:rPr>
+          <w:color w:val="60202C"/>
+        </w:rPr>
+        <w:t>Subservicios (11)</w:t>
+      </w:r>
+    </w:p>
+    <w:p>
+      <w:pPr>
+        <w:spacing w:before="200"/>
+        <w:rPr>
+          <w:lang w:val="es-PE"/>
+        </w:rPr>
+      </w:pPr>
+      <w:r>
+        <w:rPr>
+          <w:b/>
+          <w:color w:val="B5844F"/>
+          <w:lang w:val="es-PE"/>
+        </w:rPr>
+        <w:t>[1.1</w:t>
       </w:r>
       <w:proofErr w:type="gramStart"/>
       <w:r>
         <w:rPr>
-          <w:lang w:val="es-PE"/>
-        </w:rPr>
-        <w:t>compra-venta</w:t>
+          <w:b/>
+          <w:color w:val="B5844F"/>
+          <w:lang w:val="es-PE"/>
+        </w:rPr>
+        <w:t xml:space="preserve">]  </w:t>
+      </w:r>
+      <w:r>
+        <w:rPr>
+          <w:b/>
+          <w:color w:val="60202C"/>
+          <w:lang w:val="es-PE"/>
+        </w:rPr>
+        <w:t>Diagnóstico</w:t>
       </w:r>
       <w:proofErr w:type="gramEnd"/>
       <w:r>
         <w:rPr>
-          <w:lang w:val="es-PE"/>
-        </w:rPr>
-        <w:t>, arrendamientos, regularización registral, subdivisión, prescripción y protección patrimonial.</w:t>
-      </w:r>
-    </w:p>
-    <w:p>
-      <w:pPr>
-        <w:pStyle w:val="Ttulo2"/>
-      </w:pPr>
-      <w:proofErr w:type="spellStart"/>
-      <w:r>
-        <w:rPr>
+          <w:b/>
           <w:color w:val="60202C"/>
-        </w:rPr>
-        <w:t>Beneficios</w:t>
-      </w:r>
-      <w:proofErr w:type="spellEnd"/>
-    </w:p>
-    <w:p>
-      <w:pPr>
-        <w:pStyle w:val="Listaconvietas"/>
-        <w:rPr>
-          <w:lang w:val="es-PE"/>
-        </w:rPr>
-      </w:pPr>
-      <w:r>
-        <w:rPr>
-          <w:sz w:val="20"/>
-          <w:lang w:val="es-PE"/>
-        </w:rPr>
-        <w:t>Seguridad jurídica en transacciones y títulos</w:t>
-      </w:r>
-    </w:p>
-    <w:p>
-      <w:pPr>
-        <w:pStyle w:val="Listaconvietas"/>
-        <w:rPr>
-          <w:lang w:val="es-PE"/>
-        </w:rPr>
-      </w:pPr>
-      <w:r>
-        <w:rPr>
-          <w:sz w:val="20"/>
-          <w:lang w:val="es-PE"/>
-        </w:rPr>
-        <w:t>Prevención y corrección de riesgos registrales</w:t>
-      </w:r>
-    </w:p>
-    <w:p>
-      <w:pPr>
-        <w:pStyle w:val="Listaconvietas"/>
-        <w:rPr>
-          <w:lang w:val="es-PE"/>
-        </w:rPr>
-      </w:pPr>
-      <w:r>
-        <w:rPr>
-          <w:sz w:val="20"/>
-          <w:lang w:val="es-PE"/>
-        </w:rPr>
-        <w:t>Protección frente a embargos y reclamaciones</w:t>
-      </w:r>
-    </w:p>
-    <w:p>
-      <w:pPr>
-        <w:pStyle w:val="Listaconvietas"/>
-      </w:pPr>
-      <w:proofErr w:type="spellStart"/>
-      <w:r>
-        <w:rPr>
-          <w:sz w:val="20"/>
-        </w:rPr>
-        <w:t>Acompañamiento</w:t>
-      </w:r>
-      <w:proofErr w:type="spellEnd"/>
-      <w:r>
-        <w:rPr>
-          <w:sz w:val="20"/>
-        </w:rPr>
-        <w:t xml:space="preserve"> </w:t>
-      </w:r>
-      <w:proofErr w:type="spellStart"/>
-      <w:r>
-        <w:rPr>
-          <w:sz w:val="20"/>
-        </w:rPr>
-        <w:t>técnico</w:t>
-      </w:r>
-      <w:proofErr w:type="spellEnd"/>
-      <w:r>
-        <w:rPr>
-          <w:sz w:val="20"/>
-        </w:rPr>
-        <w:t xml:space="preserve"> y notarial</w:t>
-      </w:r>
-    </w:p>
-    <w:p>
-      <w:pPr>
-        <w:pStyle w:val="Ttulo2"/>
-      </w:pPr>
-      <w:r>
-        <w:rPr>
-          <w:color w:val="60202C"/>
-        </w:rPr>
-        <w:t>Subservicios (11)</w:t>
-      </w:r>
-    </w:p>
-    <w:p>
-      <w:pPr>
-        <w:spacing w:before="200"/>
-        <w:rPr>
-          <w:lang w:val="es-PE"/>
-        </w:rPr>
-      </w:pPr>
-      <w:r>
-        <w:rPr>
-          <w:b/>
-          <w:color w:val="B5844F"/>
-          <w:lang w:val="es-PE"/>
-        </w:rPr>
-        <w:t>[1.1</w:t>
-      </w:r>
-      <w:proofErr w:type="gramStart"/>
-      <w:r>
-        <w:rPr>
-          <w:b/>
-          <w:color w:val="B5844F"/>
-          <w:lang w:val="es-PE"/>
-        </w:rPr>
-        <w:t xml:space="preserve">]  </w:t>
-      </w:r>
-      <w:r>
-        <w:rPr>
-          <w:b/>
-          <w:color w:val="60202C"/>
-          <w:lang w:val="es-PE"/>
-        </w:rPr>
-        <w:t>Diagnóstico</w:t>
-      </w:r>
-      <w:proofErr w:type="gramEnd"/>
-      <w:r>
-        <w:rPr>
-          <w:b/>
-          <w:color w:val="60202C"/>
           <w:lang w:val="es-PE"/>
         </w:rPr>
         <w:t xml:space="preserve"> físico-legal de predios y estudio de título</w:t>
@@ -1477,7 +1483,23 @@
           <w:sz w:val="20"/>
           <w:lang w:val="es-PE"/>
         </w:rPr>
-        <w:t>Evaluación física y documental para compra o alquiler (persona natural o jurídica).</w:t>
+        <w:t>Evaluación física y documental para compra</w:t>
+      </w:r>
+      <w:r>
+        <w:rPr>
+          <w:color w:val="555555"/>
+          <w:sz w:val="20"/>
+          <w:lang w:val="es-PE"/>
+        </w:rPr>
+        <w:t>, vender</w:t>
+      </w:r>
+      <w:r>
+        <w:rPr>
+          <w:color w:val="555555"/>
+          <w:sz w:val="20"/>
+          <w:lang w:val="es-PE"/>
+        </w:rPr>
+        <w:t xml:space="preserve"> o alquiler (persona natural o jurídica).</w:t>
       </w:r>
     </w:p>
     <w:p>
@@ -2001,7 +2023,39 @@
           <w:sz w:val="20"/>
           <w:lang w:val="es-PE"/>
         </w:rPr>
-        <w:t>Acción para adquirir la propiedad por posesión continua, pacífica y pública conforme al Código Civil peruano.</w:t>
+        <w:t>Acción para adquirir la propiedad por posesión continua, pacífica</w:t>
+      </w:r>
+      <w:r>
+        <w:rPr>
+          <w:color w:val="555555"/>
+          <w:sz w:val="20"/>
+          <w:lang w:val="es-PE"/>
+        </w:rPr>
+        <w:t xml:space="preserve">, </w:t>
+      </w:r>
+      <w:r>
+        <w:rPr>
+          <w:color w:val="555555"/>
+          <w:sz w:val="20"/>
+          <w:lang w:val="es-PE"/>
+        </w:rPr>
+        <w:t xml:space="preserve">pública </w:t>
+      </w:r>
+      <w:r>
+        <w:rPr>
+          <w:color w:val="555555"/>
+          <w:sz w:val="20"/>
+          <w:lang w:val="es-PE"/>
+        </w:rPr>
+        <w:t>y como propietario</w:t>
+      </w:r>
+      <w:r>
+        <w:rPr>
+          <w:color w:val="555555"/>
+          <w:sz w:val="20"/>
+          <w:lang w:val="es-PE"/>
+        </w:rPr>
+        <w:t xml:space="preserve">, mediante procedimiento notarial, administrativo o judicial. </w:t>
       </w:r>
     </w:p>
     <w:p>
@@ -2131,6 +2185,8 @@
       <w:pPr>
         <w:ind w:left="850"/>
         <w:rPr>
+          <w:color w:val="555555"/>
+          <w:sz w:val="18"/>
           <w:lang w:val="es-PE"/>
         </w:rPr>
       </w:pPr>
@@ -2162,6 +2218,454 @@
     </w:p>
     <w:p>
       <w:pPr>
+        <w:ind w:left="850"/>
+        <w:rPr>
+          <w:color w:val="555555"/>
+          <w:sz w:val="18"/>
+          <w:lang w:val="es-PE"/>
+        </w:rPr>
+      </w:pPr>
+      <w:r>
+        <w:rPr>
+          <w:color w:val="B5844F"/>
+          <w:sz w:val="20"/>
+          <w:lang w:val="es-PE"/>
+        </w:rPr>
+        <w:t xml:space="preserve">▸ </w:t>
+      </w:r>
+      <w:r>
+        <w:rPr>
+          <w:b/>
+          <w:sz w:val="20"/>
+          <w:highlight w:val="cyan"/>
+          <w:lang w:val="es-PE"/>
+        </w:rPr>
+        <w:t>Fideicomiso</w:t>
+      </w:r>
+    </w:p>
+    <w:p>
+      <w:pPr>
+        <w:ind w:left="850"/>
+        <w:rPr>
+          <w:color w:val="555555"/>
+          <w:sz w:val="18"/>
+          <w:lang w:val="es-PE"/>
+        </w:rPr>
+      </w:pPr>
+      <w:r>
+        <w:rPr>
+          <w:color w:val="555555"/>
+          <w:sz w:val="18"/>
+          <w:lang w:val="es-PE"/>
+        </w:rPr>
+        <w:t xml:space="preserve">Contrato, mediante el cual </w:t>
+      </w:r>
+      <w:proofErr w:type="spellStart"/>
+      <w:r>
+        <w:rPr>
+          <w:b/>
+          <w:bCs/>
+          <w:color w:val="555555"/>
+          <w:sz w:val="18"/>
+        </w:rPr>
+        <w:t>una</w:t>
+      </w:r>
+      <w:proofErr w:type="spellEnd"/>
+      <w:r>
+        <w:rPr>
+          <w:b/>
+          <w:bCs/>
+          <w:color w:val="555555"/>
+          <w:sz w:val="18"/>
+        </w:rPr>
+        <w:t xml:space="preserve"> persona (</w:t>
+      </w:r>
+      <w:proofErr w:type="spellStart"/>
+      <w:r>
+        <w:rPr>
+          <w:b/>
+          <w:bCs/>
+          <w:color w:val="555555"/>
+          <w:sz w:val="18"/>
+        </w:rPr>
+        <w:t>fideicomitente</w:t>
+      </w:r>
+      <w:proofErr w:type="spellEnd"/>
+      <w:r>
+        <w:rPr>
+          <w:b/>
+          <w:bCs/>
+          <w:color w:val="555555"/>
+          <w:sz w:val="18"/>
+        </w:rPr>
+        <w:t>)</w:t>
+      </w:r>
+      <w:r>
+        <w:rPr>
+          <w:color w:val="555555"/>
+          <w:sz w:val="18"/>
+        </w:rPr>
+        <w:t xml:space="preserve"> </w:t>
+      </w:r>
+      <w:proofErr w:type="spellStart"/>
+      <w:r>
+        <w:rPr>
+          <w:color w:val="555555"/>
+          <w:sz w:val="18"/>
+        </w:rPr>
+        <w:t>transfiere</w:t>
+      </w:r>
+      <w:proofErr w:type="spellEnd"/>
+      <w:r>
+        <w:rPr>
+          <w:color w:val="555555"/>
+          <w:sz w:val="18"/>
+        </w:rPr>
+        <w:t xml:space="preserve"> </w:t>
+      </w:r>
+      <w:proofErr w:type="spellStart"/>
+      <w:r>
+        <w:rPr>
+          <w:color w:val="555555"/>
+          <w:sz w:val="18"/>
+        </w:rPr>
+        <w:t>su</w:t>
+      </w:r>
+      <w:proofErr w:type="spellEnd"/>
+      <w:r>
+        <w:rPr>
+          <w:color w:val="555555"/>
+          <w:sz w:val="18"/>
+        </w:rPr>
+        <w:t xml:space="preserve"> </w:t>
+      </w:r>
+      <w:proofErr w:type="spellStart"/>
+      <w:r>
+        <w:rPr>
+          <w:b/>
+          <w:bCs/>
+          <w:color w:val="555555"/>
+          <w:sz w:val="18"/>
+        </w:rPr>
+        <w:t>propiedad</w:t>
+      </w:r>
+      <w:proofErr w:type="spellEnd"/>
+      <w:r>
+        <w:rPr>
+          <w:b/>
+          <w:bCs/>
+          <w:color w:val="555555"/>
+          <w:sz w:val="18"/>
+        </w:rPr>
+        <w:t xml:space="preserve"> </w:t>
+      </w:r>
+      <w:proofErr w:type="spellStart"/>
+      <w:r>
+        <w:rPr>
+          <w:b/>
+          <w:bCs/>
+          <w:color w:val="555555"/>
+          <w:sz w:val="18"/>
+        </w:rPr>
+        <w:t>otra</w:t>
+      </w:r>
+      <w:proofErr w:type="spellEnd"/>
+      <w:r>
+        <w:rPr>
+          <w:b/>
+          <w:bCs/>
+          <w:color w:val="555555"/>
+          <w:sz w:val="18"/>
+        </w:rPr>
+        <w:t xml:space="preserve"> persona (</w:t>
+      </w:r>
+      <w:proofErr w:type="spellStart"/>
+      <w:r>
+        <w:rPr>
+          <w:b/>
+          <w:bCs/>
+          <w:color w:val="555555"/>
+          <w:sz w:val="18"/>
+        </w:rPr>
+        <w:t>fiduciario</w:t>
+      </w:r>
+      <w:proofErr w:type="spellEnd"/>
+      <w:r>
+        <w:rPr>
+          <w:b/>
+          <w:bCs/>
+          <w:color w:val="555555"/>
+          <w:sz w:val="18"/>
+        </w:rPr>
+        <w:t>)</w:t>
+      </w:r>
+      <w:r>
+        <w:rPr>
+          <w:color w:val="555555"/>
+          <w:sz w:val="18"/>
+        </w:rPr>
+        <w:t xml:space="preserve"> para </w:t>
+      </w:r>
+      <w:proofErr w:type="spellStart"/>
+      <w:r>
+        <w:rPr>
+          <w:color w:val="555555"/>
+          <w:sz w:val="18"/>
+        </w:rPr>
+        <w:t>que</w:t>
+      </w:r>
+      <w:proofErr w:type="spellEnd"/>
+      <w:r>
+        <w:rPr>
+          <w:color w:val="555555"/>
+          <w:sz w:val="18"/>
+        </w:rPr>
+        <w:t xml:space="preserve"> </w:t>
+      </w:r>
+      <w:proofErr w:type="spellStart"/>
+      <w:r>
+        <w:rPr>
+          <w:color w:val="555555"/>
+          <w:sz w:val="18"/>
+        </w:rPr>
+        <w:t>los</w:t>
+      </w:r>
+      <w:proofErr w:type="spellEnd"/>
+      <w:r>
+        <w:rPr>
+          <w:color w:val="555555"/>
+          <w:sz w:val="18"/>
+        </w:rPr>
+        <w:t xml:space="preserve"> </w:t>
+      </w:r>
+      <w:proofErr w:type="spellStart"/>
+      <w:r>
+        <w:rPr>
+          <w:color w:val="555555"/>
+          <w:sz w:val="18"/>
+        </w:rPr>
+        <w:t>administre</w:t>
+      </w:r>
+      <w:proofErr w:type="spellEnd"/>
+      <w:r>
+        <w:rPr>
+          <w:color w:val="555555"/>
+          <w:sz w:val="18"/>
+        </w:rPr>
+        <w:t xml:space="preserve"> o </w:t>
+      </w:r>
+      <w:proofErr w:type="spellStart"/>
+      <w:r>
+        <w:rPr>
+          <w:color w:val="555555"/>
+          <w:sz w:val="18"/>
+        </w:rPr>
+        <w:t>disponga</w:t>
+      </w:r>
+      <w:proofErr w:type="spellEnd"/>
+      <w:r>
+        <w:rPr>
+          <w:color w:val="555555"/>
+          <w:sz w:val="18"/>
+        </w:rPr>
+        <w:t xml:space="preserve"> de </w:t>
+      </w:r>
+      <w:proofErr w:type="spellStart"/>
+      <w:r>
+        <w:rPr>
+          <w:color w:val="555555"/>
+          <w:sz w:val="18"/>
+        </w:rPr>
+        <w:t>ellos</w:t>
+      </w:r>
+      <w:proofErr w:type="spellEnd"/>
+      <w:r>
+        <w:rPr>
+          <w:color w:val="555555"/>
+          <w:sz w:val="18"/>
+        </w:rPr>
+        <w:t xml:space="preserve"> </w:t>
+      </w:r>
+      <w:proofErr w:type="spellStart"/>
+      <w:r>
+        <w:rPr>
+          <w:b/>
+          <w:bCs/>
+          <w:color w:val="555555"/>
+          <w:sz w:val="18"/>
+        </w:rPr>
+        <w:t>en</w:t>
+      </w:r>
+      <w:proofErr w:type="spellEnd"/>
+      <w:r>
+        <w:rPr>
+          <w:b/>
+          <w:bCs/>
+          <w:color w:val="555555"/>
+          <w:sz w:val="18"/>
+        </w:rPr>
+        <w:t xml:space="preserve"> </w:t>
+      </w:r>
+      <w:proofErr w:type="spellStart"/>
+      <w:r>
+        <w:rPr>
+          <w:b/>
+          <w:bCs/>
+          <w:color w:val="555555"/>
+          <w:sz w:val="18"/>
+        </w:rPr>
+        <w:t>beneficio</w:t>
+      </w:r>
+      <w:proofErr w:type="spellEnd"/>
+      <w:r>
+        <w:rPr>
+          <w:b/>
+          <w:bCs/>
+          <w:color w:val="555555"/>
+          <w:sz w:val="18"/>
+        </w:rPr>
+        <w:t xml:space="preserve"> de un </w:t>
+      </w:r>
+      <w:proofErr w:type="spellStart"/>
+      <w:r>
+        <w:rPr>
+          <w:b/>
+          <w:bCs/>
+          <w:color w:val="555555"/>
+          <w:sz w:val="18"/>
+        </w:rPr>
+        <w:t>tercero</w:t>
+      </w:r>
+      <w:proofErr w:type="spellEnd"/>
+      <w:r>
+        <w:rPr>
+          <w:b/>
+          <w:bCs/>
+          <w:color w:val="555555"/>
+          <w:sz w:val="18"/>
+        </w:rPr>
+        <w:t xml:space="preserve"> (</w:t>
+      </w:r>
+      <w:proofErr w:type="spellStart"/>
+      <w:r>
+        <w:rPr>
+          <w:b/>
+          <w:bCs/>
+          <w:color w:val="555555"/>
+          <w:sz w:val="18"/>
+        </w:rPr>
+        <w:t>fideicomisario</w:t>
+      </w:r>
+      <w:proofErr w:type="spellEnd"/>
+      <w:r>
+        <w:rPr>
+          <w:b/>
+          <w:bCs/>
+          <w:color w:val="555555"/>
+          <w:sz w:val="18"/>
+        </w:rPr>
+        <w:t>)</w:t>
+      </w:r>
+      <w:r>
+        <w:rPr>
+          <w:color w:val="555555"/>
+          <w:sz w:val="18"/>
+        </w:rPr>
+        <w:t xml:space="preserve"> o para </w:t>
+      </w:r>
+      <w:proofErr w:type="spellStart"/>
+      <w:r>
+        <w:rPr>
+          <w:color w:val="555555"/>
+          <w:sz w:val="18"/>
+        </w:rPr>
+        <w:t>cumplir</w:t>
+      </w:r>
+      <w:proofErr w:type="spellEnd"/>
+      <w:r>
+        <w:rPr>
+          <w:color w:val="555555"/>
+          <w:sz w:val="18"/>
+        </w:rPr>
+        <w:t xml:space="preserve"> </w:t>
+      </w:r>
+      <w:proofErr w:type="spellStart"/>
+      <w:r>
+        <w:rPr>
+          <w:color w:val="555555"/>
+          <w:sz w:val="18"/>
+        </w:rPr>
+        <w:t>una</w:t>
+      </w:r>
+      <w:proofErr w:type="spellEnd"/>
+      <w:r>
+        <w:rPr>
+          <w:color w:val="555555"/>
+          <w:sz w:val="18"/>
+        </w:rPr>
+        <w:t xml:space="preserve"> </w:t>
+      </w:r>
+      <w:proofErr w:type="spellStart"/>
+      <w:r>
+        <w:rPr>
+          <w:b/>
+          <w:bCs/>
+          <w:color w:val="555555"/>
+          <w:sz w:val="18"/>
+        </w:rPr>
+        <w:t>finalidad</w:t>
+      </w:r>
+      <w:proofErr w:type="spellEnd"/>
+      <w:r>
+        <w:rPr>
+          <w:b/>
+          <w:bCs/>
+          <w:color w:val="555555"/>
+          <w:sz w:val="18"/>
+        </w:rPr>
+        <w:t xml:space="preserve"> </w:t>
+      </w:r>
+      <w:proofErr w:type="spellStart"/>
+      <w:r>
+        <w:rPr>
+          <w:b/>
+          <w:bCs/>
+          <w:color w:val="555555"/>
+          <w:sz w:val="18"/>
+        </w:rPr>
+        <w:t>específica</w:t>
+      </w:r>
+      <w:proofErr w:type="spellEnd"/>
+      <w:r>
+        <w:rPr>
+          <w:b/>
+          <w:bCs/>
+          <w:color w:val="555555"/>
+          <w:sz w:val="18"/>
+        </w:rPr>
+        <w:t xml:space="preserve"> y </w:t>
+      </w:r>
+      <w:proofErr w:type="spellStart"/>
+      <w:r>
+        <w:rPr>
+          <w:b/>
+          <w:bCs/>
+          <w:color w:val="555555"/>
+          <w:sz w:val="18"/>
+        </w:rPr>
+        <w:t>lícita</w:t>
+      </w:r>
+      <w:proofErr w:type="spellEnd"/>
+      <w:r>
+        <w:rPr>
+          <w:color w:val="555555"/>
+          <w:sz w:val="18"/>
+        </w:rPr>
+        <w:t>.</w:t>
+      </w:r>
+    </w:p>
+    <w:p>
+      <w:pPr>
         <w:pStyle w:val="Ttulo2"/>
         <w:rPr>
           <w:lang w:val="es-PE"/>
@@ -2366,6 +2870,7 @@
           <w:sz w:val="20"/>
           <w:lang w:val="es-PE"/>
         </w:rPr>
+        <w:lastRenderedPageBreak/>
         <w:t>Proceso ágil para recuperación del bien</w:t>
       </w:r>
     </w:p>
@@ -2419,24 +2924,1161 @@
         <w:rPr>
           <w:color w:val="60202C"/>
         </w:rPr>
+        <w:t>Subservicios (6)</w:t>
+      </w:r>
+    </w:p>
+    <w:p>
+      <w:pPr>
+        <w:spacing w:before="200"/>
+        <w:rPr>
+          <w:lang w:val="es-PE"/>
+        </w:rPr>
+      </w:pPr>
+      <w:r>
+        <w:rPr>
+          <w:b/>
+          <w:color w:val="B5844F"/>
+          <w:lang w:val="es-PE"/>
+        </w:rPr>
+        <w:t>[2.1</w:t>
+      </w:r>
+      <w:proofErr w:type="gramStart"/>
+      <w:r>
+        <w:rPr>
+          <w:b/>
+          <w:color w:val="B5844F"/>
+          <w:lang w:val="es-PE"/>
+        </w:rPr>
+        <w:t xml:space="preserve">]  </w:t>
+      </w:r>
+      <w:r>
+        <w:rPr>
+          <w:b/>
+          <w:color w:val="60202C"/>
+          <w:lang w:val="es-PE"/>
+        </w:rPr>
+        <w:t>Filtro</w:t>
+      </w:r>
+      <w:proofErr w:type="gramEnd"/>
+      <w:r>
+        <w:rPr>
+          <w:b/>
+          <w:color w:val="60202C"/>
+          <w:lang w:val="es-PE"/>
+        </w:rPr>
+        <w:t xml:space="preserve"> de inquilino (Infocorp, antecedentes, procesos)</w:t>
+      </w:r>
+    </w:p>
+    <w:p>
+      <w:pPr>
+        <w:rPr>
+          <w:lang w:val="es-PE"/>
+        </w:rPr>
+      </w:pPr>
+      <w:r>
+        <w:rPr>
+          <w:color w:val="555555"/>
+          <w:sz w:val="20"/>
+          <w:lang w:val="es-PE"/>
+        </w:rPr>
+        <w:t xml:space="preserve">Validación previa </w:t>
+      </w:r>
+      <w:r>
+        <w:rPr>
+          <w:color w:val="555555"/>
+          <w:sz w:val="20"/>
+          <w:lang w:val="es-PE"/>
+        </w:rPr>
+        <w:t>a</w:t>
+      </w:r>
+      <w:r>
+        <w:rPr>
+          <w:color w:val="555555"/>
+          <w:sz w:val="20"/>
+          <w:lang w:val="es-PE"/>
+        </w:rPr>
+        <w:t>l arrendatario para reducir riesgos.</w:t>
+      </w:r>
+    </w:p>
+    <w:p>
+      <w:pPr>
+        <w:spacing w:before="200"/>
+        <w:rPr>
+          <w:lang w:val="es-PE"/>
+        </w:rPr>
+      </w:pPr>
+      <w:r>
+        <w:rPr>
+          <w:b/>
+          <w:color w:val="B5844F"/>
+          <w:lang w:val="es-PE"/>
+        </w:rPr>
+        <w:t>[2.2</w:t>
+      </w:r>
+      <w:proofErr w:type="gramStart"/>
+      <w:r>
+        <w:rPr>
+          <w:b/>
+          <w:color w:val="B5844F"/>
+          <w:lang w:val="es-PE"/>
+        </w:rPr>
+        <w:t xml:space="preserve">]  </w:t>
+      </w:r>
+      <w:r>
+        <w:rPr>
+          <w:b/>
+          <w:color w:val="60202C"/>
+          <w:lang w:val="es-PE"/>
+        </w:rPr>
+        <w:t>Elaboración</w:t>
+      </w:r>
+      <w:proofErr w:type="gramEnd"/>
+      <w:r>
+        <w:rPr>
+          <w:b/>
+          <w:color w:val="60202C"/>
+          <w:lang w:val="es-PE"/>
+        </w:rPr>
+        <w:t xml:space="preserve"> de contrato de arrendamiento</w:t>
+      </w:r>
+    </w:p>
+    <w:p>
+      <w:pPr>
+        <w:rPr>
+          <w:lang w:val="es-PE"/>
+        </w:rPr>
+      </w:pPr>
+      <w:r>
+        <w:rPr>
+          <w:color w:val="555555"/>
+          <w:sz w:val="20"/>
+          <w:lang w:val="es-PE"/>
+        </w:rPr>
+        <w:t>Contrato a medida con cláusulas de protección (allanamiento futuro, garantías, notarial si corresponde).</w:t>
+      </w:r>
+    </w:p>
+    <w:p>
+      <w:pPr>
+        <w:spacing w:before="200"/>
+        <w:rPr>
+          <w:lang w:val="es-PE"/>
+        </w:rPr>
+      </w:pPr>
+      <w:r>
+        <w:rPr>
+          <w:b/>
+          <w:color w:val="B5844F"/>
+          <w:lang w:val="es-PE"/>
+        </w:rPr>
+        <w:t>[2.3</w:t>
+      </w:r>
+      <w:proofErr w:type="gramStart"/>
+      <w:r>
+        <w:rPr>
+          <w:b/>
+          <w:color w:val="B5844F"/>
+          <w:lang w:val="es-PE"/>
+        </w:rPr>
+        <w:t xml:space="preserve">]  </w:t>
+      </w:r>
+      <w:r>
+        <w:rPr>
+          <w:b/>
+          <w:color w:val="60202C"/>
+          <w:lang w:val="es-PE"/>
+        </w:rPr>
+        <w:t>Recuperación</w:t>
+      </w:r>
+      <w:proofErr w:type="gramEnd"/>
+      <w:r>
+        <w:rPr>
+          <w:b/>
+          <w:color w:val="60202C"/>
+          <w:lang w:val="es-PE"/>
+        </w:rPr>
+        <w:t xml:space="preserve"> extrajudicial del inmueble</w:t>
+      </w:r>
+    </w:p>
+    <w:p>
+      <w:pPr>
+        <w:rPr>
+          <w:lang w:val="es-PE"/>
+        </w:rPr>
+      </w:pPr>
+      <w:r>
+        <w:rPr>
+          <w:color w:val="555555"/>
+          <w:sz w:val="20"/>
+          <w:lang w:val="es-PE"/>
+        </w:rPr>
+        <w:t>Gestión de entrega y desocupación mediante gestiones extrajudiciales.</w:t>
+      </w:r>
+    </w:p>
+    <w:p>
+      <w:pPr>
+        <w:spacing w:before="200"/>
+        <w:rPr>
+          <w:lang w:val="es-PE"/>
+        </w:rPr>
+      </w:pPr>
+      <w:r>
+        <w:rPr>
+          <w:b/>
+          <w:color w:val="B5844F"/>
+          <w:lang w:val="es-PE"/>
+        </w:rPr>
+        <w:t>[2.4</w:t>
+      </w:r>
+      <w:proofErr w:type="gramStart"/>
+      <w:r>
+        <w:rPr>
+          <w:b/>
+          <w:color w:val="B5844F"/>
+          <w:lang w:val="es-PE"/>
+        </w:rPr>
+        <w:t xml:space="preserve">]  </w:t>
+      </w:r>
+      <w:r>
+        <w:rPr>
+          <w:b/>
+          <w:color w:val="60202C"/>
+          <w:lang w:val="es-PE"/>
+        </w:rPr>
+        <w:t>Recuperación</w:t>
+      </w:r>
+      <w:proofErr w:type="gramEnd"/>
+      <w:r>
+        <w:rPr>
+          <w:b/>
+          <w:color w:val="60202C"/>
+          <w:lang w:val="es-PE"/>
+        </w:rPr>
+        <w:t xml:space="preserve"> judicial y cobranza de rentas</w:t>
+      </w:r>
+    </w:p>
+    <w:p>
+      <w:pPr>
+        <w:rPr>
+          <w:lang w:val="es-PE"/>
+        </w:rPr>
+      </w:pPr>
+      <w:r>
+        <w:rPr>
+          <w:color w:val="555555"/>
+          <w:sz w:val="20"/>
+          <w:lang w:val="es-PE"/>
+        </w:rPr>
+        <w:t>Acciones judiciales para recuperar inmueble y cobrar rentas y servicios adeudados.</w:t>
+      </w:r>
+    </w:p>
+    <w:p>
+      <w:pPr>
+        <w:spacing w:before="200"/>
+        <w:rPr>
+          <w:lang w:val="es-PE"/>
+        </w:rPr>
+      </w:pPr>
+      <w:r>
+        <w:rPr>
+          <w:b/>
+          <w:color w:val="B5844F"/>
+          <w:lang w:val="es-PE"/>
+        </w:rPr>
+        <w:t>[2.5</w:t>
+      </w:r>
+      <w:proofErr w:type="gramStart"/>
+      <w:r>
+        <w:rPr>
+          <w:b/>
+          <w:color w:val="B5844F"/>
+          <w:lang w:val="es-PE"/>
+        </w:rPr>
+        <w:t xml:space="preserve">]  </w:t>
+      </w:r>
+      <w:r>
+        <w:rPr>
+          <w:b/>
+          <w:color w:val="60202C"/>
+          <w:lang w:val="es-PE"/>
+        </w:rPr>
+        <w:t>Cobertura</w:t>
+      </w:r>
+      <w:proofErr w:type="gramEnd"/>
+      <w:r>
+        <w:rPr>
+          <w:b/>
+          <w:color w:val="60202C"/>
+          <w:lang w:val="es-PE"/>
+        </w:rPr>
+        <w:t xml:space="preserve"> frente a la Ley de Extinción de Dominio</w:t>
+      </w:r>
+    </w:p>
+    <w:p>
+      <w:pPr>
+        <w:rPr>
+          <w:lang w:val="es-PE"/>
+        </w:rPr>
+      </w:pPr>
+      <w:r>
+        <w:rPr>
+          <w:color w:val="555555"/>
+          <w:sz w:val="20"/>
+          <w:lang w:val="es-PE"/>
+        </w:rPr>
+        <w:t>Defensa y medidas preventivas para evitar aseguramiento por riesgo de delitos vinculados al inmueble.</w:t>
+      </w:r>
+    </w:p>
+    <w:p>
+      <w:pPr>
+        <w:spacing w:before="200"/>
+        <w:rPr>
+          <w:lang w:val="es-PE"/>
+        </w:rPr>
+      </w:pPr>
+      <w:r>
+        <w:rPr>
+          <w:b/>
+          <w:color w:val="B5844F"/>
+          <w:lang w:val="es-PE"/>
+        </w:rPr>
+        <w:t>[2.6</w:t>
+      </w:r>
+      <w:proofErr w:type="gramStart"/>
+      <w:r>
+        <w:rPr>
+          <w:b/>
+          <w:color w:val="B5844F"/>
+          <w:lang w:val="es-PE"/>
+        </w:rPr>
+        <w:t xml:space="preserve">]  </w:t>
+      </w:r>
+      <w:r>
+        <w:rPr>
+          <w:b/>
+          <w:color w:val="60202C"/>
+          <w:lang w:val="es-PE"/>
+        </w:rPr>
+        <w:t>Protección</w:t>
+      </w:r>
+      <w:proofErr w:type="gramEnd"/>
+      <w:r>
+        <w:rPr>
+          <w:b/>
+          <w:color w:val="60202C"/>
+          <w:lang w:val="es-PE"/>
+        </w:rPr>
+        <w:t xml:space="preserve"> anual (planes: básica, total, global)</w:t>
+      </w:r>
+    </w:p>
+    <w:p>
+      <w:pPr>
+        <w:rPr>
+          <w:lang w:val="es-PE"/>
+        </w:rPr>
+      </w:pPr>
+      <w:r>
+        <w:rPr>
+          <w:color w:val="555555"/>
+          <w:sz w:val="20"/>
+          <w:lang w:val="es-PE"/>
+        </w:rPr>
+        <w:t>Planes con niveles de cobertura: básica (recuperación), total (filtro + cobranza) y global (incluye cobertura extinción de dominio).</w:t>
+      </w:r>
+    </w:p>
+    <w:p>
+      <w:pPr>
+        <w:pStyle w:val="Ttulo2"/>
+        <w:rPr>
+          <w:lang w:val="es-PE"/>
+        </w:rPr>
+      </w:pPr>
+      <w:r>
+        <w:rPr>
+          <w:color w:val="60202C"/>
+          <w:lang w:val="es-PE"/>
+        </w:rPr>
+        <w:t>Preguntas Frecuentes (2)</w:t>
+      </w:r>
+    </w:p>
+    <w:p>
+      <w:pPr>
+        <w:spacing w:before="160"/>
+        <w:rPr>
+          <w:lang w:val="es-PE"/>
+        </w:rPr>
+      </w:pPr>
+      <w:r>
+        <w:rPr>
+          <w:b/>
+          <w:color w:val="60202C"/>
+          <w:lang w:val="es-PE"/>
+        </w:rPr>
+        <w:t>P1: ¿Qué cubre la modalidad 'global'?</w:t>
+      </w:r>
+    </w:p>
+    <w:p>
+      <w:pPr>
+        <w:ind w:left="283"/>
+        <w:rPr>
+          <w:lang w:val="es-PE"/>
+        </w:rPr>
+      </w:pPr>
+      <w:r>
+        <w:rPr>
+          <w:color w:val="555555"/>
+          <w:sz w:val="20"/>
+          <w:lang w:val="es-PE"/>
+        </w:rPr>
+        <w:t>Incluye protección contra extinción de dominio y cobertura anual completa según plan contratado.</w:t>
+      </w:r>
+    </w:p>
+    <w:p>
+      <w:pPr>
+        <w:spacing w:before="160"/>
+        <w:rPr>
+          <w:lang w:val="es-PE"/>
+        </w:rPr>
+      </w:pPr>
+      <w:r>
+        <w:rPr>
+          <w:b/>
+          <w:color w:val="60202C"/>
+          <w:lang w:val="es-PE"/>
+        </w:rPr>
+        <w:t>P2: ¿Qué documentación se requiere para iniciar recuperación?</w:t>
+      </w:r>
+    </w:p>
+    <w:p>
+      <w:pPr>
+        <w:ind w:left="283"/>
+        <w:rPr>
+          <w:lang w:val="es-PE"/>
+        </w:rPr>
+      </w:pPr>
+      <w:r>
+        <w:rPr>
+          <w:color w:val="555555"/>
+          <w:sz w:val="20"/>
+          <w:lang w:val="es-PE"/>
+        </w:rPr>
+        <w:t>Contrato, documentos del inquilino, comprobantes de pago y pruebas de incumplimiento.</w:t>
+      </w:r>
+    </w:p>
+    <w:p>
+      <w:pPr>
+        <w:pStyle w:val="Ttulo1"/>
+        <w:rPr>
+          <w:lang w:val="es-PE"/>
+        </w:rPr>
+      </w:pPr>
+      <w:r>
+        <w:rPr>
+          <w:color w:val="60202C"/>
+          <w:lang w:val="es-PE"/>
+        </w:rPr>
+        <w:t>3. Tributación Inmobiliaria</w:t>
+      </w:r>
+    </w:p>
+    <w:p>
+      <w:pPr>
+        <w:rPr>
+          <w:lang w:val="es-PE"/>
+        </w:rPr>
+      </w:pPr>
+      <w:r>
+        <w:rPr>
+          <w:color w:val="555555"/>
+          <w:sz w:val="20"/>
+          <w:lang w:val="es-PE"/>
+        </w:rPr>
+        <w:t xml:space="preserve">Categoría: </w:t>
+      </w:r>
+      <w:r>
+        <w:rPr>
+          <w:b/>
+          <w:color w:val="B5844F"/>
+          <w:lang w:val="es-PE"/>
+        </w:rPr>
+        <w:t>Inmobiliario y Patrimonio</w:t>
+      </w:r>
+    </w:p>
+    <w:p>
+      <w:pPr>
+        <w:rPr>
+          <w:lang w:val="es-PE"/>
+        </w:rPr>
+      </w:pPr>
+      <w:r>
+        <w:rPr>
+          <w:color w:val="555555"/>
+          <w:sz w:val="18"/>
+          <w:lang w:val="es-PE"/>
+        </w:rPr>
+        <w:t xml:space="preserve">URL: </w:t>
+      </w:r>
+      <w:r>
+        <w:rPr>
+          <w:i/>
+          <w:color w:val="555555"/>
+          <w:sz w:val="18"/>
+          <w:lang w:val="es-PE"/>
+        </w:rPr>
+        <w:t>/servicios/</w:t>
+      </w:r>
+      <w:proofErr w:type="spellStart"/>
+      <w:r>
+        <w:rPr>
+          <w:i/>
+          <w:color w:val="555555"/>
+          <w:sz w:val="18"/>
+          <w:lang w:val="es-PE"/>
+        </w:rPr>
+        <w:t>tributacion</w:t>
+      </w:r>
+      <w:proofErr w:type="spellEnd"/>
+      <w:r>
+        <w:rPr>
+          <w:i/>
+          <w:color w:val="555555"/>
+          <w:sz w:val="18"/>
+          <w:lang w:val="es-PE"/>
+        </w:rPr>
+        <w:t>-inmobiliaria</w:t>
+      </w:r>
+    </w:p>
+    <w:p>
+      <w:pPr>
+        <w:pStyle w:val="Ttulo2"/>
+        <w:rPr>
+          <w:lang w:val="es-PE"/>
+        </w:rPr>
+      </w:pPr>
+      <w:r>
+        <w:rPr>
+          <w:color w:val="60202C"/>
+          <w:lang w:val="es-PE"/>
+        </w:rPr>
+        <w:t>Descripción</w:t>
+      </w:r>
+    </w:p>
+    <w:p>
+      <w:pPr>
+        <w:spacing w:after="120"/>
+        <w:rPr>
+          <w:lang w:val="es-PE"/>
+        </w:rPr>
+      </w:pPr>
+      <w:r>
+        <w:rPr>
+          <w:lang w:val="es-PE"/>
+        </w:rPr>
+        <w:t>Consultoría tributaria para personas naturales y empresas en operaciones de compra-venta, alquileres y explotación inmobiliaria.</w:t>
+      </w:r>
+    </w:p>
+    <w:p>
+      <w:pPr>
+        <w:pStyle w:val="Ttulo2"/>
+      </w:pPr>
+      <w:proofErr w:type="spellStart"/>
+      <w:r>
+        <w:rPr>
+          <w:color w:val="60202C"/>
+        </w:rPr>
         <w:lastRenderedPageBreak/>
+        <w:t>Beneficios</w:t>
+      </w:r>
+      <w:proofErr w:type="spellEnd"/>
+    </w:p>
+    <w:p>
+      <w:pPr>
+        <w:pStyle w:val="Listaconvietas"/>
+      </w:pPr>
+      <w:r>
+        <w:rPr>
+          <w:sz w:val="20"/>
+        </w:rPr>
+        <w:t>Cumplimiento ante SUNAT</w:t>
+      </w:r>
+    </w:p>
+    <w:p>
+      <w:pPr>
+        <w:pStyle w:val="Listaconvietas"/>
+      </w:pPr>
+      <w:r>
+        <w:rPr>
+          <w:sz w:val="20"/>
+        </w:rPr>
+        <w:t>Optimización fiscal conforme a normativa</w:t>
+      </w:r>
+    </w:p>
+    <w:p>
+      <w:pPr>
+        <w:pStyle w:val="Listaconvietas"/>
+      </w:pPr>
+      <w:r>
+        <w:rPr>
+          <w:sz w:val="20"/>
+        </w:rPr>
+        <w:t xml:space="preserve">Evita </w:t>
+      </w:r>
+      <w:proofErr w:type="spellStart"/>
+      <w:r>
+        <w:rPr>
+          <w:sz w:val="20"/>
+        </w:rPr>
+        <w:t>sanciones</w:t>
+      </w:r>
+      <w:proofErr w:type="spellEnd"/>
+      <w:r>
+        <w:rPr>
+          <w:sz w:val="20"/>
+        </w:rPr>
+        <w:t xml:space="preserve"> </w:t>
+      </w:r>
+      <w:r>
+        <w:rPr>
+          <w:sz w:val="20"/>
+        </w:rPr>
+        <w:t xml:space="preserve">tributaries y </w:t>
+      </w:r>
+      <w:proofErr w:type="spellStart"/>
+      <w:r>
+        <w:rPr>
+          <w:sz w:val="20"/>
+          <w:highlight w:val="cyan"/>
+        </w:rPr>
+        <w:t>pagar</w:t>
+      </w:r>
+      <w:proofErr w:type="spellEnd"/>
+      <w:r>
+        <w:rPr>
+          <w:sz w:val="20"/>
+          <w:highlight w:val="cyan"/>
+        </w:rPr>
+        <w:t xml:space="preserve"> de mas.</w:t>
+      </w:r>
+    </w:p>
+    <w:p>
+      <w:pPr>
+        <w:pStyle w:val="Listaconvietas"/>
+        <w:rPr>
+          <w:lang w:val="es-PE"/>
+        </w:rPr>
+      </w:pPr>
+      <w:r>
+        <w:rPr>
+          <w:sz w:val="20"/>
+          <w:lang w:val="es-PE"/>
+        </w:rPr>
+        <w:t>Asesoría adaptada al tipo de contribuyente</w:t>
+      </w:r>
+    </w:p>
+    <w:p>
+      <w:pPr>
+        <w:pStyle w:val="Ttulo2"/>
+        <w:rPr>
+          <w:lang w:val="es-PE"/>
+        </w:rPr>
+      </w:pPr>
+      <w:proofErr w:type="spellStart"/>
+      <w:r>
+        <w:rPr>
+          <w:color w:val="60202C"/>
+          <w:lang w:val="es-PE"/>
+        </w:rPr>
+        <w:t>Subservicios</w:t>
+      </w:r>
+      <w:proofErr w:type="spellEnd"/>
+      <w:r>
+        <w:rPr>
+          <w:color w:val="60202C"/>
+          <w:lang w:val="es-PE"/>
+        </w:rPr>
+        <w:t xml:space="preserve"> (2)</w:t>
+      </w:r>
+    </w:p>
+    <w:p>
+      <w:pPr>
+        <w:spacing w:before="200"/>
+        <w:rPr>
+          <w:lang w:val="es-PE"/>
+        </w:rPr>
+      </w:pPr>
+      <w:r>
+        <w:rPr>
+          <w:b/>
+          <w:color w:val="B5844F"/>
+          <w:lang w:val="es-PE"/>
+        </w:rPr>
+        <w:t>[3.1</w:t>
+      </w:r>
+      <w:proofErr w:type="gramStart"/>
+      <w:r>
+        <w:rPr>
+          <w:b/>
+          <w:color w:val="B5844F"/>
+          <w:lang w:val="es-PE"/>
+        </w:rPr>
+        <w:t xml:space="preserve">]  </w:t>
+      </w:r>
+      <w:r>
+        <w:rPr>
+          <w:b/>
+          <w:color w:val="60202C"/>
+          <w:lang w:val="es-PE"/>
+        </w:rPr>
+        <w:t>Tributación</w:t>
+      </w:r>
+      <w:proofErr w:type="gramEnd"/>
+      <w:r>
+        <w:rPr>
+          <w:b/>
+          <w:color w:val="60202C"/>
+          <w:lang w:val="es-PE"/>
+        </w:rPr>
+        <w:t xml:space="preserve"> para persona natural</w:t>
+      </w:r>
+    </w:p>
+    <w:p>
+      <w:pPr>
+        <w:rPr>
+          <w:lang w:val="es-PE"/>
+        </w:rPr>
+      </w:pPr>
+      <w:r>
+        <w:rPr>
+          <w:color w:val="555555"/>
+          <w:sz w:val="20"/>
+          <w:lang w:val="es-PE"/>
+        </w:rPr>
+        <w:t>Análisis de obligaciones, declaración de rentas, IGV (cuando corresponda) y tratamiento de rentas de alquiler.</w:t>
+      </w:r>
+    </w:p>
+    <w:p>
+      <w:pPr>
+        <w:spacing w:before="200"/>
+        <w:rPr>
+          <w:lang w:val="es-PE"/>
+        </w:rPr>
+      </w:pPr>
+      <w:r>
+        <w:rPr>
+          <w:b/>
+          <w:color w:val="B5844F"/>
+          <w:lang w:val="es-PE"/>
+        </w:rPr>
+        <w:t>[3.2</w:t>
+      </w:r>
+      <w:proofErr w:type="gramStart"/>
+      <w:r>
+        <w:rPr>
+          <w:b/>
+          <w:color w:val="B5844F"/>
+          <w:lang w:val="es-PE"/>
+        </w:rPr>
+        <w:t xml:space="preserve">]  </w:t>
+      </w:r>
+      <w:r>
+        <w:rPr>
+          <w:b/>
+          <w:color w:val="60202C"/>
+          <w:lang w:val="es-PE"/>
+        </w:rPr>
+        <w:t>Tributación</w:t>
+      </w:r>
+      <w:proofErr w:type="gramEnd"/>
+      <w:r>
+        <w:rPr>
+          <w:b/>
+          <w:color w:val="60202C"/>
+          <w:lang w:val="es-PE"/>
+        </w:rPr>
+        <w:t xml:space="preserve"> para empresa</w:t>
+      </w:r>
+    </w:p>
+    <w:p>
+      <w:pPr>
+        <w:rPr>
+          <w:lang w:val="es-PE"/>
+        </w:rPr>
+      </w:pPr>
+      <w:r>
+        <w:rPr>
+          <w:color w:val="555555"/>
+          <w:sz w:val="20"/>
+          <w:lang w:val="es-PE"/>
+        </w:rPr>
+        <w:t>Estructuración fiscal de operaciones inmobiliarias, tratamientos de rentas, plusvalías y obligaciones formales ante SUNAT.</w:t>
+      </w:r>
+    </w:p>
+    <w:p>
+      <w:pPr>
+        <w:pStyle w:val="Ttulo2"/>
+        <w:rPr>
+          <w:lang w:val="es-PE"/>
+        </w:rPr>
+      </w:pPr>
+      <w:r>
+        <w:rPr>
+          <w:color w:val="60202C"/>
+          <w:lang w:val="es-PE"/>
+        </w:rPr>
+        <w:t>Preguntas Frecuentes (2)</w:t>
+      </w:r>
+    </w:p>
+    <w:p>
+      <w:pPr>
+        <w:spacing w:before="160"/>
+        <w:rPr>
+          <w:lang w:val="es-PE"/>
+        </w:rPr>
+      </w:pPr>
+      <w:r>
+        <w:rPr>
+          <w:b/>
+          <w:color w:val="60202C"/>
+          <w:lang w:val="es-PE"/>
+        </w:rPr>
+        <w:t>P1: ¿Se paga IGV al vender un inmueble?</w:t>
+      </w:r>
+    </w:p>
+    <w:p>
+      <w:pPr>
+        <w:ind w:left="283"/>
+        <w:rPr>
+          <w:lang w:val="es-PE"/>
+        </w:rPr>
+      </w:pPr>
+      <w:r>
+        <w:rPr>
+          <w:color w:val="555555"/>
+          <w:sz w:val="20"/>
+          <w:lang w:val="es-PE"/>
+        </w:rPr>
+        <w:t>Depende del tipo de operación; algunas ventas en ciertos supuestos pueden estar gravadas con IGV; se debe analizar cada caso.</w:t>
+      </w:r>
+    </w:p>
+    <w:p>
+      <w:pPr>
+        <w:spacing w:before="160"/>
+        <w:rPr>
+          <w:lang w:val="es-PE"/>
+        </w:rPr>
+      </w:pPr>
+      <w:r>
+        <w:rPr>
+          <w:b/>
+          <w:color w:val="60202C"/>
+          <w:lang w:val="es-PE"/>
+        </w:rPr>
+        <w:t>P2: ¿Cómo se tributa la renta por alquiler?</w:t>
+      </w:r>
+    </w:p>
+    <w:p>
+      <w:pPr>
+        <w:ind w:left="283"/>
+        <w:rPr>
+          <w:lang w:val="es-PE"/>
+        </w:rPr>
+      </w:pPr>
+      <w:r>
+        <w:rPr>
+          <w:color w:val="555555"/>
+          <w:sz w:val="20"/>
+          <w:lang w:val="es-PE"/>
+        </w:rPr>
+        <w:t>Las rentas de alquiler tienen tratamiento especial y deben declararse ante SUNAT según la categoría del contribuyente.</w:t>
+      </w:r>
+    </w:p>
+    <w:p>
+      <w:pPr>
+        <w:rPr>
+          <w:lang w:val="es-PE"/>
+        </w:rPr>
+      </w:pPr>
+      <w:r>
+        <w:rPr>
+          <w:lang w:val="es-PE"/>
+        </w:rPr>
+        <w:br w:type="page"/>
+      </w:r>
+    </w:p>
+    <w:p>
+      <w:pPr>
+        <w:pStyle w:val="Ttulo1"/>
+        <w:rPr>
+          <w:lang w:val="es-PE"/>
+        </w:rPr>
+      </w:pPr>
+      <w:r>
+        <w:rPr>
+          <w:color w:val="60202C"/>
+          <w:lang w:val="es-PE"/>
+        </w:rPr>
+        <w:lastRenderedPageBreak/>
+        <w:t>4. Indecopi / Propiedad Intelectual</w:t>
+      </w:r>
+    </w:p>
+    <w:p>
+      <w:pPr>
+        <w:rPr>
+          <w:lang w:val="es-PE"/>
+        </w:rPr>
+      </w:pPr>
+      <w:r>
+        <w:rPr>
+          <w:color w:val="555555"/>
+          <w:sz w:val="20"/>
+          <w:lang w:val="es-PE"/>
+        </w:rPr>
+        <w:t xml:space="preserve">Categoría: </w:t>
+      </w:r>
+      <w:r>
+        <w:rPr>
+          <w:b/>
+          <w:color w:val="B5844F"/>
+          <w:lang w:val="es-PE"/>
+        </w:rPr>
+        <w:t>Regulación</w:t>
+      </w:r>
+    </w:p>
+    <w:p>
+      <w:pPr>
+        <w:rPr>
+          <w:lang w:val="es-PE"/>
+        </w:rPr>
+      </w:pPr>
+      <w:r>
+        <w:rPr>
+          <w:color w:val="555555"/>
+          <w:sz w:val="18"/>
+          <w:lang w:val="es-PE"/>
+        </w:rPr>
+        <w:t xml:space="preserve">URL: </w:t>
+      </w:r>
+      <w:r>
+        <w:rPr>
+          <w:i/>
+          <w:color w:val="555555"/>
+          <w:sz w:val="18"/>
+          <w:lang w:val="es-PE"/>
+        </w:rPr>
+        <w:t>/servicios/</w:t>
+      </w:r>
+      <w:proofErr w:type="spellStart"/>
+      <w:r>
+        <w:rPr>
+          <w:i/>
+          <w:color w:val="555555"/>
+          <w:sz w:val="18"/>
+          <w:lang w:val="es-PE"/>
+        </w:rPr>
+        <w:t>indecopi</w:t>
+      </w:r>
+      <w:proofErr w:type="spellEnd"/>
+      <w:r>
+        <w:rPr>
+          <w:i/>
+          <w:color w:val="555555"/>
+          <w:sz w:val="18"/>
+          <w:lang w:val="es-PE"/>
+        </w:rPr>
+        <w:t>-propiedad-intelectual</w:t>
+      </w:r>
+    </w:p>
+    <w:p>
+      <w:pPr>
+        <w:pStyle w:val="Ttulo2"/>
+        <w:rPr>
+          <w:lang w:val="es-PE"/>
+        </w:rPr>
+      </w:pPr>
+      <w:r>
+        <w:rPr>
+          <w:color w:val="60202C"/>
+          <w:lang w:val="es-PE"/>
+        </w:rPr>
+        <w:t>Descripción</w:t>
+      </w:r>
+    </w:p>
+    <w:p>
+      <w:pPr>
+        <w:spacing w:after="120"/>
+        <w:rPr>
+          <w:lang w:val="es-PE"/>
+        </w:rPr>
+      </w:pPr>
+      <w:r>
+        <w:rPr>
+          <w:lang w:val="es-PE"/>
+        </w:rPr>
+        <w:t>Registro de marcas y lemas ante INDECOPI; gestión de reclamos ante proveedores; descargos y defensa administrativa.</w:t>
+      </w:r>
+    </w:p>
+    <w:p>
+      <w:pPr>
+        <w:pStyle w:val="Ttulo2"/>
+      </w:pPr>
+      <w:proofErr w:type="spellStart"/>
+      <w:r>
+        <w:rPr>
+          <w:color w:val="60202C"/>
+        </w:rPr>
+        <w:t>Beneficios</w:t>
+      </w:r>
+      <w:proofErr w:type="spellEnd"/>
+    </w:p>
+    <w:p>
+      <w:pPr>
+        <w:pStyle w:val="Listaconvietas"/>
+        <w:rPr>
+          <w:lang w:val="es-PE"/>
+        </w:rPr>
+      </w:pPr>
+      <w:r>
+        <w:rPr>
+          <w:sz w:val="20"/>
+          <w:lang w:val="es-PE"/>
+        </w:rPr>
+        <w:t>Protección legal de tu identidad comercial</w:t>
+      </w:r>
+    </w:p>
+    <w:p>
+      <w:pPr>
+        <w:pStyle w:val="Listaconvietas"/>
+      </w:pPr>
+      <w:proofErr w:type="spellStart"/>
+      <w:r>
+        <w:rPr>
+          <w:sz w:val="20"/>
+        </w:rPr>
+        <w:t>Defensa</w:t>
+      </w:r>
+      <w:proofErr w:type="spellEnd"/>
+      <w:r>
+        <w:rPr>
+          <w:sz w:val="20"/>
+        </w:rPr>
+        <w:t xml:space="preserve"> </w:t>
+      </w:r>
+      <w:proofErr w:type="spellStart"/>
+      <w:r>
+        <w:rPr>
+          <w:sz w:val="20"/>
+        </w:rPr>
+        <w:t>en</w:t>
+      </w:r>
+      <w:proofErr w:type="spellEnd"/>
+      <w:r>
+        <w:rPr>
+          <w:sz w:val="20"/>
+        </w:rPr>
+        <w:t xml:space="preserve"> </w:t>
+      </w:r>
+      <w:proofErr w:type="spellStart"/>
+      <w:r>
+        <w:rPr>
+          <w:sz w:val="20"/>
+        </w:rPr>
+        <w:t>procedimientos</w:t>
+      </w:r>
+      <w:proofErr w:type="spellEnd"/>
+      <w:r>
+        <w:rPr>
+          <w:sz w:val="20"/>
+        </w:rPr>
+        <w:t xml:space="preserve"> </w:t>
+      </w:r>
+      <w:proofErr w:type="spellStart"/>
+      <w:r>
+        <w:rPr>
+          <w:sz w:val="20"/>
+        </w:rPr>
+        <w:t>administrativos</w:t>
+      </w:r>
+      <w:proofErr w:type="spellEnd"/>
+    </w:p>
+    <w:p>
+      <w:pPr>
+        <w:pStyle w:val="Listaconvietas"/>
+      </w:pPr>
+      <w:r>
+        <w:rPr>
+          <w:sz w:val="20"/>
+        </w:rPr>
+        <w:t>Registro oficial con vigencia</w:t>
+      </w:r>
+    </w:p>
+    <w:p>
+      <w:pPr>
+        <w:pStyle w:val="Listaconvietas"/>
+      </w:pPr>
+      <w:r>
+        <w:rPr>
+          <w:sz w:val="20"/>
+        </w:rPr>
+        <w:t>Prevención de conflictos comerciales</w:t>
+      </w:r>
+    </w:p>
+    <w:p>
+      <w:pPr>
+        <w:pStyle w:val="Ttulo2"/>
+      </w:pPr>
+      <w:r>
+        <w:rPr>
+          <w:color w:val="60202C"/>
+        </w:rPr>
         <w:t>Subservicios (6)</w:t>
       </w:r>
     </w:p>
     <w:p>
       <w:pPr>
         <w:spacing w:before="200"/>
-        <w:rPr>
-          <w:lang w:val="es-PE"/>
-        </w:rPr>
       </w:pPr>
       <w:r>
         <w:rPr>
           <w:b/>
           <w:color w:val="B5844F"/>
-          <w:lang w:val="es-PE"/>
-        </w:rPr>
-        <w:t>[2.1</w:t>
+        </w:rPr>
+        <w:t xml:space="preserve">[4.1]  </w:t>
+      </w:r>
+      <w:r>
+        <w:rPr>
+          <w:b/>
+          <w:color w:val="60202C"/>
+        </w:rPr>
+        <w:t>Reclamo ante proveedor inmobiliario</w:t>
+      </w:r>
+    </w:p>
+    <w:p>
+      <w:pPr>
+        <w:rPr>
+          <w:lang w:val="es-PE"/>
+        </w:rPr>
+      </w:pPr>
+      <w:r>
+        <w:rPr>
+          <w:color w:val="555555"/>
+          <w:sz w:val="20"/>
+          <w:lang w:val="es-PE"/>
+        </w:rPr>
+        <w:t>Acción ante incumplimientos en proyectos o servicios inmobiliarios.</w:t>
+      </w:r>
+    </w:p>
+    <w:p>
+      <w:pPr>
+        <w:spacing w:before="200"/>
+        <w:rPr>
+          <w:lang w:val="es-PE"/>
+        </w:rPr>
+      </w:pPr>
+      <w:r>
+        <w:rPr>
+          <w:b/>
+          <w:color w:val="B5844F"/>
+          <w:lang w:val="es-PE"/>
+        </w:rPr>
+        <w:t>[4.2</w:t>
       </w:r>
       <w:proofErr w:type="gramStart"/>
       <w:r>
@@ -2453,7 +4095,7 @@
           <w:color w:val="60202C"/>
           <w:lang w:val="es-PE"/>
         </w:rPr>
-        <w:t>Filtro</w:t>
+        <w:t>Reclamo</w:t>
       </w:r>
       <w:proofErr w:type="gramEnd"/>
       <w:r>
@@ -2462,22 +4104,22 @@
           <w:color w:val="60202C"/>
           <w:lang w:val="es-PE"/>
         </w:rPr>
-        <w:t xml:space="preserve"> de inquilino (Infocorp, antecedentes, procesos)</w:t>
-      </w:r>
-    </w:p>
-    <w:p>
-      <w:pPr>
-        <w:rPr>
-          <w:lang w:val="es-PE"/>
-        </w:rPr>
-      </w:pPr>
-      <w:r>
-        <w:rPr>
-          <w:color w:val="555555"/>
-          <w:sz w:val="20"/>
-          <w:lang w:val="es-PE"/>
-        </w:rPr>
-        <w:t>Validación previa del arrendatario para reducir riesgos.</w:t>
+        <w:t xml:space="preserve"> ante Indecopi</w:t>
+      </w:r>
+    </w:p>
+    <w:p>
+      <w:pPr>
+        <w:rPr>
+          <w:lang w:val="es-PE"/>
+        </w:rPr>
+      </w:pPr>
+      <w:r>
+        <w:rPr>
+          <w:color w:val="555555"/>
+          <w:sz w:val="20"/>
+          <w:lang w:val="es-PE"/>
+        </w:rPr>
+        <w:t>Presentación de quejas y procedimientos de protección al consumidor.</w:t>
       </w:r>
     </w:p>
     <w:p>
@@ -2493,7 +4135,7 @@
           <w:color w:val="B5844F"/>
           <w:lang w:val="es-PE"/>
         </w:rPr>
-        <w:t>[2.2</w:t>
+        <w:t>[4.3</w:t>
       </w:r>
       <w:proofErr w:type="gramStart"/>
       <w:r>
@@ -2510,6 +4152,629 @@
           <w:color w:val="60202C"/>
           <w:lang w:val="es-PE"/>
         </w:rPr>
+        <w:t>Reclamo</w:t>
+      </w:r>
+      <w:proofErr w:type="gramEnd"/>
+      <w:r>
+        <w:rPr>
+          <w:b/>
+          <w:color w:val="60202C"/>
+          <w:lang w:val="es-PE"/>
+        </w:rPr>
+        <w:t xml:space="preserve"> ante DCI</w:t>
+      </w:r>
+    </w:p>
+    <w:p>
+      <w:pPr>
+        <w:rPr>
+          <w:lang w:val="es-PE"/>
+        </w:rPr>
+      </w:pPr>
+      <w:r>
+        <w:rPr>
+          <w:color w:val="555555"/>
+          <w:sz w:val="20"/>
+          <w:lang w:val="es-PE"/>
+        </w:rPr>
+        <w:t>Intervención ante la Defensoría del Cliente Inmobiliario para casos específicos del sector.</w:t>
+      </w:r>
+    </w:p>
+    <w:p>
+      <w:pPr>
+        <w:spacing w:before="200"/>
+        <w:rPr>
+          <w:lang w:val="es-PE"/>
+        </w:rPr>
+      </w:pPr>
+      <w:r>
+        <w:rPr>
+          <w:b/>
+          <w:color w:val="B5844F"/>
+          <w:lang w:val="es-PE"/>
+        </w:rPr>
+        <w:t>[4.4</w:t>
+      </w:r>
+      <w:proofErr w:type="gramStart"/>
+      <w:r>
+        <w:rPr>
+          <w:b/>
+          <w:color w:val="B5844F"/>
+          <w:lang w:val="es-PE"/>
+        </w:rPr>
+        <w:t xml:space="preserve">]  </w:t>
+      </w:r>
+      <w:r>
+        <w:rPr>
+          <w:b/>
+          <w:color w:val="60202C"/>
+          <w:lang w:val="es-PE"/>
+        </w:rPr>
+        <w:t>Denuncias</w:t>
+      </w:r>
+      <w:proofErr w:type="gramEnd"/>
+      <w:r>
+        <w:rPr>
+          <w:b/>
+          <w:color w:val="60202C"/>
+          <w:lang w:val="es-PE"/>
+        </w:rPr>
+        <w:t xml:space="preserve"> y descargos ante Indecopi</w:t>
+      </w:r>
+    </w:p>
+    <w:p>
+      <w:pPr>
+        <w:rPr>
+          <w:lang w:val="es-PE"/>
+        </w:rPr>
+      </w:pPr>
+      <w:r>
+        <w:rPr>
+          <w:color w:val="555555"/>
+          <w:sz w:val="20"/>
+          <w:lang w:val="es-PE"/>
+        </w:rPr>
+        <w:t>Defensa en procedimientos administrativos y presentación de descargos.</w:t>
+      </w:r>
+    </w:p>
+    <w:p>
+      <w:pPr>
+        <w:spacing w:before="200"/>
+        <w:rPr>
+          <w:lang w:val="es-PE"/>
+        </w:rPr>
+      </w:pPr>
+      <w:r>
+        <w:rPr>
+          <w:b/>
+          <w:color w:val="B5844F"/>
+          <w:lang w:val="es-PE"/>
+        </w:rPr>
+        <w:t>[4.5</w:t>
+      </w:r>
+      <w:proofErr w:type="gramStart"/>
+      <w:r>
+        <w:rPr>
+          <w:b/>
+          <w:color w:val="B5844F"/>
+          <w:lang w:val="es-PE"/>
+        </w:rPr>
+        <w:t xml:space="preserve">]  </w:t>
+      </w:r>
+      <w:r>
+        <w:rPr>
+          <w:b/>
+          <w:color w:val="60202C"/>
+          <w:lang w:val="es-PE"/>
+        </w:rPr>
+        <w:t>Registro</w:t>
+      </w:r>
+      <w:proofErr w:type="gramEnd"/>
+      <w:r>
+        <w:rPr>
+          <w:b/>
+          <w:color w:val="60202C"/>
+          <w:lang w:val="es-PE"/>
+        </w:rPr>
+        <w:t xml:space="preserve"> de marca</w:t>
+      </w:r>
+    </w:p>
+    <w:p>
+      <w:pPr>
+        <w:rPr>
+          <w:lang w:val="es-PE"/>
+        </w:rPr>
+      </w:pPr>
+      <w:r>
+        <w:rPr>
+          <w:color w:val="555555"/>
+          <w:sz w:val="20"/>
+          <w:lang w:val="es-PE"/>
+        </w:rPr>
+        <w:t>Solicitud y trámite para obtener el registro de marca ante INDECOPI (vigencia, renovación).</w:t>
+      </w:r>
+    </w:p>
+    <w:p>
+      <w:pPr>
+        <w:spacing w:before="200"/>
+        <w:rPr>
+          <w:lang w:val="es-PE"/>
+        </w:rPr>
+      </w:pPr>
+      <w:r>
+        <w:rPr>
+          <w:b/>
+          <w:color w:val="B5844F"/>
+          <w:lang w:val="es-PE"/>
+        </w:rPr>
+        <w:t>[4.6</w:t>
+      </w:r>
+      <w:proofErr w:type="gramStart"/>
+      <w:r>
+        <w:rPr>
+          <w:b/>
+          <w:color w:val="B5844F"/>
+          <w:lang w:val="es-PE"/>
+        </w:rPr>
+        <w:t xml:space="preserve">]  </w:t>
+      </w:r>
+      <w:r>
+        <w:rPr>
+          <w:b/>
+          <w:color w:val="60202C"/>
+          <w:lang w:val="es-PE"/>
+        </w:rPr>
+        <w:t>Registro</w:t>
+      </w:r>
+      <w:proofErr w:type="gramEnd"/>
+      <w:r>
+        <w:rPr>
+          <w:b/>
+          <w:color w:val="60202C"/>
+          <w:lang w:val="es-PE"/>
+        </w:rPr>
+        <w:t xml:space="preserve"> de lema comercial</w:t>
+      </w:r>
+    </w:p>
+    <w:p>
+      <w:pPr>
+        <w:rPr>
+          <w:lang w:val="es-PE"/>
+        </w:rPr>
+      </w:pPr>
+      <w:r>
+        <w:rPr>
+          <w:color w:val="555555"/>
+          <w:sz w:val="20"/>
+          <w:lang w:val="es-PE"/>
+        </w:rPr>
+        <w:t>Protección de slogans o lemas comerciales ante INDECOPI.</w:t>
+      </w:r>
+    </w:p>
+    <w:p>
+      <w:pPr>
+        <w:pStyle w:val="Ttulo2"/>
+        <w:rPr>
+          <w:lang w:val="es-PE"/>
+        </w:rPr>
+      </w:pPr>
+      <w:r>
+        <w:rPr>
+          <w:color w:val="60202C"/>
+          <w:lang w:val="es-PE"/>
+        </w:rPr>
+        <w:t>Preguntas Frecuentes (2)</w:t>
+      </w:r>
+    </w:p>
+    <w:p>
+      <w:pPr>
+        <w:spacing w:before="160"/>
+        <w:rPr>
+          <w:lang w:val="es-PE"/>
+        </w:rPr>
+      </w:pPr>
+      <w:r>
+        <w:rPr>
+          <w:b/>
+          <w:color w:val="60202C"/>
+          <w:lang w:val="es-PE"/>
+        </w:rPr>
+        <w:t>P1: ¿Cuánto dura el registro de marca?</w:t>
+      </w:r>
+    </w:p>
+    <w:p>
+      <w:pPr>
+        <w:ind w:left="283"/>
+        <w:rPr>
+          <w:lang w:val="es-PE"/>
+        </w:rPr>
+      </w:pPr>
+      <w:r>
+        <w:rPr>
+          <w:color w:val="555555"/>
+          <w:sz w:val="20"/>
+          <w:lang w:val="es-PE"/>
+        </w:rPr>
+        <w:t>En el Perú la marca registrada tiene una vigencia de 10 años, renovable.</w:t>
+      </w:r>
+    </w:p>
+    <w:p>
+      <w:pPr>
+        <w:spacing w:before="160"/>
+        <w:rPr>
+          <w:lang w:val="es-PE"/>
+        </w:rPr>
+      </w:pPr>
+      <w:r>
+        <w:rPr>
+          <w:b/>
+          <w:color w:val="60202C"/>
+          <w:lang w:val="es-PE"/>
+        </w:rPr>
+        <w:t>P2: ¿Qué documentos se requieren para un reclamo ante Indecopi?</w:t>
+      </w:r>
+    </w:p>
+    <w:p>
+      <w:pPr>
+        <w:ind w:left="283"/>
+        <w:rPr>
+          <w:lang w:val="es-PE"/>
+        </w:rPr>
+      </w:pPr>
+      <w:r>
+        <w:rPr>
+          <w:color w:val="555555"/>
+          <w:sz w:val="20"/>
+          <w:lang w:val="es-PE"/>
+        </w:rPr>
+        <w:t>Contrato, pruebas del incumplimiento, comunicaciones con el proveedor, y cualquier evidencia relevante.</w:t>
+      </w:r>
+    </w:p>
+    <w:p>
+      <w:r>
+        <w:br w:type="page"/>
+      </w:r>
+    </w:p>
+    <w:p>
+      <w:pPr>
+        <w:pStyle w:val="Ttulo1"/>
+        <w:rPr>
+          <w:lang w:val="es-PE"/>
+        </w:rPr>
+      </w:pPr>
+      <w:r>
+        <w:rPr>
+          <w:color w:val="60202C"/>
+          <w:lang w:val="es-PE"/>
+        </w:rPr>
+        <w:lastRenderedPageBreak/>
+        <w:t>5. Derecho Empresarial</w:t>
+      </w:r>
+    </w:p>
+    <w:p>
+      <w:pPr>
+        <w:rPr>
+          <w:lang w:val="es-PE"/>
+        </w:rPr>
+      </w:pPr>
+      <w:r>
+        <w:rPr>
+          <w:color w:val="555555"/>
+          <w:sz w:val="20"/>
+          <w:lang w:val="es-PE"/>
+        </w:rPr>
+        <w:t xml:space="preserve">Categoría: </w:t>
+      </w:r>
+      <w:r>
+        <w:rPr>
+          <w:b/>
+          <w:color w:val="B5844F"/>
+          <w:lang w:val="es-PE"/>
+        </w:rPr>
+        <w:t>Corporativo</w:t>
+      </w:r>
+    </w:p>
+    <w:p>
+      <w:pPr>
+        <w:rPr>
+          <w:lang w:val="es-PE"/>
+        </w:rPr>
+      </w:pPr>
+      <w:r>
+        <w:rPr>
+          <w:color w:val="555555"/>
+          <w:sz w:val="18"/>
+          <w:lang w:val="es-PE"/>
+        </w:rPr>
+        <w:t xml:space="preserve">URL: </w:t>
+      </w:r>
+      <w:r>
+        <w:rPr>
+          <w:i/>
+          <w:color w:val="555555"/>
+          <w:sz w:val="18"/>
+          <w:lang w:val="es-PE"/>
+        </w:rPr>
+        <w:t>/servicios/derecho-empresarial</w:t>
+      </w:r>
+    </w:p>
+    <w:p>
+      <w:pPr>
+        <w:pStyle w:val="Ttulo2"/>
+        <w:rPr>
+          <w:lang w:val="es-PE"/>
+        </w:rPr>
+      </w:pPr>
+      <w:r>
+        <w:rPr>
+          <w:color w:val="60202C"/>
+          <w:lang w:val="es-PE"/>
+        </w:rPr>
+        <w:t>Descripción</w:t>
+      </w:r>
+    </w:p>
+    <w:p>
+      <w:pPr>
+        <w:spacing w:after="120"/>
+        <w:rPr>
+          <w:lang w:val="es-PE"/>
+        </w:rPr>
+      </w:pPr>
+      <w:r>
+        <w:rPr>
+          <w:lang w:val="es-PE"/>
+        </w:rPr>
+        <w:t>Servicios para la constitución, gobierno societario, modificación, disolución y procedimientos concursales de empresas.</w:t>
+      </w:r>
+    </w:p>
+    <w:p>
+      <w:pPr>
+        <w:pStyle w:val="Ttulo2"/>
+      </w:pPr>
+      <w:proofErr w:type="spellStart"/>
+      <w:r>
+        <w:rPr>
+          <w:color w:val="60202C"/>
+        </w:rPr>
+        <w:t>Beneficios</w:t>
+      </w:r>
+      <w:proofErr w:type="spellEnd"/>
+    </w:p>
+    <w:p>
+      <w:pPr>
+        <w:pStyle w:val="Listaconvietas"/>
+        <w:rPr>
+          <w:lang w:val="es-PE"/>
+        </w:rPr>
+      </w:pPr>
+      <w:r>
+        <w:rPr>
+          <w:sz w:val="20"/>
+          <w:lang w:val="es-PE"/>
+        </w:rPr>
+        <w:t>Estructura societaria clara y acorde a ley</w:t>
+      </w:r>
+    </w:p>
+    <w:p>
+      <w:pPr>
+        <w:pStyle w:val="Listaconvietas"/>
+      </w:pPr>
+      <w:proofErr w:type="spellStart"/>
+      <w:r>
+        <w:rPr>
+          <w:sz w:val="20"/>
+        </w:rPr>
+        <w:t>Protección</w:t>
+      </w:r>
+      <w:proofErr w:type="spellEnd"/>
+      <w:r>
+        <w:rPr>
+          <w:sz w:val="20"/>
+        </w:rPr>
+        <w:t xml:space="preserve"> de </w:t>
+      </w:r>
+      <w:proofErr w:type="spellStart"/>
+      <w:r>
+        <w:rPr>
+          <w:sz w:val="20"/>
+        </w:rPr>
+        <w:t>accionistas</w:t>
+      </w:r>
+      <w:proofErr w:type="spellEnd"/>
+      <w:r>
+        <w:rPr>
+          <w:sz w:val="20"/>
+        </w:rPr>
+        <w:t xml:space="preserve"> y administradores</w:t>
+      </w:r>
+    </w:p>
+    <w:p>
+      <w:pPr>
+        <w:pStyle w:val="Listaconvietas"/>
+        <w:rPr>
+          <w:lang w:val="es-PE"/>
+        </w:rPr>
+      </w:pPr>
+      <w:r>
+        <w:rPr>
+          <w:sz w:val="20"/>
+          <w:lang w:val="es-PE"/>
+        </w:rPr>
+        <w:t>Respaldo en crisis y procesos concursales</w:t>
+      </w:r>
+    </w:p>
+    <w:p>
+      <w:pPr>
+        <w:pStyle w:val="Listaconvietas"/>
+      </w:pPr>
+      <w:proofErr w:type="spellStart"/>
+      <w:r>
+        <w:rPr>
+          <w:sz w:val="20"/>
+        </w:rPr>
+        <w:t>Cumplimiento</w:t>
+      </w:r>
+      <w:proofErr w:type="spellEnd"/>
+      <w:r>
+        <w:rPr>
+          <w:sz w:val="20"/>
+        </w:rPr>
+        <w:t xml:space="preserve"> </w:t>
+      </w:r>
+      <w:proofErr w:type="spellStart"/>
+      <w:r>
+        <w:rPr>
+          <w:sz w:val="20"/>
+        </w:rPr>
+        <w:t>normativo</w:t>
+      </w:r>
+      <w:proofErr w:type="spellEnd"/>
+      <w:r>
+        <w:rPr>
+          <w:sz w:val="20"/>
+        </w:rPr>
+        <w:t xml:space="preserve"> </w:t>
+      </w:r>
+      <w:proofErr w:type="spellStart"/>
+      <w:r>
+        <w:rPr>
+          <w:sz w:val="20"/>
+        </w:rPr>
+        <w:t>empresarial</w:t>
+      </w:r>
+      <w:proofErr w:type="spellEnd"/>
+    </w:p>
+    <w:p>
+      <w:pPr>
+        <w:pStyle w:val="Ttulo2"/>
+      </w:pPr>
+      <w:r>
+        <w:rPr>
+          <w:color w:val="60202C"/>
+        </w:rPr>
+        <w:t>Subservicios (13)</w:t>
+      </w:r>
+    </w:p>
+    <w:p>
+      <w:pPr>
+        <w:spacing w:before="200"/>
+      </w:pPr>
+      <w:r>
+        <w:rPr>
+          <w:b/>
+          <w:color w:val="B5844F"/>
+        </w:rPr>
+        <w:t xml:space="preserve">[5.1]  </w:t>
+      </w:r>
+      <w:r>
+        <w:rPr>
+          <w:b/>
+          <w:color w:val="60202C"/>
+        </w:rPr>
+        <w:t>Reserva de nombre</w:t>
+      </w:r>
+    </w:p>
+    <w:p>
+      <w:pPr>
+        <w:rPr>
+          <w:lang w:val="es-PE"/>
+        </w:rPr>
+      </w:pPr>
+      <w:r>
+        <w:rPr>
+          <w:color w:val="555555"/>
+          <w:sz w:val="20"/>
+          <w:lang w:val="es-PE"/>
+        </w:rPr>
+        <w:t>Verificación y reserva del nombre societario ante la autoridad correspondiente.</w:t>
+      </w:r>
+    </w:p>
+    <w:p>
+      <w:pPr>
+        <w:spacing w:before="200"/>
+        <w:rPr>
+          <w:lang w:val="es-PE"/>
+        </w:rPr>
+      </w:pPr>
+      <w:r>
+        <w:rPr>
+          <w:b/>
+          <w:color w:val="B5844F"/>
+          <w:lang w:val="es-PE"/>
+        </w:rPr>
+        <w:t>[5.2</w:t>
+      </w:r>
+      <w:proofErr w:type="gramStart"/>
+      <w:r>
+        <w:rPr>
+          <w:b/>
+          <w:color w:val="B5844F"/>
+          <w:lang w:val="es-PE"/>
+        </w:rPr>
+        <w:t xml:space="preserve">]  </w:t>
+      </w:r>
+      <w:r>
+        <w:rPr>
+          <w:b/>
+          <w:color w:val="60202C"/>
+          <w:lang w:val="es-PE"/>
+        </w:rPr>
+        <w:t>Constitución</w:t>
+      </w:r>
+      <w:proofErr w:type="gramEnd"/>
+      <w:r>
+        <w:rPr>
+          <w:b/>
+          <w:color w:val="60202C"/>
+          <w:lang w:val="es-PE"/>
+        </w:rPr>
+        <w:t xml:space="preserve"> de empresa</w:t>
+      </w:r>
+    </w:p>
+    <w:p>
+      <w:pPr>
+        <w:rPr>
+          <w:lang w:val="es-PE"/>
+        </w:rPr>
+      </w:pPr>
+      <w:r>
+        <w:rPr>
+          <w:color w:val="555555"/>
+          <w:sz w:val="20"/>
+          <w:lang w:val="es-PE"/>
+        </w:rPr>
+        <w:t>Elaboración de escritura pública y registro inicial (capital en dinero o aporte en bienes).</w:t>
+      </w:r>
+    </w:p>
+    <w:p>
+      <w:pPr>
+        <w:spacing w:before="200"/>
+        <w:rPr>
+          <w:lang w:val="es-PE"/>
+        </w:rPr>
+      </w:pPr>
+      <w:r>
+        <w:rPr>
+          <w:b/>
+          <w:color w:val="B5844F"/>
+          <w:lang w:val="es-PE"/>
+        </w:rPr>
+        <w:t>[5.3</w:t>
+      </w:r>
+      <w:proofErr w:type="gramStart"/>
+      <w:r>
+        <w:rPr>
+          <w:b/>
+          <w:color w:val="B5844F"/>
+          <w:lang w:val="es-PE"/>
+        </w:rPr>
+        <w:t xml:space="preserve">]  </w:t>
+      </w:r>
+      <w:r>
+        <w:rPr>
+          <w:b/>
+          <w:color w:val="60202C"/>
+          <w:lang w:val="es-PE"/>
+        </w:rPr>
         <w:t>Elaboración</w:t>
       </w:r>
       <w:proofErr w:type="gramEnd"/>
@@ -2519,22 +4784,22 @@
           <w:color w:val="60202C"/>
           <w:lang w:val="es-PE"/>
         </w:rPr>
-        <w:t xml:space="preserve"> de contrato de arrendamiento</w:t>
-      </w:r>
-    </w:p>
-    <w:p>
-      <w:pPr>
-        <w:rPr>
-          <w:lang w:val="es-PE"/>
-        </w:rPr>
-      </w:pPr>
-      <w:r>
-        <w:rPr>
-          <w:color w:val="555555"/>
-          <w:sz w:val="20"/>
-          <w:lang w:val="es-PE"/>
-        </w:rPr>
-        <w:t>Contrato a medida con cláusulas de protección (allanamiento futuro, garantías, notarial si corresponde).</w:t>
+        <w:t xml:space="preserve"> de estatuto</w:t>
+      </w:r>
+    </w:p>
+    <w:p>
+      <w:pPr>
+        <w:rPr>
+          <w:lang w:val="es-PE"/>
+        </w:rPr>
+      </w:pPr>
+      <w:r>
+        <w:rPr>
+          <w:color w:val="555555"/>
+          <w:sz w:val="20"/>
+          <w:lang w:val="es-PE"/>
+        </w:rPr>
+        <w:t>Redacción de estatutos adaptados a la estructura y objetivos de la sociedad.</w:t>
       </w:r>
     </w:p>
     <w:p>
@@ -2550,7 +4815,7 @@
           <w:color w:val="B5844F"/>
           <w:lang w:val="es-PE"/>
         </w:rPr>
-        <w:t>[2.3</w:t>
+        <w:t>[5.4</w:t>
       </w:r>
       <w:proofErr w:type="gramStart"/>
       <w:r>
@@ -2567,6 +4832,2386 @@
           <w:color w:val="60202C"/>
           <w:lang w:val="es-PE"/>
         </w:rPr>
+        <w:t>Transferencia</w:t>
+      </w:r>
+      <w:proofErr w:type="gramEnd"/>
+      <w:r>
+        <w:rPr>
+          <w:b/>
+          <w:color w:val="60202C"/>
+          <w:lang w:val="es-PE"/>
+        </w:rPr>
+        <w:t xml:space="preserve"> de acciones</w:t>
+      </w:r>
+    </w:p>
+    <w:p>
+      <w:pPr>
+        <w:rPr>
+          <w:lang w:val="es-PE"/>
+        </w:rPr>
+      </w:pPr>
+      <w:r>
+        <w:rPr>
+          <w:color w:val="555555"/>
+          <w:sz w:val="20"/>
+          <w:lang w:val="es-PE"/>
+        </w:rPr>
+        <w:t>Procesos para transferir acciones con o sin derecho a voto, incluyendo acciones preferentes.</w:t>
+      </w:r>
+    </w:p>
+    <w:p>
+      <w:pPr>
+        <w:spacing w:before="200"/>
+        <w:rPr>
+          <w:lang w:val="es-PE"/>
+        </w:rPr>
+      </w:pPr>
+      <w:r>
+        <w:rPr>
+          <w:b/>
+          <w:color w:val="B5844F"/>
+          <w:lang w:val="es-PE"/>
+        </w:rPr>
+        <w:t>[5.5</w:t>
+      </w:r>
+      <w:proofErr w:type="gramStart"/>
+      <w:r>
+        <w:rPr>
+          <w:b/>
+          <w:color w:val="B5844F"/>
+          <w:lang w:val="es-PE"/>
+        </w:rPr>
+        <w:t xml:space="preserve">]  </w:t>
+      </w:r>
+      <w:r>
+        <w:rPr>
+          <w:b/>
+          <w:color w:val="60202C"/>
+          <w:lang w:val="es-PE"/>
+        </w:rPr>
+        <w:t>Recomposición</w:t>
+      </w:r>
+      <w:proofErr w:type="gramEnd"/>
+      <w:r>
+        <w:rPr>
+          <w:b/>
+          <w:color w:val="60202C"/>
+          <w:lang w:val="es-PE"/>
+        </w:rPr>
+        <w:t xml:space="preserve"> de pluralidad de socios</w:t>
+      </w:r>
+    </w:p>
+    <w:p>
+      <w:pPr>
+        <w:rPr>
+          <w:lang w:val="es-PE"/>
+        </w:rPr>
+      </w:pPr>
+      <w:r>
+        <w:rPr>
+          <w:color w:val="555555"/>
+          <w:sz w:val="20"/>
+          <w:lang w:val="es-PE"/>
+        </w:rPr>
+        <w:t>Ajustes societarios por cambios en composición de socios.</w:t>
+      </w:r>
+    </w:p>
+    <w:p>
+      <w:pPr>
+        <w:spacing w:before="200"/>
+        <w:rPr>
+          <w:lang w:val="es-PE"/>
+        </w:rPr>
+      </w:pPr>
+      <w:r>
+        <w:rPr>
+          <w:b/>
+          <w:color w:val="B5844F"/>
+          <w:lang w:val="es-PE"/>
+        </w:rPr>
+        <w:t>[5.6</w:t>
+      </w:r>
+      <w:proofErr w:type="gramStart"/>
+      <w:r>
+        <w:rPr>
+          <w:b/>
+          <w:color w:val="B5844F"/>
+          <w:lang w:val="es-PE"/>
+        </w:rPr>
+        <w:t xml:space="preserve">]  </w:t>
+      </w:r>
+      <w:r>
+        <w:rPr>
+          <w:b/>
+          <w:color w:val="60202C"/>
+          <w:lang w:val="es-PE"/>
+        </w:rPr>
+        <w:t>Aumento</w:t>
+      </w:r>
+      <w:proofErr w:type="gramEnd"/>
+      <w:r>
+        <w:rPr>
+          <w:b/>
+          <w:color w:val="60202C"/>
+          <w:lang w:val="es-PE"/>
+        </w:rPr>
+        <w:t xml:space="preserve"> de capital</w:t>
+      </w:r>
+    </w:p>
+    <w:p>
+      <w:pPr>
+        <w:rPr>
+          <w:lang w:val="es-PE"/>
+        </w:rPr>
+      </w:pPr>
+      <w:r>
+        <w:rPr>
+          <w:color w:val="555555"/>
+          <w:sz w:val="20"/>
+          <w:lang w:val="es-PE"/>
+        </w:rPr>
+        <w:t>Procedimiento formal para incrementar el capital social.</w:t>
+      </w:r>
+    </w:p>
+    <w:p>
+      <w:pPr>
+        <w:spacing w:before="200"/>
+        <w:rPr>
+          <w:lang w:val="es-PE"/>
+        </w:rPr>
+      </w:pPr>
+      <w:r>
+        <w:rPr>
+          <w:b/>
+          <w:color w:val="B5844F"/>
+          <w:lang w:val="es-PE"/>
+        </w:rPr>
+        <w:t>[5.7</w:t>
+      </w:r>
+      <w:proofErr w:type="gramStart"/>
+      <w:r>
+        <w:rPr>
+          <w:b/>
+          <w:color w:val="B5844F"/>
+          <w:lang w:val="es-PE"/>
+        </w:rPr>
+        <w:t xml:space="preserve">]  </w:t>
+      </w:r>
+      <w:r>
+        <w:rPr>
+          <w:b/>
+          <w:color w:val="60202C"/>
+          <w:lang w:val="es-PE"/>
+        </w:rPr>
+        <w:t>Ampliación</w:t>
+      </w:r>
+      <w:proofErr w:type="gramEnd"/>
+      <w:r>
+        <w:rPr>
+          <w:b/>
+          <w:color w:val="60202C"/>
+          <w:lang w:val="es-PE"/>
+        </w:rPr>
+        <w:t>/reducción de objeto social</w:t>
+      </w:r>
+    </w:p>
+    <w:p>
+      <w:pPr>
+        <w:rPr>
+          <w:lang w:val="es-PE"/>
+        </w:rPr>
+      </w:pPr>
+      <w:r>
+        <w:rPr>
+          <w:color w:val="555555"/>
+          <w:sz w:val="20"/>
+          <w:lang w:val="es-PE"/>
+        </w:rPr>
+        <w:t>Modificación del objeto social inscrito según necesidades empresariales.</w:t>
+      </w:r>
+    </w:p>
+    <w:p>
+      <w:pPr>
+        <w:spacing w:before="200"/>
+        <w:rPr>
+          <w:lang w:val="es-PE"/>
+        </w:rPr>
+      </w:pPr>
+      <w:r>
+        <w:rPr>
+          <w:b/>
+          <w:color w:val="B5844F"/>
+          <w:lang w:val="es-PE"/>
+        </w:rPr>
+        <w:t>[5.8</w:t>
+      </w:r>
+      <w:proofErr w:type="gramStart"/>
+      <w:r>
+        <w:rPr>
+          <w:b/>
+          <w:color w:val="B5844F"/>
+          <w:lang w:val="es-PE"/>
+        </w:rPr>
+        <w:t xml:space="preserve">]  </w:t>
+      </w:r>
+      <w:r>
+        <w:rPr>
+          <w:b/>
+          <w:color w:val="60202C"/>
+          <w:lang w:val="es-PE"/>
+        </w:rPr>
+        <w:t>Juntas</w:t>
+      </w:r>
+      <w:proofErr w:type="gramEnd"/>
+      <w:r>
+        <w:rPr>
+          <w:b/>
+          <w:color w:val="60202C"/>
+          <w:lang w:val="es-PE"/>
+        </w:rPr>
+        <w:t xml:space="preserve"> societarias (ordinarias, extraordinarias, universales)</w:t>
+      </w:r>
+    </w:p>
+    <w:p>
+      <w:pPr>
+        <w:rPr>
+          <w:lang w:val="es-PE"/>
+        </w:rPr>
+      </w:pPr>
+      <w:r>
+        <w:rPr>
+          <w:color w:val="555555"/>
+          <w:sz w:val="20"/>
+          <w:lang w:val="es-PE"/>
+        </w:rPr>
+        <w:t>Convocatoria, quórum, actas y cumplimiento de formalidades.</w:t>
+      </w:r>
+    </w:p>
+    <w:p>
+      <w:pPr>
+        <w:spacing w:before="200"/>
+        <w:rPr>
+          <w:lang w:val="es-PE"/>
+        </w:rPr>
+      </w:pPr>
+      <w:r>
+        <w:rPr>
+          <w:b/>
+          <w:color w:val="B5844F"/>
+          <w:lang w:val="es-PE"/>
+        </w:rPr>
+        <w:t>[5.9</w:t>
+      </w:r>
+      <w:proofErr w:type="gramStart"/>
+      <w:r>
+        <w:rPr>
+          <w:b/>
+          <w:color w:val="B5844F"/>
+          <w:lang w:val="es-PE"/>
+        </w:rPr>
+        <w:t xml:space="preserve">]  </w:t>
+      </w:r>
+      <w:r>
+        <w:rPr>
+          <w:b/>
+          <w:color w:val="60202C"/>
+          <w:lang w:val="es-PE"/>
+        </w:rPr>
+        <w:t>Renuncia</w:t>
+      </w:r>
+      <w:proofErr w:type="gramEnd"/>
+      <w:r>
+        <w:rPr>
+          <w:b/>
+          <w:color w:val="60202C"/>
+          <w:lang w:val="es-PE"/>
+        </w:rPr>
+        <w:t xml:space="preserve"> y nombramiento de gerentes/directores</w:t>
+      </w:r>
+    </w:p>
+    <w:p>
+      <w:pPr>
+        <w:rPr>
+          <w:lang w:val="es-PE"/>
+        </w:rPr>
+      </w:pPr>
+      <w:r>
+        <w:rPr>
+          <w:color w:val="555555"/>
+          <w:sz w:val="20"/>
+          <w:lang w:val="es-PE"/>
+        </w:rPr>
+        <w:t>Trámites para cambios en los representantes legales y directores.</w:t>
+      </w:r>
+    </w:p>
+    <w:p>
+      <w:pPr>
+        <w:spacing w:before="200"/>
+        <w:rPr>
+          <w:lang w:val="es-PE"/>
+        </w:rPr>
+      </w:pPr>
+      <w:r>
+        <w:rPr>
+          <w:b/>
+          <w:color w:val="B5844F"/>
+          <w:lang w:val="es-PE"/>
+        </w:rPr>
+        <w:lastRenderedPageBreak/>
+        <w:t>[5.10</w:t>
+      </w:r>
+      <w:proofErr w:type="gramStart"/>
+      <w:r>
+        <w:rPr>
+          <w:b/>
+          <w:color w:val="B5844F"/>
+          <w:lang w:val="es-PE"/>
+        </w:rPr>
+        <w:t xml:space="preserve">]  </w:t>
+      </w:r>
+      <w:r>
+        <w:rPr>
+          <w:b/>
+          <w:color w:val="60202C"/>
+          <w:lang w:val="es-PE"/>
+        </w:rPr>
+        <w:t>Otorgamiento</w:t>
+      </w:r>
+      <w:proofErr w:type="gramEnd"/>
+      <w:r>
+        <w:rPr>
+          <w:b/>
+          <w:color w:val="60202C"/>
+          <w:lang w:val="es-PE"/>
+        </w:rPr>
+        <w:t xml:space="preserve"> de poder por escritura pública</w:t>
+      </w:r>
+    </w:p>
+    <w:p>
+      <w:pPr>
+        <w:rPr>
+          <w:lang w:val="es-PE"/>
+        </w:rPr>
+      </w:pPr>
+      <w:r>
+        <w:rPr>
+          <w:color w:val="555555"/>
+          <w:sz w:val="20"/>
+          <w:lang w:val="es-PE"/>
+        </w:rPr>
+        <w:t>Confección y elevación a escritura pública de poderes (amplios o específicos).</w:t>
+      </w:r>
+    </w:p>
+    <w:p>
+      <w:pPr>
+        <w:spacing w:before="200"/>
+        <w:rPr>
+          <w:lang w:val="es-PE"/>
+        </w:rPr>
+      </w:pPr>
+      <w:r>
+        <w:rPr>
+          <w:b/>
+          <w:color w:val="B5844F"/>
+          <w:lang w:val="es-PE"/>
+        </w:rPr>
+        <w:t>[5.11</w:t>
+      </w:r>
+      <w:proofErr w:type="gramStart"/>
+      <w:r>
+        <w:rPr>
+          <w:b/>
+          <w:color w:val="B5844F"/>
+          <w:lang w:val="es-PE"/>
+        </w:rPr>
+        <w:t xml:space="preserve">]  </w:t>
+      </w:r>
+      <w:r>
+        <w:rPr>
+          <w:b/>
+          <w:color w:val="60202C"/>
+          <w:lang w:val="es-PE"/>
+        </w:rPr>
+        <w:t>Transformación</w:t>
+      </w:r>
+      <w:proofErr w:type="gramEnd"/>
+      <w:r>
+        <w:rPr>
+          <w:b/>
+          <w:color w:val="60202C"/>
+          <w:lang w:val="es-PE"/>
+        </w:rPr>
+        <w:t xml:space="preserve"> de empresa</w:t>
+      </w:r>
+    </w:p>
+    <w:p>
+      <w:pPr>
+        <w:rPr>
+          <w:lang w:val="es-PE"/>
+        </w:rPr>
+      </w:pPr>
+      <w:r>
+        <w:rPr>
+          <w:color w:val="555555"/>
+          <w:sz w:val="20"/>
+          <w:lang w:val="es-PE"/>
+        </w:rPr>
+        <w:t>Cambio de tipo societario o reestructuración corporativa.</w:t>
+      </w:r>
+    </w:p>
+    <w:p>
+      <w:pPr>
+        <w:spacing w:before="200"/>
+        <w:rPr>
+          <w:lang w:val="es-PE"/>
+        </w:rPr>
+      </w:pPr>
+      <w:r>
+        <w:rPr>
+          <w:b/>
+          <w:color w:val="B5844F"/>
+          <w:lang w:val="es-PE"/>
+        </w:rPr>
+        <w:t>[5.12</w:t>
+      </w:r>
+      <w:proofErr w:type="gramStart"/>
+      <w:r>
+        <w:rPr>
+          <w:b/>
+          <w:color w:val="B5844F"/>
+          <w:lang w:val="es-PE"/>
+        </w:rPr>
+        <w:t xml:space="preserve">]  </w:t>
+      </w:r>
+      <w:r>
+        <w:rPr>
+          <w:b/>
+          <w:color w:val="60202C"/>
+          <w:lang w:val="es-PE"/>
+        </w:rPr>
+        <w:t>Disolución</w:t>
+      </w:r>
+      <w:proofErr w:type="gramEnd"/>
+      <w:r>
+        <w:rPr>
+          <w:b/>
+          <w:color w:val="60202C"/>
+          <w:lang w:val="es-PE"/>
+        </w:rPr>
+        <w:t>, liquidación y extinción de sociedad</w:t>
+      </w:r>
+    </w:p>
+    <w:p>
+      <w:pPr>
+        <w:rPr>
+          <w:lang w:val="es-PE"/>
+        </w:rPr>
+      </w:pPr>
+      <w:r>
+        <w:rPr>
+          <w:color w:val="555555"/>
+          <w:sz w:val="20"/>
+          <w:lang w:val="es-PE"/>
+        </w:rPr>
+        <w:t>Procedimientos legales para cerrar la sociedad y liquidar obligaciones.</w:t>
+      </w:r>
+    </w:p>
+    <w:p>
+      <w:pPr>
+        <w:spacing w:before="200"/>
+        <w:rPr>
+          <w:lang w:val="es-PE"/>
+        </w:rPr>
+      </w:pPr>
+      <w:r>
+        <w:rPr>
+          <w:b/>
+          <w:color w:val="B5844F"/>
+          <w:lang w:val="es-PE"/>
+        </w:rPr>
+        <w:t>[5.13</w:t>
+      </w:r>
+      <w:proofErr w:type="gramStart"/>
+      <w:r>
+        <w:rPr>
+          <w:b/>
+          <w:color w:val="B5844F"/>
+          <w:lang w:val="es-PE"/>
+        </w:rPr>
+        <w:t xml:space="preserve">]  </w:t>
+      </w:r>
+      <w:r>
+        <w:rPr>
+          <w:b/>
+          <w:color w:val="60202C"/>
+          <w:lang w:val="es-PE"/>
+        </w:rPr>
+        <w:t>Quiebra</w:t>
+      </w:r>
+      <w:proofErr w:type="gramEnd"/>
+      <w:r>
+        <w:rPr>
+          <w:b/>
+          <w:color w:val="60202C"/>
+          <w:lang w:val="es-PE"/>
+        </w:rPr>
+        <w:t xml:space="preserve"> empresarial</w:t>
+      </w:r>
+    </w:p>
+    <w:p>
+      <w:pPr>
+        <w:rPr>
+          <w:lang w:val="es-PE"/>
+        </w:rPr>
+      </w:pPr>
+      <w:r>
+        <w:rPr>
+          <w:color w:val="555555"/>
+          <w:sz w:val="20"/>
+          <w:lang w:val="es-PE"/>
+        </w:rPr>
+        <w:t>Asesoría en procedimientos concursales y planes de reorganización o liquidación.</w:t>
+      </w:r>
+    </w:p>
+    <w:p>
+      <w:pPr>
+        <w:pStyle w:val="Ttulo2"/>
+        <w:rPr>
+          <w:lang w:val="es-PE"/>
+        </w:rPr>
+      </w:pPr>
+      <w:r>
+        <w:rPr>
+          <w:color w:val="60202C"/>
+          <w:lang w:val="es-PE"/>
+        </w:rPr>
+        <w:t>Preguntas Frecuentes (2)</w:t>
+      </w:r>
+    </w:p>
+    <w:p>
+      <w:pPr>
+        <w:spacing w:before="160"/>
+        <w:rPr>
+          <w:lang w:val="es-PE"/>
+        </w:rPr>
+      </w:pPr>
+      <w:r>
+        <w:rPr>
+          <w:b/>
+          <w:color w:val="60202C"/>
+          <w:lang w:val="es-PE"/>
+        </w:rPr>
+        <w:t>P1: ¿Qué ley regula las sociedades en el Perú?</w:t>
+      </w:r>
+    </w:p>
+    <w:p>
+      <w:pPr>
+        <w:ind w:left="283"/>
+        <w:rPr>
+          <w:lang w:val="es-PE"/>
+        </w:rPr>
+      </w:pPr>
+      <w:r>
+        <w:rPr>
+          <w:color w:val="555555"/>
+          <w:sz w:val="20"/>
+          <w:lang w:val="es-PE"/>
+        </w:rPr>
+        <w:t>La Ley General de Sociedades (Ley N.º 26887) regula constitución, gobierno y disolución societaria.</w:t>
+      </w:r>
+    </w:p>
+    <w:p>
+      <w:pPr>
+        <w:spacing w:before="160"/>
+        <w:rPr>
+          <w:lang w:val="es-PE"/>
+        </w:rPr>
+      </w:pPr>
+      <w:r>
+        <w:rPr>
+          <w:b/>
+          <w:color w:val="60202C"/>
+          <w:lang w:val="es-PE"/>
+        </w:rPr>
+        <w:t>P2: ¿Qué implica un aumento de capital?</w:t>
+      </w:r>
+    </w:p>
+    <w:p>
+      <w:pPr>
+        <w:ind w:left="283"/>
+        <w:rPr>
+          <w:lang w:val="es-PE"/>
+        </w:rPr>
+      </w:pPr>
+      <w:r>
+        <w:rPr>
+          <w:color w:val="555555"/>
+          <w:sz w:val="20"/>
+          <w:lang w:val="es-PE"/>
+        </w:rPr>
+        <w:t>Requiere acuerdo societario, modificación estatutaria y registro en SUNARP según el caso.</w:t>
+      </w:r>
+    </w:p>
+    <w:p>
+      <w:pPr>
+        <w:pStyle w:val="Ttulo1"/>
+        <w:rPr>
+          <w:lang w:val="es-PE"/>
+        </w:rPr>
+      </w:pPr>
+      <w:r>
+        <w:rPr>
+          <w:color w:val="60202C"/>
+          <w:lang w:val="es-PE"/>
+        </w:rPr>
+        <w:t>6. Derecho de Sucesiones / Herencia</w:t>
+      </w:r>
+    </w:p>
+    <w:p>
+      <w:pPr>
+        <w:rPr>
+          <w:lang w:val="es-PE"/>
+        </w:rPr>
+      </w:pPr>
+      <w:r>
+        <w:rPr>
+          <w:color w:val="555555"/>
+          <w:sz w:val="20"/>
+          <w:lang w:val="es-PE"/>
+        </w:rPr>
+        <w:t xml:space="preserve">Categoría: </w:t>
+      </w:r>
+      <w:r>
+        <w:rPr>
+          <w:b/>
+          <w:color w:val="B5844F"/>
+          <w:lang w:val="es-PE"/>
+        </w:rPr>
+        <w:t>Familia y Sucesiones</w:t>
+      </w:r>
+    </w:p>
+    <w:p>
+      <w:pPr>
+        <w:rPr>
+          <w:lang w:val="es-PE"/>
+        </w:rPr>
+      </w:pPr>
+      <w:r>
+        <w:rPr>
+          <w:color w:val="555555"/>
+          <w:sz w:val="18"/>
+          <w:lang w:val="es-PE"/>
+        </w:rPr>
+        <w:t xml:space="preserve">URL: </w:t>
+      </w:r>
+      <w:r>
+        <w:rPr>
+          <w:i/>
+          <w:color w:val="555555"/>
+          <w:sz w:val="18"/>
+          <w:lang w:val="es-PE"/>
+        </w:rPr>
+        <w:t>/servicios/derecho-de-sucesiones</w:t>
+      </w:r>
+    </w:p>
+    <w:p>
+      <w:pPr>
+        <w:pStyle w:val="Ttulo2"/>
+        <w:rPr>
+          <w:lang w:val="es-PE"/>
+        </w:rPr>
+      </w:pPr>
+      <w:r>
+        <w:rPr>
+          <w:color w:val="60202C"/>
+          <w:lang w:val="es-PE"/>
+        </w:rPr>
+        <w:t>Descripción</w:t>
+      </w:r>
+    </w:p>
+    <w:p>
+      <w:pPr>
+        <w:spacing w:after="120"/>
+        <w:rPr>
+          <w:lang w:val="es-PE"/>
+        </w:rPr>
+      </w:pPr>
+      <w:r>
+        <w:rPr>
+          <w:lang w:val="es-PE"/>
+        </w:rPr>
+        <w:t>Tramitamos sucesiones intestadas, testamentos, partición de bienes, anticipos de legítima y rectificaciones civiles necesarias.</w:t>
+      </w:r>
+    </w:p>
+    <w:p>
+      <w:pPr>
+        <w:pStyle w:val="Ttulo2"/>
+      </w:pPr>
+      <w:proofErr w:type="spellStart"/>
+      <w:r>
+        <w:rPr>
+          <w:color w:val="60202C"/>
+        </w:rPr>
+        <w:t>Beneficios</w:t>
+      </w:r>
+      <w:proofErr w:type="spellEnd"/>
+    </w:p>
+    <w:p>
+      <w:pPr>
+        <w:pStyle w:val="Listaconvietas"/>
+      </w:pPr>
+      <w:r>
+        <w:rPr>
+          <w:sz w:val="20"/>
+        </w:rPr>
+        <w:t>Evita conflictos entre herederos</w:t>
+      </w:r>
+    </w:p>
+    <w:p>
+      <w:pPr>
+        <w:pStyle w:val="Listaconvietas"/>
+      </w:pPr>
+      <w:r>
+        <w:rPr>
+          <w:sz w:val="20"/>
+        </w:rPr>
+        <w:t>Asegura cumplimiento de derechos hereditarios</w:t>
+      </w:r>
+    </w:p>
+    <w:p>
+      <w:pPr>
+        <w:pStyle w:val="Listaconvietas"/>
+      </w:pPr>
+      <w:r>
+        <w:rPr>
+          <w:sz w:val="20"/>
+        </w:rPr>
+        <w:t>Trámites civiles y registrales asistidos</w:t>
+      </w:r>
+    </w:p>
+    <w:p>
+      <w:pPr>
+        <w:pStyle w:val="Listaconvietas"/>
+        <w:rPr>
+          <w:lang w:val="es-PE"/>
+        </w:rPr>
+      </w:pPr>
+      <w:r>
+        <w:rPr>
+          <w:sz w:val="20"/>
+          <w:lang w:val="es-PE"/>
+        </w:rPr>
+        <w:t>Asesoría técnica en partición y testamentos</w:t>
+      </w:r>
+    </w:p>
+    <w:p>
+      <w:pPr>
+        <w:pStyle w:val="Ttulo2"/>
+        <w:rPr>
+          <w:lang w:val="es-PE"/>
+        </w:rPr>
+      </w:pPr>
+      <w:proofErr w:type="spellStart"/>
+      <w:r>
+        <w:rPr>
+          <w:color w:val="60202C"/>
+          <w:lang w:val="es-PE"/>
+        </w:rPr>
+        <w:t>Subservicios</w:t>
+      </w:r>
+      <w:proofErr w:type="spellEnd"/>
+      <w:r>
+        <w:rPr>
+          <w:color w:val="60202C"/>
+          <w:lang w:val="es-PE"/>
+        </w:rPr>
+        <w:t xml:space="preserve"> (6)</w:t>
+      </w:r>
+    </w:p>
+    <w:p>
+      <w:pPr>
+        <w:spacing w:before="200"/>
+        <w:rPr>
+          <w:lang w:val="es-PE"/>
+        </w:rPr>
+      </w:pPr>
+      <w:r>
+        <w:rPr>
+          <w:b/>
+          <w:color w:val="B5844F"/>
+          <w:lang w:val="es-PE"/>
+        </w:rPr>
+        <w:t>[6.1</w:t>
+      </w:r>
+      <w:proofErr w:type="gramStart"/>
+      <w:r>
+        <w:rPr>
+          <w:b/>
+          <w:color w:val="B5844F"/>
+          <w:lang w:val="es-PE"/>
+        </w:rPr>
+        <w:t xml:space="preserve">]  </w:t>
+      </w:r>
+      <w:r>
+        <w:rPr>
+          <w:b/>
+          <w:color w:val="60202C"/>
+          <w:lang w:val="es-PE"/>
+        </w:rPr>
+        <w:t>Rectificación</w:t>
+      </w:r>
+      <w:proofErr w:type="gramEnd"/>
+      <w:r>
+        <w:rPr>
+          <w:b/>
+          <w:color w:val="60202C"/>
+          <w:lang w:val="es-PE"/>
+        </w:rPr>
+        <w:t xml:space="preserve"> de partida de nacimiento</w:t>
+      </w:r>
+    </w:p>
+    <w:p>
+      <w:pPr>
+        <w:rPr>
+          <w:lang w:val="es-PE"/>
+        </w:rPr>
+      </w:pPr>
+      <w:r>
+        <w:rPr>
+          <w:color w:val="555555"/>
+          <w:sz w:val="20"/>
+          <w:lang w:val="es-PE"/>
+        </w:rPr>
+        <w:t>Corrección de datos civiles y partidas necesarias para trámites sucesorios.</w:t>
+      </w:r>
+    </w:p>
+    <w:p>
+      <w:pPr>
+        <w:spacing w:before="200"/>
+        <w:rPr>
+          <w:lang w:val="es-PE"/>
+        </w:rPr>
+      </w:pPr>
+      <w:r>
+        <w:rPr>
+          <w:b/>
+          <w:color w:val="B5844F"/>
+          <w:lang w:val="es-PE"/>
+        </w:rPr>
+        <w:t>[6.2</w:t>
+      </w:r>
+      <w:proofErr w:type="gramStart"/>
+      <w:r>
+        <w:rPr>
+          <w:b/>
+          <w:color w:val="B5844F"/>
+          <w:lang w:val="es-PE"/>
+        </w:rPr>
+        <w:t xml:space="preserve">]  </w:t>
+      </w:r>
+      <w:r>
+        <w:rPr>
+          <w:b/>
+          <w:color w:val="60202C"/>
+          <w:lang w:val="es-PE"/>
+        </w:rPr>
+        <w:t>Sucesión</w:t>
+      </w:r>
+      <w:proofErr w:type="gramEnd"/>
+      <w:r>
+        <w:rPr>
+          <w:b/>
+          <w:color w:val="60202C"/>
+          <w:lang w:val="es-PE"/>
+        </w:rPr>
+        <w:t xml:space="preserve"> intestada</w:t>
+      </w:r>
+    </w:p>
+    <w:p>
+      <w:pPr>
+        <w:rPr>
+          <w:lang w:val="es-PE"/>
+        </w:rPr>
+      </w:pPr>
+      <w:r>
+        <w:rPr>
+          <w:color w:val="555555"/>
+          <w:sz w:val="20"/>
+          <w:lang w:val="es-PE"/>
+        </w:rPr>
+        <w:t>Proceso de reparto de bienes cuando no existe testamento, conforme al Código Civil.</w:t>
+      </w:r>
+    </w:p>
+    <w:p>
+      <w:pPr>
+        <w:spacing w:before="200"/>
+        <w:rPr>
+          <w:lang w:val="es-PE"/>
+        </w:rPr>
+      </w:pPr>
+      <w:r>
+        <w:rPr>
+          <w:b/>
+          <w:color w:val="B5844F"/>
+          <w:lang w:val="es-PE"/>
+        </w:rPr>
+        <w:lastRenderedPageBreak/>
+        <w:t>[6.3</w:t>
+      </w:r>
+      <w:proofErr w:type="gramStart"/>
+      <w:r>
+        <w:rPr>
+          <w:b/>
+          <w:color w:val="B5844F"/>
+          <w:lang w:val="es-PE"/>
+        </w:rPr>
+        <w:t xml:space="preserve">]  </w:t>
+      </w:r>
+      <w:r>
+        <w:rPr>
+          <w:b/>
+          <w:color w:val="60202C"/>
+          <w:lang w:val="es-PE"/>
+        </w:rPr>
+        <w:t>Petición</w:t>
+      </w:r>
+      <w:proofErr w:type="gramEnd"/>
+      <w:r>
+        <w:rPr>
+          <w:b/>
+          <w:color w:val="60202C"/>
+          <w:lang w:val="es-PE"/>
+        </w:rPr>
+        <w:t xml:space="preserve"> de herencia</w:t>
+      </w:r>
+    </w:p>
+    <w:p>
+      <w:pPr>
+        <w:rPr>
+          <w:lang w:val="es-PE"/>
+        </w:rPr>
+      </w:pPr>
+      <w:r>
+        <w:rPr>
+          <w:color w:val="555555"/>
+          <w:sz w:val="20"/>
+          <w:lang w:val="es-PE"/>
+        </w:rPr>
+        <w:t>Reclamación y gestión de derechos hereditarios por parte de los sucesores.</w:t>
+      </w:r>
+    </w:p>
+    <w:p>
+      <w:pPr>
+        <w:spacing w:before="200"/>
+        <w:rPr>
+          <w:lang w:val="es-PE"/>
+        </w:rPr>
+      </w:pPr>
+      <w:r>
+        <w:rPr>
+          <w:b/>
+          <w:color w:val="B5844F"/>
+          <w:lang w:val="es-PE"/>
+        </w:rPr>
+        <w:t>[6.4</w:t>
+      </w:r>
+      <w:proofErr w:type="gramStart"/>
+      <w:r>
+        <w:rPr>
+          <w:b/>
+          <w:color w:val="B5844F"/>
+          <w:lang w:val="es-PE"/>
+        </w:rPr>
+        <w:t xml:space="preserve">]  </w:t>
+      </w:r>
+      <w:r>
+        <w:rPr>
+          <w:b/>
+          <w:color w:val="60202C"/>
+          <w:lang w:val="es-PE"/>
+        </w:rPr>
+        <w:t>Anticipo</w:t>
+      </w:r>
+      <w:proofErr w:type="gramEnd"/>
+      <w:r>
+        <w:rPr>
+          <w:b/>
+          <w:color w:val="60202C"/>
+          <w:lang w:val="es-PE"/>
+        </w:rPr>
+        <w:t xml:space="preserve"> de legítima (con o sin usufructo vitalicio</w:t>
+      </w:r>
+      <w:r>
+        <w:rPr>
+          <w:b/>
+          <w:color w:val="60202C"/>
+          <w:highlight w:val="cyan"/>
+          <w:lang w:val="es-PE"/>
+        </w:rPr>
+        <w:t>/con o sin dispensa de colación</w:t>
+      </w:r>
+      <w:r>
+        <w:rPr>
+          <w:b/>
+          <w:color w:val="60202C"/>
+          <w:lang w:val="es-PE"/>
+        </w:rPr>
+        <w:t>)</w:t>
+      </w:r>
+    </w:p>
+    <w:p>
+      <w:pPr>
+        <w:rPr>
+          <w:lang w:val="es-PE"/>
+        </w:rPr>
+      </w:pPr>
+      <w:r>
+        <w:rPr>
+          <w:color w:val="555555"/>
+          <w:sz w:val="20"/>
+          <w:lang w:val="es-PE"/>
+        </w:rPr>
+        <w:t>Otorgamiento anticipado de parte de la herencia bajo condiciones pactadas legalmente.</w:t>
+      </w:r>
+    </w:p>
+    <w:p>
+      <w:pPr>
+        <w:spacing w:before="200"/>
+        <w:rPr>
+          <w:lang w:val="es-PE"/>
+        </w:rPr>
+      </w:pPr>
+      <w:r>
+        <w:rPr>
+          <w:b/>
+          <w:color w:val="B5844F"/>
+          <w:lang w:val="es-PE"/>
+        </w:rPr>
+        <w:t>[6.5</w:t>
+      </w:r>
+      <w:proofErr w:type="gramStart"/>
+      <w:r>
+        <w:rPr>
+          <w:b/>
+          <w:color w:val="B5844F"/>
+          <w:lang w:val="es-PE"/>
+        </w:rPr>
+        <w:t xml:space="preserve">]  </w:t>
+      </w:r>
+      <w:r>
+        <w:rPr>
+          <w:b/>
+          <w:color w:val="60202C"/>
+          <w:lang w:val="es-PE"/>
+        </w:rPr>
+        <w:t>División</w:t>
+      </w:r>
+      <w:proofErr w:type="gramEnd"/>
+      <w:r>
+        <w:rPr>
+          <w:b/>
+          <w:color w:val="60202C"/>
+          <w:lang w:val="es-PE"/>
+        </w:rPr>
+        <w:t xml:space="preserve"> y partición de inmuebles</w:t>
+      </w:r>
+    </w:p>
+    <w:p>
+      <w:pPr>
+        <w:rPr>
+          <w:lang w:val="es-PE"/>
+        </w:rPr>
+      </w:pPr>
+      <w:r>
+        <w:rPr>
+          <w:color w:val="555555"/>
+          <w:sz w:val="20"/>
+          <w:lang w:val="es-PE"/>
+        </w:rPr>
+        <w:t>Segregación y adjudicación de bienes inmuebles entre herederos.</w:t>
+      </w:r>
+    </w:p>
+    <w:p>
+      <w:pPr>
+        <w:spacing w:before="200"/>
+        <w:rPr>
+          <w:lang w:val="es-PE"/>
+        </w:rPr>
+      </w:pPr>
+      <w:r>
+        <w:rPr>
+          <w:b/>
+          <w:color w:val="B5844F"/>
+          <w:lang w:val="es-PE"/>
+        </w:rPr>
+        <w:t>[6.6</w:t>
+      </w:r>
+      <w:proofErr w:type="gramStart"/>
+      <w:r>
+        <w:rPr>
+          <w:b/>
+          <w:color w:val="B5844F"/>
+          <w:lang w:val="es-PE"/>
+        </w:rPr>
+        <w:t xml:space="preserve">]  </w:t>
+      </w:r>
+      <w:r>
+        <w:rPr>
+          <w:b/>
+          <w:color w:val="60202C"/>
+          <w:lang w:val="es-PE"/>
+        </w:rPr>
+        <w:t>Elaboración</w:t>
+      </w:r>
+      <w:proofErr w:type="gramEnd"/>
+      <w:r>
+        <w:rPr>
+          <w:b/>
+          <w:color w:val="60202C"/>
+          <w:lang w:val="es-PE"/>
+        </w:rPr>
+        <w:t xml:space="preserve"> de testamento</w:t>
+      </w:r>
+    </w:p>
+    <w:p>
+      <w:pPr>
+        <w:rPr>
+          <w:lang w:val="es-PE"/>
+        </w:rPr>
+      </w:pPr>
+      <w:r>
+        <w:rPr>
+          <w:color w:val="555555"/>
+          <w:sz w:val="20"/>
+          <w:lang w:val="es-PE"/>
+        </w:rPr>
+        <w:t>Redacción y formalización de testamentos para protección de legado.</w:t>
+      </w:r>
+    </w:p>
+    <w:p>
+      <w:pPr>
+        <w:pStyle w:val="Ttulo2"/>
+        <w:rPr>
+          <w:lang w:val="es-PE"/>
+        </w:rPr>
+      </w:pPr>
+      <w:r>
+        <w:rPr>
+          <w:color w:val="60202C"/>
+          <w:lang w:val="es-PE"/>
+        </w:rPr>
+        <w:t>Preguntas Frecuentes (2)</w:t>
+      </w:r>
+    </w:p>
+    <w:p>
+      <w:pPr>
+        <w:spacing w:before="160"/>
+        <w:rPr>
+          <w:lang w:val="es-PE"/>
+        </w:rPr>
+      </w:pPr>
+      <w:r>
+        <w:rPr>
+          <w:b/>
+          <w:color w:val="60202C"/>
+          <w:lang w:val="es-PE"/>
+        </w:rPr>
+        <w:t xml:space="preserve">P1: ¿Qué ocurre </w:t>
+      </w:r>
+      <w:r>
+        <w:rPr>
+          <w:b/>
+          <w:color w:val="60202C"/>
+          <w:highlight w:val="cyan"/>
+          <w:lang w:val="es-PE"/>
+        </w:rPr>
+        <w:t xml:space="preserve">si </w:t>
+      </w:r>
+      <w:r>
+        <w:rPr>
+          <w:b/>
+          <w:color w:val="60202C"/>
+          <w:highlight w:val="cyan"/>
+          <w:lang w:val="es-PE"/>
+        </w:rPr>
+        <w:t xml:space="preserve">no hay </w:t>
+      </w:r>
+      <w:r>
+        <w:rPr>
+          <w:b/>
+          <w:color w:val="60202C"/>
+          <w:highlight w:val="cyan"/>
+          <w:lang w:val="es-PE"/>
+        </w:rPr>
+        <w:t>testamento</w:t>
+      </w:r>
+      <w:r>
+        <w:rPr>
+          <w:b/>
+          <w:color w:val="60202C"/>
+          <w:lang w:val="es-PE"/>
+        </w:rPr>
+        <w:t>?</w:t>
+      </w:r>
+    </w:p>
+    <w:p>
+      <w:pPr>
+        <w:ind w:left="283"/>
+        <w:rPr>
+          <w:lang w:val="es-PE"/>
+        </w:rPr>
+      </w:pPr>
+      <w:r>
+        <w:rPr>
+          <w:color w:val="555555"/>
+          <w:sz w:val="20"/>
+          <w:lang w:val="es-PE"/>
+        </w:rPr>
+        <w:t xml:space="preserve">Se aplica la sucesión intestada según </w:t>
+      </w:r>
+      <w:r>
+        <w:rPr>
+          <w:color w:val="555555"/>
+          <w:sz w:val="20"/>
+          <w:highlight w:val="cyan"/>
+          <w:lang w:val="es-PE"/>
+        </w:rPr>
+        <w:t xml:space="preserve">el orden </w:t>
+      </w:r>
+      <w:r>
+        <w:rPr>
+          <w:color w:val="555555"/>
+          <w:sz w:val="20"/>
+          <w:highlight w:val="cyan"/>
+          <w:lang w:val="es-PE"/>
+        </w:rPr>
+        <w:t xml:space="preserve">sucesorio </w:t>
+      </w:r>
+      <w:r>
+        <w:rPr>
+          <w:color w:val="555555"/>
+          <w:sz w:val="20"/>
+          <w:highlight w:val="cyan"/>
+          <w:lang w:val="es-PE"/>
+        </w:rPr>
+        <w:t>legal</w:t>
+      </w:r>
+      <w:r>
+        <w:rPr>
+          <w:color w:val="555555"/>
+          <w:sz w:val="20"/>
+          <w:lang w:val="es-PE"/>
+        </w:rPr>
+        <w:t>.</w:t>
+      </w:r>
+    </w:p>
+    <w:p>
+      <w:pPr>
+        <w:spacing w:before="160"/>
+        <w:rPr>
+          <w:lang w:val="es-PE"/>
+        </w:rPr>
+      </w:pPr>
+      <w:r>
+        <w:rPr>
+          <w:b/>
+          <w:color w:val="60202C"/>
+          <w:lang w:val="es-PE"/>
+        </w:rPr>
+        <w:t>P2: ¿Qué es el anticipo de legítima?</w:t>
+      </w:r>
+    </w:p>
+    <w:p>
+      <w:pPr>
+        <w:ind w:left="283"/>
+        <w:rPr>
+          <w:lang w:val="es-PE"/>
+        </w:rPr>
+      </w:pPr>
+      <w:r>
+        <w:rPr>
+          <w:color w:val="555555"/>
+          <w:sz w:val="20"/>
+          <w:lang w:val="es-PE"/>
+        </w:rPr>
+        <w:t xml:space="preserve">Entrega anticipada de parte de la porción hereditaria que corresponde </w:t>
+      </w:r>
+      <w:r>
+        <w:rPr>
+          <w:color w:val="555555"/>
+          <w:sz w:val="20"/>
+          <w:highlight w:val="cyan"/>
+          <w:lang w:val="es-PE"/>
+        </w:rPr>
+        <w:t xml:space="preserve">a </w:t>
+      </w:r>
+      <w:r>
+        <w:rPr>
+          <w:color w:val="555555"/>
+          <w:sz w:val="20"/>
+          <w:highlight w:val="cyan"/>
+          <w:lang w:val="es-PE"/>
+        </w:rPr>
+        <w:t>herederos forzosos</w:t>
+      </w:r>
+      <w:r>
+        <w:rPr>
+          <w:color w:val="555555"/>
+          <w:sz w:val="20"/>
+          <w:lang w:val="es-PE"/>
+        </w:rPr>
+        <w:t>, pudiendo incluir usufructo.</w:t>
+      </w:r>
+    </w:p>
+    <w:p>
+      <w:pPr>
+        <w:pStyle w:val="Ttulo1"/>
+        <w:rPr>
+          <w:lang w:val="es-PE"/>
+        </w:rPr>
+      </w:pPr>
+      <w:r>
+        <w:rPr>
+          <w:color w:val="60202C"/>
+          <w:lang w:val="es-PE"/>
+        </w:rPr>
+        <w:t>7. Litigios Civiles y Prevención</w:t>
+      </w:r>
+    </w:p>
+    <w:p>
+      <w:pPr>
+        <w:rPr>
+          <w:lang w:val="es-PE"/>
+        </w:rPr>
+      </w:pPr>
+      <w:r>
+        <w:rPr>
+          <w:color w:val="555555"/>
+          <w:sz w:val="20"/>
+          <w:lang w:val="es-PE"/>
+        </w:rPr>
+        <w:t xml:space="preserve">Categoría: </w:t>
+      </w:r>
+      <w:r>
+        <w:rPr>
+          <w:b/>
+          <w:color w:val="B5844F"/>
+          <w:lang w:val="es-PE"/>
+        </w:rPr>
+        <w:t>Litigios</w:t>
+      </w:r>
+    </w:p>
+    <w:p>
+      <w:pPr>
+        <w:rPr>
+          <w:lang w:val="es-PE"/>
+        </w:rPr>
+      </w:pPr>
+      <w:r>
+        <w:rPr>
+          <w:color w:val="555555"/>
+          <w:sz w:val="18"/>
+          <w:lang w:val="es-PE"/>
+        </w:rPr>
+        <w:t xml:space="preserve">URL: </w:t>
+      </w:r>
+      <w:r>
+        <w:rPr>
+          <w:i/>
+          <w:color w:val="555555"/>
+          <w:sz w:val="18"/>
+          <w:lang w:val="es-PE"/>
+        </w:rPr>
+        <w:t>/servicios/litigios-civiles-y-prevencion</w:t>
+      </w:r>
+    </w:p>
+    <w:p>
+      <w:pPr>
+        <w:pStyle w:val="Ttulo2"/>
+        <w:rPr>
+          <w:lang w:val="es-PE"/>
+        </w:rPr>
+      </w:pPr>
+      <w:r>
+        <w:rPr>
+          <w:color w:val="60202C"/>
+          <w:lang w:val="es-PE"/>
+        </w:rPr>
+        <w:t>Descripción</w:t>
+      </w:r>
+    </w:p>
+    <w:p>
+      <w:pPr>
+        <w:spacing w:after="120"/>
+        <w:rPr>
+          <w:lang w:val="es-PE"/>
+        </w:rPr>
+      </w:pPr>
+      <w:r>
+        <w:rPr>
+          <w:lang w:val="es-PE"/>
+        </w:rPr>
+        <w:t>Representación en procesos familiares, reales (propiedad/posesión) y recuperación de capital; además asesoría preventiva para evitar litigios.</w:t>
+      </w:r>
+    </w:p>
+    <w:p>
+      <w:pPr>
+        <w:pStyle w:val="Ttulo2"/>
+      </w:pPr>
+      <w:proofErr w:type="spellStart"/>
+      <w:r>
+        <w:rPr>
+          <w:color w:val="60202C"/>
+        </w:rPr>
+        <w:t>Beneficios</w:t>
+      </w:r>
+      <w:proofErr w:type="spellEnd"/>
+    </w:p>
+    <w:p>
+      <w:pPr>
+        <w:pStyle w:val="Listaconvietas"/>
+        <w:rPr>
+          <w:lang w:val="es-PE"/>
+        </w:rPr>
+      </w:pPr>
+      <w:r>
+        <w:rPr>
+          <w:sz w:val="20"/>
+          <w:lang w:val="es-PE"/>
+        </w:rPr>
+        <w:t>Defensa técnica en familia y propiedad</w:t>
+      </w:r>
+    </w:p>
+    <w:p>
+      <w:pPr>
+        <w:pStyle w:val="Listaconvietas"/>
+      </w:pPr>
+      <w:proofErr w:type="spellStart"/>
+      <w:r>
+        <w:rPr>
+          <w:sz w:val="20"/>
+        </w:rPr>
+        <w:t>Medidas</w:t>
+      </w:r>
+      <w:proofErr w:type="spellEnd"/>
+      <w:r>
+        <w:rPr>
+          <w:sz w:val="20"/>
+        </w:rPr>
+        <w:t xml:space="preserve"> </w:t>
+      </w:r>
+      <w:proofErr w:type="spellStart"/>
+      <w:r>
+        <w:rPr>
+          <w:sz w:val="20"/>
+        </w:rPr>
+        <w:t>preventivas</w:t>
+      </w:r>
+      <w:proofErr w:type="spellEnd"/>
+      <w:r>
+        <w:rPr>
+          <w:sz w:val="20"/>
+        </w:rPr>
+        <w:t xml:space="preserve"> para </w:t>
+      </w:r>
+      <w:proofErr w:type="spellStart"/>
+      <w:r>
+        <w:rPr>
+          <w:sz w:val="20"/>
+        </w:rPr>
+        <w:t>evitar</w:t>
+      </w:r>
+      <w:proofErr w:type="spellEnd"/>
+      <w:r>
+        <w:rPr>
+          <w:sz w:val="20"/>
+        </w:rPr>
+        <w:t xml:space="preserve"> litigios</w:t>
+      </w:r>
+    </w:p>
+    <w:p>
+      <w:pPr>
+        <w:pStyle w:val="Listaconvietas"/>
+      </w:pPr>
+      <w:r>
+        <w:rPr>
+          <w:sz w:val="20"/>
+        </w:rPr>
+        <w:t>Recuperación de activos y patrimonio</w:t>
+      </w:r>
+    </w:p>
+    <w:p>
+      <w:pPr>
+        <w:pStyle w:val="Listaconvietas"/>
+      </w:pPr>
+      <w:r>
+        <w:rPr>
+          <w:sz w:val="20"/>
+        </w:rPr>
+        <w:t>Asesoría integral civil y registral</w:t>
+      </w:r>
+    </w:p>
+    <w:p>
+      <w:pPr>
+        <w:pStyle w:val="Ttulo2"/>
+      </w:pPr>
+      <w:r>
+        <w:rPr>
+          <w:color w:val="60202C"/>
+        </w:rPr>
+        <w:t>Subservicios (3)</w:t>
+      </w:r>
+    </w:p>
+    <w:p>
+      <w:pPr>
+        <w:spacing w:before="200"/>
+      </w:pPr>
+      <w:r>
+        <w:rPr>
+          <w:b/>
+          <w:color w:val="B5844F"/>
+        </w:rPr>
+        <w:t xml:space="preserve">[7.1]  </w:t>
+      </w:r>
+      <w:r>
+        <w:rPr>
+          <w:b/>
+          <w:color w:val="60202C"/>
+        </w:rPr>
+        <w:t>De familia</w:t>
+      </w:r>
+    </w:p>
+    <w:p>
+      <w:pPr>
+        <w:rPr>
+          <w:lang w:val="es-PE"/>
+        </w:rPr>
+      </w:pPr>
+      <w:r>
+        <w:rPr>
+          <w:color w:val="555555"/>
+          <w:sz w:val="20"/>
+          <w:lang w:val="es-PE"/>
+        </w:rPr>
+        <w:t>Asuntos relacionados con el núcleo familiar.</w:t>
+      </w:r>
+    </w:p>
+    <w:p>
+      <w:pPr>
+        <w:ind w:left="850"/>
+        <w:rPr>
+          <w:lang w:val="es-PE"/>
+        </w:rPr>
+      </w:pPr>
+      <w:r>
+        <w:rPr>
+          <w:color w:val="B5844F"/>
+          <w:sz w:val="20"/>
+          <w:lang w:val="es-PE"/>
+        </w:rPr>
+        <w:t xml:space="preserve">▸ </w:t>
+      </w:r>
+      <w:r>
+        <w:rPr>
+          <w:b/>
+          <w:sz w:val="20"/>
+          <w:lang w:val="es-PE"/>
+        </w:rPr>
+        <w:t>Régimen patrimonial del matrimonio</w:t>
+      </w:r>
+      <w:r>
+        <w:rPr>
+          <w:color w:val="555555"/>
+          <w:sz w:val="18"/>
+          <w:lang w:val="es-PE"/>
+        </w:rPr>
+        <w:br/>
+        <w:t xml:space="preserve">   Sociedad de gananciales y separación de patrimonios.</w:t>
+      </w:r>
+    </w:p>
+    <w:p>
+      <w:pPr>
+        <w:ind w:left="850"/>
+        <w:rPr>
+          <w:lang w:val="es-PE"/>
+        </w:rPr>
+      </w:pPr>
+      <w:r>
+        <w:rPr>
+          <w:color w:val="B5844F"/>
+          <w:sz w:val="20"/>
+          <w:lang w:val="es-PE"/>
+        </w:rPr>
+        <w:lastRenderedPageBreak/>
+        <w:t xml:space="preserve">▸ </w:t>
+      </w:r>
+      <w:r>
+        <w:rPr>
+          <w:b/>
+          <w:sz w:val="20"/>
+          <w:lang w:val="es-PE"/>
+        </w:rPr>
+        <w:t>Reconocimiento de unión de hecho</w:t>
+      </w:r>
+      <w:r>
+        <w:rPr>
+          <w:color w:val="555555"/>
+          <w:sz w:val="18"/>
+          <w:lang w:val="es-PE"/>
+        </w:rPr>
+        <w:br/>
+        <w:t xml:space="preserve">   Reconocimiento y efectos patrimoniales (vía notarial o judicial).</w:t>
+      </w:r>
+    </w:p>
+    <w:p>
+      <w:pPr>
+        <w:ind w:left="850"/>
+        <w:rPr>
+          <w:lang w:val="es-PE"/>
+        </w:rPr>
+      </w:pPr>
+      <w:r>
+        <w:rPr>
+          <w:color w:val="B5844F"/>
+          <w:sz w:val="20"/>
+          <w:lang w:val="es-PE"/>
+        </w:rPr>
+        <w:t xml:space="preserve">▸ </w:t>
+      </w:r>
+      <w:r>
+        <w:rPr>
+          <w:b/>
+          <w:sz w:val="20"/>
+          <w:lang w:val="es-PE"/>
+        </w:rPr>
+        <w:t>Matrimonio civil vía notarial</w:t>
+      </w:r>
+      <w:r>
+        <w:rPr>
+          <w:color w:val="555555"/>
+          <w:sz w:val="18"/>
+          <w:lang w:val="es-PE"/>
+        </w:rPr>
+        <w:br/>
+        <w:t xml:space="preserve">   Asesoría y trámite notarial de matrimonio civil.</w:t>
+      </w:r>
+    </w:p>
+    <w:p>
+      <w:pPr>
+        <w:ind w:left="850"/>
+        <w:rPr>
+          <w:lang w:val="es-PE"/>
+        </w:rPr>
+      </w:pPr>
+      <w:r>
+        <w:rPr>
+          <w:color w:val="B5844F"/>
+          <w:sz w:val="20"/>
+          <w:lang w:val="es-PE"/>
+        </w:rPr>
+        <w:t xml:space="preserve">▸ </w:t>
+      </w:r>
+      <w:r>
+        <w:rPr>
+          <w:b/>
+          <w:sz w:val="20"/>
+          <w:lang w:val="es-PE"/>
+        </w:rPr>
+        <w:t>Rectificación de calidad de bien mueble o inmueble</w:t>
+      </w:r>
+      <w:r>
+        <w:rPr>
+          <w:color w:val="555555"/>
+          <w:sz w:val="18"/>
+          <w:lang w:val="es-PE"/>
+        </w:rPr>
+        <w:br/>
+        <w:t xml:space="preserve">   Correcciones de titularidad o calidad del bien.</w:t>
+      </w:r>
+    </w:p>
+    <w:p>
+      <w:pPr>
+        <w:ind w:left="850"/>
+        <w:rPr>
+          <w:lang w:val="es-PE"/>
+        </w:rPr>
+      </w:pPr>
+      <w:r>
+        <w:rPr>
+          <w:color w:val="B5844F"/>
+          <w:sz w:val="20"/>
+          <w:lang w:val="es-PE"/>
+        </w:rPr>
+        <w:t xml:space="preserve">▸ </w:t>
+      </w:r>
+      <w:r>
+        <w:rPr>
+          <w:b/>
+          <w:sz w:val="20"/>
+          <w:lang w:val="es-PE"/>
+        </w:rPr>
+        <w:t>Divorcio (causal o separación convencional y divorcio ulterior)</w:t>
+      </w:r>
+      <w:r>
+        <w:rPr>
+          <w:color w:val="555555"/>
+          <w:sz w:val="18"/>
+          <w:lang w:val="es-PE"/>
+        </w:rPr>
+        <w:br/>
+        <w:t xml:space="preserve">   Trámites notarial, judicial y administrativos según el caso.</w:t>
+      </w:r>
+    </w:p>
+    <w:p>
+      <w:pPr>
+        <w:ind w:left="850"/>
+        <w:rPr>
+          <w:lang w:val="es-PE"/>
+        </w:rPr>
+      </w:pPr>
+      <w:r>
+        <w:rPr>
+          <w:color w:val="B5844F"/>
+          <w:sz w:val="20"/>
+          <w:lang w:val="es-PE"/>
+        </w:rPr>
+        <w:t xml:space="preserve">▸ </w:t>
+      </w:r>
+      <w:r>
+        <w:rPr>
+          <w:b/>
+          <w:sz w:val="20"/>
+          <w:lang w:val="es-PE"/>
+        </w:rPr>
+        <w:t>Filiación y reconocimiento de paternidad</w:t>
+      </w:r>
+      <w:r>
+        <w:rPr>
+          <w:color w:val="555555"/>
+          <w:sz w:val="18"/>
+          <w:lang w:val="es-PE"/>
+        </w:rPr>
+        <w:br/>
+        <w:t xml:space="preserve">   Acciones de reconocimiento y determinación de filiación.</w:t>
+      </w:r>
+    </w:p>
+    <w:p>
+      <w:pPr>
+        <w:ind w:left="850"/>
+        <w:rPr>
+          <w:lang w:val="es-PE"/>
+        </w:rPr>
+      </w:pPr>
+      <w:r>
+        <w:rPr>
+          <w:color w:val="B5844F"/>
+          <w:sz w:val="20"/>
+          <w:lang w:val="es-PE"/>
+        </w:rPr>
+        <w:t xml:space="preserve">▸ </w:t>
+      </w:r>
+      <w:r>
+        <w:rPr>
+          <w:b/>
+          <w:sz w:val="20"/>
+          <w:lang w:val="es-PE"/>
+        </w:rPr>
+        <w:t>Alimentos (judicial o extrajudicial)</w:t>
+      </w:r>
+      <w:r>
+        <w:rPr>
+          <w:color w:val="555555"/>
+          <w:sz w:val="18"/>
+          <w:lang w:val="es-PE"/>
+        </w:rPr>
+        <w:br/>
+        <w:t xml:space="preserve">   Solicitudes, reducción, aumento, exoneración y prorrateo de alimentos.</w:t>
+      </w:r>
+    </w:p>
+    <w:p>
+      <w:pPr>
+        <w:ind w:left="850"/>
+        <w:rPr>
+          <w:lang w:val="es-PE"/>
+        </w:rPr>
+      </w:pPr>
+      <w:r>
+        <w:rPr>
+          <w:color w:val="B5844F"/>
+          <w:sz w:val="20"/>
+          <w:lang w:val="es-PE"/>
+        </w:rPr>
+        <w:t xml:space="preserve">▸ </w:t>
+      </w:r>
+      <w:r>
+        <w:rPr>
+          <w:b/>
+          <w:sz w:val="20"/>
+          <w:lang w:val="es-PE"/>
+        </w:rPr>
+        <w:t>Tenencia y régimen de visitas</w:t>
+      </w:r>
+      <w:r>
+        <w:rPr>
+          <w:color w:val="555555"/>
+          <w:sz w:val="18"/>
+          <w:lang w:val="es-PE"/>
+        </w:rPr>
+        <w:br/>
+        <w:t xml:space="preserve">   Tenencia exclusiva o compartida y régimen de visitas.</w:t>
+      </w:r>
+    </w:p>
+    <w:p>
+      <w:pPr>
+        <w:ind w:left="850"/>
+        <w:rPr>
+          <w:lang w:val="es-PE"/>
+        </w:rPr>
+      </w:pPr>
+      <w:r>
+        <w:rPr>
+          <w:color w:val="B5844F"/>
+          <w:sz w:val="20"/>
+          <w:lang w:val="es-PE"/>
+        </w:rPr>
+        <w:t xml:space="preserve">▸ </w:t>
+      </w:r>
+      <w:r>
+        <w:rPr>
+          <w:b/>
+          <w:sz w:val="20"/>
+          <w:lang w:val="es-PE"/>
+        </w:rPr>
+        <w:t>Autorizaciones sobre bienes y viajes de menores</w:t>
+      </w:r>
+      <w:r>
+        <w:rPr>
+          <w:color w:val="555555"/>
+          <w:sz w:val="18"/>
+          <w:lang w:val="es-PE"/>
+        </w:rPr>
+        <w:br/>
+        <w:t xml:space="preserve">   Autorizaciones para disponer bienes de menores o para viajes internacionales.</w:t>
+      </w:r>
+    </w:p>
+    <w:p>
+      <w:pPr>
+        <w:ind w:left="850"/>
+        <w:rPr>
+          <w:lang w:val="es-PE"/>
+        </w:rPr>
+      </w:pPr>
+      <w:r>
+        <w:rPr>
+          <w:color w:val="B5844F"/>
+          <w:sz w:val="20"/>
+          <w:lang w:val="es-PE"/>
+        </w:rPr>
+        <w:t xml:space="preserve">▸ </w:t>
+      </w:r>
+      <w:r>
+        <w:rPr>
+          <w:b/>
+          <w:sz w:val="20"/>
+          <w:lang w:val="es-PE"/>
+        </w:rPr>
+        <w:t>Violencia familiar</w:t>
+      </w:r>
+      <w:r>
+        <w:rPr>
+          <w:color w:val="555555"/>
+          <w:sz w:val="18"/>
+          <w:lang w:val="es-PE"/>
+        </w:rPr>
+        <w:br/>
+        <w:t xml:space="preserve">   Medidas de protección y procesos penales o civiles relacionados.</w:t>
+      </w:r>
+    </w:p>
+    <w:p>
+      <w:pPr>
+        <w:spacing w:before="200"/>
+        <w:rPr>
+          <w:lang w:val="es-PE"/>
+        </w:rPr>
+      </w:pPr>
+      <w:r>
+        <w:rPr>
+          <w:b/>
+          <w:color w:val="B5844F"/>
+          <w:lang w:val="es-PE"/>
+        </w:rPr>
+        <w:t>[7.2</w:t>
+      </w:r>
+      <w:proofErr w:type="gramStart"/>
+      <w:r>
+        <w:rPr>
+          <w:b/>
+          <w:color w:val="B5844F"/>
+          <w:lang w:val="es-PE"/>
+        </w:rPr>
+        <w:t xml:space="preserve">]  </w:t>
+      </w:r>
+      <w:r>
+        <w:rPr>
+          <w:b/>
+          <w:color w:val="60202C"/>
+          <w:lang w:val="es-PE"/>
+        </w:rPr>
+        <w:t>Reales</w:t>
+      </w:r>
+      <w:proofErr w:type="gramEnd"/>
+      <w:r>
+        <w:rPr>
+          <w:b/>
+          <w:color w:val="60202C"/>
+          <w:lang w:val="es-PE"/>
+        </w:rPr>
+        <w:t xml:space="preserve"> o de propiedad</w:t>
+      </w:r>
+    </w:p>
+    <w:p>
+      <w:pPr>
+        <w:rPr>
+          <w:lang w:val="es-PE"/>
+        </w:rPr>
+      </w:pPr>
+      <w:r>
+        <w:rPr>
+          <w:color w:val="555555"/>
+          <w:sz w:val="20"/>
+          <w:lang w:val="es-PE"/>
+        </w:rPr>
+        <w:t>Conflictos relacionados con la posesión y la propiedad.</w:t>
+      </w:r>
+    </w:p>
+    <w:p>
+      <w:pPr>
+        <w:ind w:left="850"/>
+        <w:rPr>
+          <w:lang w:val="es-PE"/>
+        </w:rPr>
+      </w:pPr>
+      <w:r>
+        <w:rPr>
+          <w:color w:val="B5844F"/>
+          <w:sz w:val="20"/>
+          <w:lang w:val="es-PE"/>
+        </w:rPr>
+        <w:t xml:space="preserve">▸ </w:t>
+      </w:r>
+      <w:r>
+        <w:rPr>
+          <w:b/>
+          <w:sz w:val="20"/>
+          <w:lang w:val="es-PE"/>
+        </w:rPr>
+        <w:t>Defensa posesoria extrajudicial</w:t>
+      </w:r>
+      <w:r>
+        <w:rPr>
+          <w:color w:val="555555"/>
+          <w:sz w:val="18"/>
+          <w:lang w:val="es-PE"/>
+        </w:rPr>
+        <w:br/>
+        <w:t xml:space="preserve">   Actuaciones previas a la vía judicial para recuperar o mantener posesión.</w:t>
+      </w:r>
+    </w:p>
+    <w:p>
+      <w:pPr>
+        <w:ind w:left="850"/>
+        <w:rPr>
+          <w:lang w:val="es-PE"/>
+        </w:rPr>
+      </w:pPr>
+      <w:r>
+        <w:rPr>
+          <w:color w:val="B5844F"/>
+          <w:sz w:val="20"/>
+          <w:lang w:val="es-PE"/>
+        </w:rPr>
+        <w:t xml:space="preserve">▸ </w:t>
+      </w:r>
+      <w:r>
+        <w:rPr>
+          <w:b/>
+          <w:sz w:val="20"/>
+          <w:lang w:val="es-PE"/>
+        </w:rPr>
+        <w:t>Interdicto de recobrar y retener</w:t>
+      </w:r>
+      <w:r>
+        <w:rPr>
+          <w:color w:val="555555"/>
+          <w:sz w:val="18"/>
+          <w:lang w:val="es-PE"/>
+        </w:rPr>
+        <w:br/>
+        <w:t xml:space="preserve">   Medios procesales para recuperar o mantener la posesión.</w:t>
+      </w:r>
+    </w:p>
+    <w:p>
+      <w:pPr>
+        <w:ind w:left="850"/>
+        <w:rPr>
+          <w:lang w:val="es-PE"/>
+        </w:rPr>
+      </w:pPr>
+      <w:r>
+        <w:rPr>
+          <w:color w:val="B5844F"/>
+          <w:sz w:val="20"/>
+          <w:lang w:val="es-PE"/>
+        </w:rPr>
+        <w:t xml:space="preserve">▸ </w:t>
+      </w:r>
+      <w:r>
+        <w:rPr>
+          <w:b/>
+          <w:sz w:val="20"/>
+          <w:lang w:val="es-PE"/>
+        </w:rPr>
+        <w:t>Mejor derecho a la posesión / propiedad</w:t>
+      </w:r>
+      <w:r>
+        <w:rPr>
+          <w:color w:val="555555"/>
+          <w:sz w:val="18"/>
+          <w:lang w:val="es-PE"/>
+        </w:rPr>
+        <w:br/>
+        <w:t xml:space="preserve">   Acciones para demostrar superior derecho sobre el bien.</w:t>
+      </w:r>
+    </w:p>
+    <w:p>
+      <w:pPr>
+        <w:ind w:left="850"/>
+        <w:rPr>
+          <w:lang w:val="es-PE"/>
+        </w:rPr>
+      </w:pPr>
+      <w:r>
+        <w:rPr>
+          <w:color w:val="B5844F"/>
+          <w:sz w:val="20"/>
+          <w:lang w:val="es-PE"/>
+        </w:rPr>
+        <w:t xml:space="preserve">▸ </w:t>
+      </w:r>
+      <w:r>
+        <w:rPr>
+          <w:b/>
+          <w:sz w:val="20"/>
+          <w:lang w:val="es-PE"/>
+        </w:rPr>
+        <w:t>Acción reivindicatoria</w:t>
+      </w:r>
+      <w:r>
+        <w:rPr>
+          <w:color w:val="555555"/>
+          <w:sz w:val="18"/>
+          <w:lang w:val="es-PE"/>
+        </w:rPr>
+        <w:br/>
+        <w:t xml:space="preserve">   Acción para recuperar la </w:t>
+      </w:r>
+      <w:r>
+        <w:rPr>
+          <w:color w:val="555555"/>
+          <w:sz w:val="18"/>
+          <w:highlight w:val="cyan"/>
+          <w:lang w:val="es-PE"/>
+        </w:rPr>
+        <w:t xml:space="preserve">propiedad </w:t>
+      </w:r>
+      <w:r>
+        <w:rPr>
+          <w:color w:val="555555"/>
+          <w:sz w:val="18"/>
+          <w:highlight w:val="cyan"/>
+          <w:lang w:val="es-PE"/>
+        </w:rPr>
+        <w:t>y posesión</w:t>
+      </w:r>
+      <w:r>
+        <w:rPr>
+          <w:color w:val="555555"/>
+          <w:sz w:val="18"/>
+          <w:lang w:val="es-PE"/>
+        </w:rPr>
+        <w:t xml:space="preserve"> </w:t>
+      </w:r>
+      <w:r>
+        <w:rPr>
+          <w:color w:val="555555"/>
+          <w:sz w:val="18"/>
+          <w:lang w:val="es-PE"/>
+        </w:rPr>
+        <w:t>de un bien.</w:t>
+      </w:r>
+    </w:p>
+    <w:p>
+      <w:pPr>
+        <w:ind w:left="850"/>
+        <w:rPr>
+          <w:lang w:val="es-PE"/>
+        </w:rPr>
+      </w:pPr>
+      <w:r>
+        <w:rPr>
+          <w:color w:val="B5844F"/>
+          <w:sz w:val="20"/>
+          <w:lang w:val="es-PE"/>
+        </w:rPr>
+        <w:t xml:space="preserve">▸ </w:t>
+      </w:r>
+      <w:r>
+        <w:rPr>
+          <w:b/>
+          <w:sz w:val="20"/>
+          <w:lang w:val="es-PE"/>
+        </w:rPr>
+        <w:t>Edificación en suelo ajeno</w:t>
+      </w:r>
+      <w:r>
+        <w:rPr>
+          <w:color w:val="555555"/>
+          <w:sz w:val="18"/>
+          <w:lang w:val="es-PE"/>
+        </w:rPr>
+        <w:br/>
+        <w:t xml:space="preserve">   Conflictos por construcciones en predios de terceros.</w:t>
+      </w:r>
+    </w:p>
+    <w:p>
+      <w:pPr>
+        <w:ind w:left="850"/>
+        <w:rPr>
+          <w:lang w:val="es-PE"/>
+        </w:rPr>
+      </w:pPr>
+      <w:r>
+        <w:rPr>
+          <w:color w:val="B5844F"/>
+          <w:sz w:val="20"/>
+          <w:lang w:val="es-PE"/>
+        </w:rPr>
+        <w:t xml:space="preserve">▸ </w:t>
+      </w:r>
+      <w:r>
+        <w:rPr>
+          <w:b/>
+          <w:sz w:val="20"/>
+          <w:lang w:val="es-PE"/>
+        </w:rPr>
+        <w:t>Prescripción adquisitiva de dominio</w:t>
+      </w:r>
+      <w:r>
+        <w:rPr>
+          <w:color w:val="555555"/>
+          <w:sz w:val="18"/>
+          <w:lang w:val="es-PE"/>
+        </w:rPr>
+        <w:br/>
+        <w:t xml:space="preserve">   Asistencia en procesos de prescripción.</w:t>
+      </w:r>
+    </w:p>
+    <w:p>
+      <w:pPr>
+        <w:ind w:left="850"/>
+        <w:rPr>
+          <w:lang w:val="es-PE"/>
+        </w:rPr>
+      </w:pPr>
+      <w:r>
+        <w:rPr>
+          <w:color w:val="B5844F"/>
+          <w:sz w:val="20"/>
+          <w:lang w:val="es-PE"/>
+        </w:rPr>
+        <w:t xml:space="preserve">▸ </w:t>
+      </w:r>
+      <w:r>
+        <w:rPr>
+          <w:b/>
+          <w:sz w:val="20"/>
+          <w:lang w:val="es-PE"/>
+        </w:rPr>
+        <w:t>Desalojos (ocupante precario, cláusula allanamiento, intervención notarial, entre familiares)</w:t>
+      </w:r>
+      <w:r>
+        <w:rPr>
+          <w:color w:val="555555"/>
+          <w:sz w:val="18"/>
+          <w:lang w:val="es-PE"/>
+        </w:rPr>
+        <w:br/>
+        <w:t xml:space="preserve">   Todas las modalidades de desalojo contempladas en el documento.</w:t>
+      </w:r>
+    </w:p>
+    <w:p>
+      <w:pPr>
+        <w:ind w:left="850"/>
+        <w:rPr>
+          <w:lang w:val="es-PE"/>
+        </w:rPr>
+      </w:pPr>
+      <w:r>
+        <w:rPr>
+          <w:color w:val="B5844F"/>
+          <w:sz w:val="20"/>
+          <w:lang w:val="es-PE"/>
+        </w:rPr>
+        <w:t xml:space="preserve">▸ </w:t>
+      </w:r>
+      <w:r>
+        <w:rPr>
+          <w:b/>
+          <w:sz w:val="20"/>
+          <w:lang w:val="es-PE"/>
+        </w:rPr>
+        <w:t>Nulidad de cosa juzgada fraudulenta</w:t>
+      </w:r>
+      <w:r>
+        <w:rPr>
+          <w:color w:val="555555"/>
+          <w:sz w:val="18"/>
+          <w:lang w:val="es-PE"/>
+        </w:rPr>
+        <w:br/>
+        <w:t xml:space="preserve">   Acciones para impugnar sentencias con vicios o fraude.</w:t>
+      </w:r>
+    </w:p>
+    <w:p>
+      <w:pPr>
+        <w:ind w:left="850"/>
+        <w:rPr>
+          <w:lang w:val="es-PE"/>
+        </w:rPr>
+      </w:pPr>
+      <w:r>
+        <w:rPr>
+          <w:color w:val="B5844F"/>
+          <w:sz w:val="20"/>
+          <w:lang w:val="es-PE"/>
+        </w:rPr>
+        <w:lastRenderedPageBreak/>
+        <w:t xml:space="preserve">▸ </w:t>
+      </w:r>
+      <w:r>
+        <w:rPr>
+          <w:b/>
+          <w:sz w:val="20"/>
+          <w:lang w:val="es-PE"/>
+        </w:rPr>
+        <w:t>Otorgamiento de escritura pública y rectificación de áreas/linderos</w:t>
+      </w:r>
+      <w:r>
+        <w:rPr>
+          <w:color w:val="555555"/>
+          <w:sz w:val="18"/>
+          <w:lang w:val="es-PE"/>
+        </w:rPr>
+        <w:br/>
+        <w:t xml:space="preserve">   Trámites notariales y registrales complementarios.</w:t>
+      </w:r>
+    </w:p>
+    <w:p>
+      <w:pPr>
+        <w:ind w:left="850"/>
+        <w:rPr>
+          <w:lang w:val="es-PE"/>
+        </w:rPr>
+      </w:pPr>
+      <w:r>
+        <w:rPr>
+          <w:color w:val="B5844F"/>
+          <w:sz w:val="20"/>
+          <w:lang w:val="es-PE"/>
+        </w:rPr>
+        <w:t xml:space="preserve">▸ </w:t>
+      </w:r>
+      <w:r>
+        <w:rPr>
+          <w:b/>
+          <w:sz w:val="20"/>
+          <w:lang w:val="es-PE"/>
+        </w:rPr>
+        <w:t>Tercería de propiedad</w:t>
+      </w:r>
+      <w:r>
+        <w:rPr>
+          <w:color w:val="555555"/>
+          <w:sz w:val="18"/>
+          <w:lang w:val="es-PE"/>
+        </w:rPr>
+        <w:br/>
+        <w:t xml:space="preserve">   Intervención de terceros con interés en la cosa litigada.</w:t>
+      </w:r>
+    </w:p>
+    <w:p>
+      <w:pPr>
+        <w:ind w:left="850"/>
+        <w:rPr>
+          <w:lang w:val="es-PE"/>
+        </w:rPr>
+      </w:pPr>
+      <w:r>
+        <w:rPr>
+          <w:color w:val="B5844F"/>
+          <w:sz w:val="20"/>
+          <w:lang w:val="es-PE"/>
+        </w:rPr>
+        <w:t xml:space="preserve">▸ </w:t>
+      </w:r>
+      <w:r>
+        <w:rPr>
+          <w:b/>
+          <w:sz w:val="20"/>
+          <w:lang w:val="es-PE"/>
+        </w:rPr>
+        <w:t>Nulidad de acto jurídico</w:t>
+      </w:r>
+      <w:r>
+        <w:rPr>
+          <w:color w:val="555555"/>
+          <w:sz w:val="18"/>
+          <w:lang w:val="es-PE"/>
+        </w:rPr>
+        <w:br/>
+        <w:t xml:space="preserve">   Acciones de nulidad por vicios del consentimiento o causa.</w:t>
+      </w:r>
+    </w:p>
+    <w:p>
+      <w:pPr>
+        <w:spacing w:before="200"/>
+        <w:rPr>
+          <w:lang w:val="es-PE"/>
+        </w:rPr>
+      </w:pPr>
+      <w:r>
+        <w:rPr>
+          <w:b/>
+          <w:color w:val="B5844F"/>
+          <w:lang w:val="es-PE"/>
+        </w:rPr>
+        <w:t>[7.3</w:t>
+      </w:r>
+      <w:proofErr w:type="gramStart"/>
+      <w:r>
+        <w:rPr>
+          <w:b/>
+          <w:color w:val="B5844F"/>
+          <w:lang w:val="es-PE"/>
+        </w:rPr>
+        <w:t xml:space="preserve">]  </w:t>
+      </w:r>
+      <w:r>
+        <w:rPr>
+          <w:b/>
+          <w:color w:val="60202C"/>
+          <w:lang w:val="es-PE"/>
+        </w:rPr>
         <w:t>Recuperación</w:t>
       </w:r>
       <w:proofErr w:type="gramEnd"/>
@@ -2576,411 +7221,371 @@
           <w:color w:val="60202C"/>
           <w:lang w:val="es-PE"/>
         </w:rPr>
-        <w:t xml:space="preserve"> extrajudicial del inmueble</w:t>
-      </w:r>
-    </w:p>
-    <w:p>
-      <w:pPr>
-        <w:rPr>
-          <w:lang w:val="es-PE"/>
-        </w:rPr>
-      </w:pPr>
-      <w:r>
-        <w:rPr>
-          <w:color w:val="555555"/>
-          <w:sz w:val="20"/>
-          <w:lang w:val="es-PE"/>
-        </w:rPr>
-        <w:t>Gestión de entrega y desocupación mediante gestiones extrajudiciales.</w:t>
-      </w:r>
-    </w:p>
-    <w:p>
-      <w:pPr>
-        <w:spacing w:before="200"/>
-        <w:rPr>
-          <w:lang w:val="es-PE"/>
-        </w:rPr>
-      </w:pPr>
-      <w:r>
-        <w:rPr>
-          <w:b/>
+        <w:t xml:space="preserve"> de capital</w:t>
+      </w:r>
+    </w:p>
+    <w:p>
+      <w:pPr>
+        <w:rPr>
+          <w:lang w:val="es-PE"/>
+        </w:rPr>
+      </w:pPr>
+      <w:r>
+        <w:rPr>
+          <w:color w:val="555555"/>
+          <w:sz w:val="20"/>
+          <w:lang w:val="es-PE"/>
+        </w:rPr>
+        <w:t>Acciones orientadas a la recuperación de sumas adeudadas o garantías.</w:t>
+      </w:r>
+    </w:p>
+    <w:p>
+      <w:pPr>
+        <w:ind w:left="850"/>
+        <w:rPr>
+          <w:lang w:val="es-PE"/>
+        </w:rPr>
+      </w:pPr>
+      <w:r>
+        <w:rPr>
           <w:color w:val="B5844F"/>
-          <w:lang w:val="es-PE"/>
-        </w:rPr>
-        <w:t>[2.4</w:t>
-      </w:r>
-      <w:proofErr w:type="gramStart"/>
-      <w:r>
-        <w:rPr>
-          <w:b/>
+          <w:sz w:val="20"/>
+          <w:lang w:val="es-PE"/>
+        </w:rPr>
+        <w:t xml:space="preserve">▸ </w:t>
+      </w:r>
+      <w:r>
+        <w:rPr>
+          <w:b/>
+          <w:sz w:val="20"/>
+          <w:lang w:val="es-PE"/>
+        </w:rPr>
+        <w:t>Obligación de dar suma de dinero por préstamo</w:t>
+      </w:r>
+      <w:r>
+        <w:rPr>
+          <w:color w:val="555555"/>
+          <w:sz w:val="18"/>
+          <w:lang w:val="es-PE"/>
+        </w:rPr>
+        <w:br/>
+        <w:t xml:space="preserve">   Reclamaciones por préstamos no pagados.</w:t>
+      </w:r>
+    </w:p>
+    <w:p>
+      <w:pPr>
+        <w:ind w:left="850"/>
+        <w:rPr>
+          <w:lang w:val="es-PE"/>
+        </w:rPr>
+      </w:pPr>
+      <w:r>
+        <w:rPr>
           <w:color w:val="B5844F"/>
-          <w:lang w:val="es-PE"/>
-        </w:rPr>
-        <w:t xml:space="preserve">]  </w:t>
-      </w:r>
-      <w:r>
-        <w:rPr>
-          <w:b/>
+          <w:sz w:val="20"/>
+          <w:lang w:val="es-PE"/>
+        </w:rPr>
+        <w:t xml:space="preserve">▸ </w:t>
+      </w:r>
+      <w:r>
+        <w:rPr>
+          <w:b/>
+          <w:sz w:val="20"/>
+          <w:lang w:val="es-PE"/>
+        </w:rPr>
+        <w:t>Ejecución de garantía hipotecaria</w:t>
+      </w:r>
+      <w:r>
+        <w:rPr>
+          <w:color w:val="555555"/>
+          <w:sz w:val="18"/>
+          <w:lang w:val="es-PE"/>
+        </w:rPr>
+        <w:br/>
+        <w:t xml:space="preserve">   Procedimientos para ejecutar garantías hipotecarias.</w:t>
+      </w:r>
+    </w:p>
+    <w:p>
+      <w:pPr>
+        <w:ind w:left="850"/>
+        <w:rPr>
+          <w:lang w:val="es-PE"/>
+        </w:rPr>
+      </w:pPr>
+      <w:r>
+        <w:rPr>
+          <w:color w:val="B5844F"/>
+          <w:sz w:val="20"/>
+          <w:lang w:val="es-PE"/>
+        </w:rPr>
+        <w:t xml:space="preserve">▸ </w:t>
+      </w:r>
+      <w:r>
+        <w:rPr>
+          <w:b/>
+          <w:sz w:val="20"/>
+          <w:lang w:val="es-PE"/>
+        </w:rPr>
+        <w:t>Acción pauliana / ineficacia del acto jurídico</w:t>
+      </w:r>
+      <w:r>
+        <w:rPr>
+          <w:color w:val="555555"/>
+          <w:sz w:val="18"/>
+          <w:lang w:val="es-PE"/>
+        </w:rPr>
+        <w:br/>
+        <w:t xml:space="preserve">   Acciones para declarar ineficacia de actos realizados en perjuicio de acreedores.</w:t>
+      </w:r>
+    </w:p>
+    <w:p>
+      <w:pPr>
+        <w:ind w:left="850"/>
+        <w:rPr>
+          <w:lang w:val="es-PE"/>
+        </w:rPr>
+      </w:pPr>
+      <w:r>
+        <w:rPr>
+          <w:color w:val="B5844F"/>
+          <w:sz w:val="20"/>
+          <w:lang w:val="es-PE"/>
+        </w:rPr>
+        <w:t xml:space="preserve">▸ </w:t>
+      </w:r>
+      <w:r>
+        <w:rPr>
+          <w:b/>
+          <w:sz w:val="20"/>
+          <w:lang w:val="es-PE"/>
+        </w:rPr>
+        <w:t>Tercería de derecho preferente de pago</w:t>
+      </w:r>
+      <w:r>
+        <w:rPr>
+          <w:color w:val="555555"/>
+          <w:sz w:val="18"/>
+          <w:lang w:val="es-PE"/>
+        </w:rPr>
+        <w:br/>
+        <w:t xml:space="preserve">   Reclamos de acreedores con prioridad de cobro.</w:t>
+      </w:r>
+    </w:p>
+    <w:p>
+      <w:pPr>
+        <w:ind w:left="850"/>
+        <w:rPr>
+          <w:lang w:val="es-PE"/>
+        </w:rPr>
+      </w:pPr>
+      <w:r>
+        <w:rPr>
+          <w:color w:val="B5844F"/>
+          <w:sz w:val="20"/>
+          <w:lang w:val="es-PE"/>
+        </w:rPr>
+        <w:t xml:space="preserve">▸ </w:t>
+      </w:r>
+      <w:r>
+        <w:rPr>
+          <w:b/>
+          <w:sz w:val="20"/>
+          <w:lang w:val="es-PE"/>
+        </w:rPr>
+        <w:t>Intervención de acreedor no ejecutante</w:t>
+      </w:r>
+      <w:r>
+        <w:rPr>
+          <w:color w:val="555555"/>
+          <w:sz w:val="18"/>
+          <w:lang w:val="es-PE"/>
+        </w:rPr>
+        <w:br/>
+        <w:t xml:space="preserve">   Actuaciones para proteger derechos de acreedores intervinientes.</w:t>
+      </w:r>
+    </w:p>
+    <w:p>
+      <w:pPr>
+        <w:pStyle w:val="Ttulo2"/>
+        <w:rPr>
+          <w:lang w:val="es-PE"/>
+        </w:rPr>
+      </w:pPr>
+      <w:r>
+        <w:rPr>
           <w:color w:val="60202C"/>
           <w:lang w:val="es-PE"/>
         </w:rPr>
-        <w:t>Recuperación</w:t>
-      </w:r>
-      <w:proofErr w:type="gramEnd"/>
+        <w:t>Preguntas Frecuentes (2)</w:t>
+      </w:r>
+    </w:p>
+    <w:p>
+      <w:pPr>
+        <w:spacing w:before="160"/>
+        <w:rPr>
+          <w:lang w:val="es-PE"/>
+        </w:rPr>
+      </w:pPr>
       <w:r>
         <w:rPr>
           <w:b/>
           <w:color w:val="60202C"/>
           <w:lang w:val="es-PE"/>
         </w:rPr>
-        <w:t xml:space="preserve"> judicial y cobranza de rentas</w:t>
-      </w:r>
-    </w:p>
-    <w:p>
-      <w:pPr>
-        <w:rPr>
-          <w:lang w:val="es-PE"/>
-        </w:rPr>
-      </w:pPr>
-      <w:r>
-        <w:rPr>
-          <w:color w:val="555555"/>
-          <w:sz w:val="20"/>
-          <w:lang w:val="es-PE"/>
-        </w:rPr>
-        <w:t>Acciones judiciales para recuperar inmueble y cobrar rentas y servicios adeudados.</w:t>
-      </w:r>
-    </w:p>
-    <w:p>
-      <w:pPr>
-        <w:spacing w:before="200"/>
-        <w:rPr>
-          <w:lang w:val="es-PE"/>
-        </w:rPr>
-      </w:pPr>
+        <w:t>P1: ¿Qué es un interdicto?</w:t>
+      </w:r>
+    </w:p>
+    <w:p>
+      <w:pPr>
+        <w:ind w:left="283"/>
+        <w:rPr>
+          <w:lang w:val="es-PE"/>
+        </w:rPr>
+      </w:pPr>
+      <w:r>
+        <w:rPr>
+          <w:color w:val="555555"/>
+          <w:sz w:val="20"/>
+          <w:lang w:val="es-PE"/>
+        </w:rPr>
+        <w:t>Medio procesal para recobrar o retener la posesión de un bien.</w:t>
+      </w:r>
+    </w:p>
+    <w:p>
+      <w:pPr>
+        <w:spacing w:before="160"/>
+        <w:rPr>
+          <w:lang w:val="es-PE"/>
+        </w:rPr>
+      </w:pPr>
+      <w:r>
+        <w:rPr>
+          <w:b/>
+          <w:color w:val="60202C"/>
+          <w:lang w:val="es-PE"/>
+        </w:rPr>
+        <w:t>P2: ¿Puedo pedir medidas cautelares antes de iniciar juicio?</w:t>
+      </w:r>
+    </w:p>
+    <w:p>
+      <w:pPr>
+        <w:ind w:left="283"/>
+        <w:rPr>
+          <w:lang w:val="es-PE"/>
+        </w:rPr>
+      </w:pPr>
+      <w:r>
+        <w:rPr>
+          <w:color w:val="555555"/>
+          <w:sz w:val="20"/>
+          <w:lang w:val="es-PE"/>
+        </w:rPr>
+        <w:t>Sí, para asegurar la eficacia de una eventual sentencia y proteger bienes o derechos.</w:t>
+      </w:r>
+    </w:p>
+    <w:p>
+      <w:pPr>
+        <w:pStyle w:val="Ttulo1"/>
+        <w:rPr>
+          <w:lang w:val="es-PE"/>
+        </w:rPr>
+      </w:pPr>
+      <w:r>
+        <w:rPr>
+          <w:color w:val="60202C"/>
+          <w:lang w:val="es-PE"/>
+        </w:rPr>
+        <w:t>8. Litigios Penales</w:t>
+      </w:r>
+    </w:p>
+    <w:p>
+      <w:pPr>
+        <w:rPr>
+          <w:lang w:val="es-PE"/>
+        </w:rPr>
+      </w:pPr>
+      <w:r>
+        <w:rPr>
+          <w:color w:val="555555"/>
+          <w:sz w:val="20"/>
+          <w:lang w:val="es-PE"/>
+        </w:rPr>
+        <w:t xml:space="preserve">Categoría: </w:t>
+      </w:r>
       <w:r>
         <w:rPr>
           <w:b/>
           <w:color w:val="B5844F"/>
           <w:lang w:val="es-PE"/>
         </w:rPr>
-        <w:t>[2.5</w:t>
-      </w:r>
-      <w:proofErr w:type="gramStart"/>
-      <w:r>
-        <w:rPr>
-          <w:b/>
-          <w:color w:val="B5844F"/>
-          <w:lang w:val="es-PE"/>
-        </w:rPr>
-        <w:t xml:space="preserve">]  </w:t>
-      </w:r>
-      <w:r>
-        <w:rPr>
-          <w:b/>
+        <w:t>Litigios</w:t>
+      </w:r>
+    </w:p>
+    <w:p>
+      <w:pPr>
+        <w:rPr>
+          <w:lang w:val="es-PE"/>
+        </w:rPr>
+      </w:pPr>
+      <w:r>
+        <w:rPr>
+          <w:color w:val="555555"/>
+          <w:sz w:val="18"/>
+          <w:lang w:val="es-PE"/>
+        </w:rPr>
+        <w:t xml:space="preserve">URL: </w:t>
+      </w:r>
+      <w:r>
+        <w:rPr>
+          <w:i/>
+          <w:color w:val="555555"/>
+          <w:sz w:val="18"/>
+          <w:lang w:val="es-PE"/>
+        </w:rPr>
+        <w:t>/servicios/litigios-penales</w:t>
+      </w:r>
+    </w:p>
+    <w:p>
+      <w:pPr>
+        <w:pStyle w:val="Ttulo2"/>
+        <w:rPr>
+          <w:lang w:val="es-PE"/>
+        </w:rPr>
+      </w:pPr>
+      <w:r>
+        <w:rPr>
           <w:color w:val="60202C"/>
           <w:lang w:val="es-PE"/>
         </w:rPr>
-        <w:t>Cobertura</w:t>
-      </w:r>
-      <w:proofErr w:type="gramEnd"/>
-      <w:r>
-        <w:rPr>
-          <w:b/>
+        <w:t>Descripción</w:t>
+      </w:r>
+    </w:p>
+    <w:p>
+      <w:pPr>
+        <w:spacing w:after="120"/>
+        <w:rPr>
+          <w:lang w:val="es-PE"/>
+        </w:rPr>
+      </w:pPr>
+      <w:r>
+        <w:rPr>
+          <w:lang w:val="es-PE"/>
+        </w:rPr>
+        <w:t>Representación penal especializada en delitos de familia y delitos contra el patrimonio, con defensa técnica y estrategias procesales.</w:t>
+      </w:r>
+    </w:p>
+    <w:p>
+      <w:pPr>
+        <w:pStyle w:val="Ttulo2"/>
+      </w:pPr>
+      <w:proofErr w:type="spellStart"/>
+      <w:r>
+        <w:rPr>
           <w:color w:val="60202C"/>
-          <w:lang w:val="es-PE"/>
-        </w:rPr>
-        <w:t xml:space="preserve"> frente a la Ley de Extinción de Dominio</w:t>
-      </w:r>
-    </w:p>
-    <w:p>
-      <w:pPr>
-        <w:rPr>
-          <w:lang w:val="es-PE"/>
-        </w:rPr>
-      </w:pPr>
-      <w:r>
-        <w:rPr>
-          <w:color w:val="555555"/>
-          <w:sz w:val="20"/>
-          <w:lang w:val="es-PE"/>
-        </w:rPr>
-        <w:t>Defensa y medidas preventivas para evitar aseguramiento por riesgo de delitos vinculados al inmueble.</w:t>
-      </w:r>
-    </w:p>
-    <w:p>
-      <w:pPr>
-        <w:spacing w:before="200"/>
-        <w:rPr>
-          <w:lang w:val="es-PE"/>
-        </w:rPr>
-      </w:pPr>
-      <w:r>
-        <w:rPr>
-          <w:b/>
-          <w:color w:val="B5844F"/>
-          <w:lang w:val="es-PE"/>
-        </w:rPr>
-        <w:t>[2.6</w:t>
-      </w:r>
-      <w:proofErr w:type="gramStart"/>
-      <w:r>
-        <w:rPr>
-          <w:b/>
-          <w:color w:val="B5844F"/>
-          <w:lang w:val="es-PE"/>
-        </w:rPr>
-        <w:t xml:space="preserve">]  </w:t>
-      </w:r>
-      <w:r>
-        <w:rPr>
-          <w:b/>
-          <w:color w:val="60202C"/>
-          <w:lang w:val="es-PE"/>
-        </w:rPr>
-        <w:t>Protección</w:t>
-      </w:r>
-      <w:proofErr w:type="gramEnd"/>
-      <w:r>
-        <w:rPr>
-          <w:b/>
-          <w:color w:val="60202C"/>
-          <w:lang w:val="es-PE"/>
-        </w:rPr>
-        <w:t xml:space="preserve"> anual (planes: básica, total, global)</w:t>
-      </w:r>
-    </w:p>
-    <w:p>
-      <w:pPr>
-        <w:rPr>
-          <w:lang w:val="es-PE"/>
-        </w:rPr>
-      </w:pPr>
-      <w:r>
-        <w:rPr>
-          <w:color w:val="555555"/>
-          <w:sz w:val="20"/>
-          <w:lang w:val="es-PE"/>
-        </w:rPr>
-        <w:t>Planes con niveles de cobertura: básica (recuperación), total (filtro + cobranza) y global (incluye cobertura extinción de dominio).</w:t>
-      </w:r>
-    </w:p>
-    <w:p>
-      <w:pPr>
-        <w:pStyle w:val="Ttulo2"/>
-        <w:rPr>
-          <w:lang w:val="es-PE"/>
-        </w:rPr>
-      </w:pPr>
-      <w:r>
-        <w:rPr>
-          <w:color w:val="60202C"/>
-          <w:lang w:val="es-PE"/>
-        </w:rPr>
-        <w:t>Preguntas Frecuentes (2)</w:t>
-      </w:r>
-    </w:p>
-    <w:p>
-      <w:pPr>
-        <w:spacing w:before="160"/>
-        <w:rPr>
-          <w:lang w:val="es-PE"/>
-        </w:rPr>
-      </w:pPr>
-      <w:r>
-        <w:rPr>
-          <w:b/>
-          <w:color w:val="60202C"/>
-          <w:lang w:val="es-PE"/>
-        </w:rPr>
-        <w:t>P1: ¿Qué cubre la modalidad 'global'?</w:t>
-      </w:r>
-    </w:p>
-    <w:p>
-      <w:pPr>
-        <w:ind w:left="283"/>
-        <w:rPr>
-          <w:lang w:val="es-PE"/>
-        </w:rPr>
-      </w:pPr>
-      <w:r>
-        <w:rPr>
-          <w:color w:val="555555"/>
-          <w:sz w:val="20"/>
-          <w:lang w:val="es-PE"/>
-        </w:rPr>
-        <w:t>Incluye protección contra extinción de dominio y cobertura anual completa según plan contratado.</w:t>
-      </w:r>
-    </w:p>
-    <w:p>
-      <w:pPr>
-        <w:spacing w:before="160"/>
-        <w:rPr>
-          <w:lang w:val="es-PE"/>
-        </w:rPr>
-      </w:pPr>
-      <w:r>
-        <w:rPr>
-          <w:b/>
-          <w:color w:val="60202C"/>
-          <w:lang w:val="es-PE"/>
-        </w:rPr>
-        <w:t>P2: ¿Qué documentación se requiere para iniciar recuperación?</w:t>
-      </w:r>
-    </w:p>
-    <w:p>
-      <w:pPr>
-        <w:ind w:left="283"/>
-        <w:rPr>
-          <w:lang w:val="es-PE"/>
-        </w:rPr>
-      </w:pPr>
-      <w:r>
-        <w:rPr>
-          <w:color w:val="555555"/>
-          <w:sz w:val="20"/>
-          <w:lang w:val="es-PE"/>
-        </w:rPr>
-        <w:t>Contrato, documentos del inquilino, comprobantes de pago y pruebas de incumplimiento.</w:t>
-      </w:r>
-    </w:p>
-    <w:p>
-      <w:pPr>
-        <w:pStyle w:val="Ttulo1"/>
-        <w:rPr>
-          <w:lang w:val="es-PE"/>
-        </w:rPr>
-      </w:pPr>
-      <w:r>
-        <w:rPr>
-          <w:color w:val="60202C"/>
-          <w:lang w:val="es-PE"/>
-        </w:rPr>
-        <w:t>3. Tributación Inmobiliaria</w:t>
-      </w:r>
-    </w:p>
-    <w:p>
-      <w:pPr>
-        <w:rPr>
-          <w:lang w:val="es-PE"/>
-        </w:rPr>
-      </w:pPr>
-      <w:r>
-        <w:rPr>
-          <w:color w:val="555555"/>
-          <w:sz w:val="20"/>
-          <w:lang w:val="es-PE"/>
-        </w:rPr>
-        <w:t xml:space="preserve">Categoría: </w:t>
-      </w:r>
-      <w:r>
-        <w:rPr>
-          <w:b/>
-          <w:color w:val="B5844F"/>
-          <w:lang w:val="es-PE"/>
-        </w:rPr>
-        <w:t>Inmobiliario y Patrimonio</w:t>
-      </w:r>
-    </w:p>
-    <w:p>
-      <w:pPr>
-        <w:rPr>
-          <w:lang w:val="es-PE"/>
-        </w:rPr>
-      </w:pPr>
-      <w:r>
-        <w:rPr>
-          <w:color w:val="555555"/>
-          <w:sz w:val="18"/>
-          <w:lang w:val="es-PE"/>
-        </w:rPr>
-        <w:t xml:space="preserve">URL: </w:t>
-      </w:r>
-      <w:r>
-        <w:rPr>
-          <w:i/>
-          <w:color w:val="555555"/>
-          <w:sz w:val="18"/>
-          <w:lang w:val="es-PE"/>
-        </w:rPr>
-        <w:t>/servicios/</w:t>
-      </w:r>
-      <w:proofErr w:type="spellStart"/>
-      <w:r>
-        <w:rPr>
-          <w:i/>
-          <w:color w:val="555555"/>
-          <w:sz w:val="18"/>
-          <w:lang w:val="es-PE"/>
-        </w:rPr>
-        <w:t>tributacion</w:t>
+        </w:rPr>
+        <w:t>Beneficios</w:t>
       </w:r>
       <w:proofErr w:type="spellEnd"/>
-      <w:r>
-        <w:rPr>
-          <w:i/>
-          <w:color w:val="555555"/>
-          <w:sz w:val="18"/>
-          <w:lang w:val="es-PE"/>
-        </w:rPr>
-        <w:t>-inmobiliaria</w:t>
-      </w:r>
-    </w:p>
-    <w:p>
-      <w:pPr>
-        <w:pStyle w:val="Ttulo2"/>
-        <w:rPr>
-          <w:lang w:val="es-PE"/>
-        </w:rPr>
-      </w:pPr>
-      <w:r>
-        <w:rPr>
-          <w:color w:val="60202C"/>
-          <w:lang w:val="es-PE"/>
-        </w:rPr>
-        <w:t>Descripción</w:t>
-      </w:r>
-    </w:p>
-    <w:p>
-      <w:pPr>
-        <w:spacing w:after="120"/>
-        <w:rPr>
-          <w:lang w:val="es-PE"/>
-        </w:rPr>
-      </w:pPr>
-      <w:r>
-        <w:rPr>
-          <w:lang w:val="es-PE"/>
-        </w:rPr>
-        <w:t xml:space="preserve">Consultoría tributaria para personas naturales y empresas en operaciones de </w:t>
-      </w:r>
-      <w:proofErr w:type="gramStart"/>
-      <w:r>
-        <w:rPr>
-          <w:lang w:val="es-PE"/>
-        </w:rPr>
-        <w:t>compra-venta</w:t>
-      </w:r>
-      <w:proofErr w:type="gramEnd"/>
-      <w:r>
-        <w:rPr>
-          <w:lang w:val="es-PE"/>
-        </w:rPr>
-        <w:t>, alquileres y explotación inmobiliaria.</w:t>
-      </w:r>
-    </w:p>
-    <w:p>
-      <w:pPr>
-        <w:pStyle w:val="Ttulo2"/>
-      </w:pPr>
-      <w:proofErr w:type="spellStart"/>
-      <w:r>
-        <w:rPr>
-          <w:color w:val="60202C"/>
-        </w:rPr>
-        <w:t>Beneficios</w:t>
-      </w:r>
-      <w:proofErr w:type="spellEnd"/>
     </w:p>
     <w:p>
       <w:pPr>
@@ -2990,7 +7595,7 @@
         <w:rPr>
           <w:sz w:val="20"/>
         </w:rPr>
-        <w:t>Cumplimiento ante SUNAT</w:t>
+        <w:t>Acceso a defensa penal especializada</w:t>
       </w:r>
     </w:p>
     <w:p>
@@ -3001,18 +7606,22 @@
         <w:rPr>
           <w:sz w:val="20"/>
         </w:rPr>
-        <w:t>Optimización fiscal conforme a normativa</w:t>
+        <w:t>Protección procesal integral</w:t>
       </w:r>
     </w:p>
     <w:p>
       <w:pPr>
         <w:pStyle w:val="Listaconvietas"/>
-      </w:pPr>
-      <w:r>
-        <w:rPr>
-          <w:sz w:val="20"/>
-        </w:rPr>
-        <w:t>Evita sanciones tributarias</w:t>
+        <w:rPr>
+          <w:lang w:val="es-PE"/>
+        </w:rPr>
+      </w:pPr>
+      <w:r>
+        <w:rPr>
+          <w:sz w:val="20"/>
+          <w:lang w:val="es-PE"/>
+        </w:rPr>
+        <w:t>Estrategias de negociación y defensa técnica</w:t>
       </w:r>
     </w:p>
     <w:p>
@@ -3027,7 +7636,7 @@
           <w:sz w:val="20"/>
           <w:lang w:val="es-PE"/>
         </w:rPr>
-        <w:t>Asesoría adaptada al tipo de contribuyente</w:t>
+        <w:t>Asesoría en medidas cautelares y rehabilitación reputacional</w:t>
       </w:r>
     </w:p>
     <w:p>
@@ -3068,3926 +7677,6 @@
           <w:color w:val="B5844F"/>
           <w:lang w:val="es-PE"/>
         </w:rPr>
-        <w:t>[3.1</w:t>
-      </w:r>
-      <w:proofErr w:type="gramStart"/>
-      <w:r>
-        <w:rPr>
-          <w:b/>
-          <w:color w:val="B5844F"/>
-          <w:lang w:val="es-PE"/>
-        </w:rPr>
-        <w:t xml:space="preserve">]  </w:t>
-      </w:r>
-      <w:r>
-        <w:rPr>
-          <w:b/>
-          <w:color w:val="60202C"/>
-          <w:lang w:val="es-PE"/>
-        </w:rPr>
-        <w:t>Tributación</w:t>
-      </w:r>
-      <w:proofErr w:type="gramEnd"/>
-      <w:r>
-        <w:rPr>
-          <w:b/>
-          <w:color w:val="60202C"/>
-          <w:lang w:val="es-PE"/>
-        </w:rPr>
-        <w:t xml:space="preserve"> para persona natural</w:t>
-      </w:r>
-    </w:p>
-    <w:p>
-      <w:pPr>
-        <w:rPr>
-          <w:lang w:val="es-PE"/>
-        </w:rPr>
-      </w:pPr>
-      <w:r>
-        <w:rPr>
-          <w:color w:val="555555"/>
-          <w:sz w:val="20"/>
-          <w:lang w:val="es-PE"/>
-        </w:rPr>
-        <w:t>Análisis de obligaciones, declaración de rentas, IGV (cuando corresponda) y tratamiento de rentas de alquiler.</w:t>
-      </w:r>
-    </w:p>
-    <w:p>
-      <w:pPr>
-        <w:spacing w:before="200"/>
-        <w:rPr>
-          <w:lang w:val="es-PE"/>
-        </w:rPr>
-      </w:pPr>
-      <w:r>
-        <w:rPr>
-          <w:b/>
-          <w:color w:val="B5844F"/>
-          <w:lang w:val="es-PE"/>
-        </w:rPr>
-        <w:t>[3.2</w:t>
-      </w:r>
-      <w:proofErr w:type="gramStart"/>
-      <w:r>
-        <w:rPr>
-          <w:b/>
-          <w:color w:val="B5844F"/>
-          <w:lang w:val="es-PE"/>
-        </w:rPr>
-        <w:t xml:space="preserve">]  </w:t>
-      </w:r>
-      <w:r>
-        <w:rPr>
-          <w:b/>
-          <w:color w:val="60202C"/>
-          <w:lang w:val="es-PE"/>
-        </w:rPr>
-        <w:t>Tributación</w:t>
-      </w:r>
-      <w:proofErr w:type="gramEnd"/>
-      <w:r>
-        <w:rPr>
-          <w:b/>
-          <w:color w:val="60202C"/>
-          <w:lang w:val="es-PE"/>
-        </w:rPr>
-        <w:t xml:space="preserve"> para empresa</w:t>
-      </w:r>
-    </w:p>
-    <w:p>
-      <w:pPr>
-        <w:rPr>
-          <w:lang w:val="es-PE"/>
-        </w:rPr>
-      </w:pPr>
-      <w:r>
-        <w:rPr>
-          <w:color w:val="555555"/>
-          <w:sz w:val="20"/>
-          <w:lang w:val="es-PE"/>
-        </w:rPr>
-        <w:t>Estructuración fiscal de operaciones inmobiliarias, tratamientos de rentas, plusvalías y obligaciones formales ante SUNAT.</w:t>
-      </w:r>
-    </w:p>
-    <w:p>
-      <w:pPr>
-        <w:pStyle w:val="Ttulo2"/>
-        <w:rPr>
-          <w:lang w:val="es-PE"/>
-        </w:rPr>
-      </w:pPr>
-      <w:r>
-        <w:rPr>
-          <w:color w:val="60202C"/>
-          <w:lang w:val="es-PE"/>
-        </w:rPr>
-        <w:t>Preguntas Frecuentes (2)</w:t>
-      </w:r>
-    </w:p>
-    <w:p>
-      <w:pPr>
-        <w:spacing w:before="160"/>
-        <w:rPr>
-          <w:lang w:val="es-PE"/>
-        </w:rPr>
-      </w:pPr>
-      <w:r>
-        <w:rPr>
-          <w:b/>
-          <w:color w:val="60202C"/>
-          <w:lang w:val="es-PE"/>
-        </w:rPr>
-        <w:t>P1: ¿Se paga IGV al vender un inmueble?</w:t>
-      </w:r>
-    </w:p>
-    <w:p>
-      <w:pPr>
-        <w:ind w:left="283"/>
-        <w:rPr>
-          <w:lang w:val="es-PE"/>
-        </w:rPr>
-      </w:pPr>
-      <w:r>
-        <w:rPr>
-          <w:color w:val="555555"/>
-          <w:sz w:val="20"/>
-          <w:lang w:val="es-PE"/>
-        </w:rPr>
-        <w:t>Depende del tipo de operación; algunas ventas en ciertos supuestos pueden estar gravadas con IGV; se debe analizar cada caso.</w:t>
-      </w:r>
-    </w:p>
-    <w:p>
-      <w:pPr>
-        <w:spacing w:before="160"/>
-        <w:rPr>
-          <w:lang w:val="es-PE"/>
-        </w:rPr>
-      </w:pPr>
-      <w:r>
-        <w:rPr>
-          <w:b/>
-          <w:color w:val="60202C"/>
-          <w:lang w:val="es-PE"/>
-        </w:rPr>
-        <w:t>P2: ¿Cómo se tributa la renta por alquiler?</w:t>
-      </w:r>
-    </w:p>
-    <w:p>
-      <w:pPr>
-        <w:ind w:left="283"/>
-        <w:rPr>
-          <w:lang w:val="es-PE"/>
-        </w:rPr>
-      </w:pPr>
-      <w:r>
-        <w:rPr>
-          <w:color w:val="555555"/>
-          <w:sz w:val="20"/>
-          <w:lang w:val="es-PE"/>
-        </w:rPr>
-        <w:t>Las rentas de alquiler tienen tratamiento especial y deben declararse ante SUNAT según la categoría del contribuyente.</w:t>
-      </w:r>
-    </w:p>
-    <w:p>
-      <w:pPr>
-        <w:rPr>
-          <w:lang w:val="es-PE"/>
-        </w:rPr>
-      </w:pPr>
-      <w:r>
-        <w:rPr>
-          <w:lang w:val="es-PE"/>
-        </w:rPr>
-        <w:br w:type="page"/>
-      </w:r>
-    </w:p>
-    <w:p>
-      <w:pPr>
-        <w:pStyle w:val="Ttulo1"/>
-        <w:rPr>
-          <w:lang w:val="es-PE"/>
-        </w:rPr>
-      </w:pPr>
-      <w:r>
-        <w:rPr>
-          <w:color w:val="60202C"/>
-          <w:lang w:val="es-PE"/>
-        </w:rPr>
-        <w:lastRenderedPageBreak/>
-        <w:t>4. Indecopi / Propiedad Intelectual</w:t>
-      </w:r>
-    </w:p>
-    <w:p>
-      <w:pPr>
-        <w:rPr>
-          <w:lang w:val="es-PE"/>
-        </w:rPr>
-      </w:pPr>
-      <w:r>
-        <w:rPr>
-          <w:color w:val="555555"/>
-          <w:sz w:val="20"/>
-          <w:lang w:val="es-PE"/>
-        </w:rPr>
-        <w:t xml:space="preserve">Categoría: </w:t>
-      </w:r>
-      <w:r>
-        <w:rPr>
-          <w:b/>
-          <w:color w:val="B5844F"/>
-          <w:lang w:val="es-PE"/>
-        </w:rPr>
-        <w:t>Regulación</w:t>
-      </w:r>
-    </w:p>
-    <w:p>
-      <w:pPr>
-        <w:rPr>
-          <w:lang w:val="es-PE"/>
-        </w:rPr>
-      </w:pPr>
-      <w:r>
-        <w:rPr>
-          <w:color w:val="555555"/>
-          <w:sz w:val="18"/>
-          <w:lang w:val="es-PE"/>
-        </w:rPr>
-        <w:t xml:space="preserve">URL: </w:t>
-      </w:r>
-      <w:r>
-        <w:rPr>
-          <w:i/>
-          <w:color w:val="555555"/>
-          <w:sz w:val="18"/>
-          <w:lang w:val="es-PE"/>
-        </w:rPr>
-        <w:t>/servicios/</w:t>
-      </w:r>
-      <w:proofErr w:type="spellStart"/>
-      <w:r>
-        <w:rPr>
-          <w:i/>
-          <w:color w:val="555555"/>
-          <w:sz w:val="18"/>
-          <w:lang w:val="es-PE"/>
-        </w:rPr>
-        <w:t>indecopi</w:t>
-      </w:r>
-      <w:proofErr w:type="spellEnd"/>
-      <w:r>
-        <w:rPr>
-          <w:i/>
-          <w:color w:val="555555"/>
-          <w:sz w:val="18"/>
-          <w:lang w:val="es-PE"/>
-        </w:rPr>
-        <w:t>-propiedad-intelectual</w:t>
-      </w:r>
-    </w:p>
-    <w:p>
-      <w:pPr>
-        <w:pStyle w:val="Ttulo2"/>
-        <w:rPr>
-          <w:lang w:val="es-PE"/>
-        </w:rPr>
-      </w:pPr>
-      <w:r>
-        <w:rPr>
-          <w:color w:val="60202C"/>
-          <w:lang w:val="es-PE"/>
-        </w:rPr>
-        <w:t>Descripción</w:t>
-      </w:r>
-    </w:p>
-    <w:p>
-      <w:pPr>
-        <w:spacing w:after="120"/>
-        <w:rPr>
-          <w:lang w:val="es-PE"/>
-        </w:rPr>
-      </w:pPr>
-      <w:r>
-        <w:rPr>
-          <w:lang w:val="es-PE"/>
-        </w:rPr>
-        <w:t>Registro de marcas y lemas ante INDECOPI; gestión de reclamos ante proveedores, DCI e Indecopi; descargos y defensa administrativa.</w:t>
-      </w:r>
-    </w:p>
-    <w:p>
-      <w:pPr>
-        <w:pStyle w:val="Ttulo2"/>
-      </w:pPr>
-      <w:proofErr w:type="spellStart"/>
-      <w:r>
-        <w:rPr>
-          <w:color w:val="60202C"/>
-        </w:rPr>
-        <w:t>Beneficios</w:t>
-      </w:r>
-      <w:proofErr w:type="spellEnd"/>
-    </w:p>
-    <w:p>
-      <w:pPr>
-        <w:pStyle w:val="Listaconvietas"/>
-        <w:rPr>
-          <w:lang w:val="es-PE"/>
-        </w:rPr>
-      </w:pPr>
-      <w:r>
-        <w:rPr>
-          <w:sz w:val="20"/>
-          <w:lang w:val="es-PE"/>
-        </w:rPr>
-        <w:t>Protección legal de tu identidad comercial</w:t>
-      </w:r>
-    </w:p>
-    <w:p>
-      <w:pPr>
-        <w:pStyle w:val="Listaconvietas"/>
-      </w:pPr>
-      <w:proofErr w:type="spellStart"/>
-      <w:r>
-        <w:rPr>
-          <w:sz w:val="20"/>
-        </w:rPr>
-        <w:t>Defensa</w:t>
-      </w:r>
-      <w:proofErr w:type="spellEnd"/>
-      <w:r>
-        <w:rPr>
-          <w:sz w:val="20"/>
-        </w:rPr>
-        <w:t xml:space="preserve"> </w:t>
-      </w:r>
-      <w:proofErr w:type="spellStart"/>
-      <w:r>
-        <w:rPr>
-          <w:sz w:val="20"/>
-        </w:rPr>
-        <w:t>en</w:t>
-      </w:r>
-      <w:proofErr w:type="spellEnd"/>
-      <w:r>
-        <w:rPr>
-          <w:sz w:val="20"/>
-        </w:rPr>
-        <w:t xml:space="preserve"> </w:t>
-      </w:r>
-      <w:proofErr w:type="spellStart"/>
-      <w:r>
-        <w:rPr>
-          <w:sz w:val="20"/>
-        </w:rPr>
-        <w:t>procedimientos</w:t>
-      </w:r>
-      <w:proofErr w:type="spellEnd"/>
-      <w:r>
-        <w:rPr>
-          <w:sz w:val="20"/>
-        </w:rPr>
-        <w:t xml:space="preserve"> </w:t>
-      </w:r>
-      <w:proofErr w:type="spellStart"/>
-      <w:r>
-        <w:rPr>
-          <w:sz w:val="20"/>
-        </w:rPr>
-        <w:t>administrativos</w:t>
-      </w:r>
-      <w:proofErr w:type="spellEnd"/>
-    </w:p>
-    <w:p>
-      <w:pPr>
-        <w:pStyle w:val="Listaconvietas"/>
-      </w:pPr>
-      <w:r>
-        <w:rPr>
-          <w:sz w:val="20"/>
-        </w:rPr>
-        <w:t>Registro oficial con vigencia</w:t>
-      </w:r>
-    </w:p>
-    <w:p>
-      <w:pPr>
-        <w:pStyle w:val="Listaconvietas"/>
-      </w:pPr>
-      <w:r>
-        <w:rPr>
-          <w:sz w:val="20"/>
-        </w:rPr>
-        <w:t>Prevención de conflictos comerciales</w:t>
-      </w:r>
-    </w:p>
-    <w:p>
-      <w:pPr>
-        <w:pStyle w:val="Ttulo2"/>
-      </w:pPr>
-      <w:r>
-        <w:rPr>
-          <w:color w:val="60202C"/>
-        </w:rPr>
-        <w:t>Subservicios (6)</w:t>
-      </w:r>
-    </w:p>
-    <w:p>
-      <w:pPr>
-        <w:spacing w:before="200"/>
-      </w:pPr>
-      <w:r>
-        <w:rPr>
-          <w:b/>
-          <w:color w:val="B5844F"/>
-        </w:rPr>
-        <w:t xml:space="preserve">[4.1]  </w:t>
-      </w:r>
-      <w:r>
-        <w:rPr>
-          <w:b/>
-          <w:color w:val="60202C"/>
-        </w:rPr>
-        <w:t>Reclamo ante proveedor inmobiliario</w:t>
-      </w:r>
-    </w:p>
-    <w:p>
-      <w:pPr>
-        <w:rPr>
-          <w:lang w:val="es-PE"/>
-        </w:rPr>
-      </w:pPr>
-      <w:r>
-        <w:rPr>
-          <w:color w:val="555555"/>
-          <w:sz w:val="20"/>
-          <w:lang w:val="es-PE"/>
-        </w:rPr>
-        <w:t>Acción ante incumplimientos en proyectos o servicios inmobiliarios.</w:t>
-      </w:r>
-    </w:p>
-    <w:p>
-      <w:pPr>
-        <w:spacing w:before="200"/>
-        <w:rPr>
-          <w:lang w:val="es-PE"/>
-        </w:rPr>
-      </w:pPr>
-      <w:r>
-        <w:rPr>
-          <w:b/>
-          <w:color w:val="B5844F"/>
-          <w:lang w:val="es-PE"/>
-        </w:rPr>
-        <w:t>[4.2</w:t>
-      </w:r>
-      <w:proofErr w:type="gramStart"/>
-      <w:r>
-        <w:rPr>
-          <w:b/>
-          <w:color w:val="B5844F"/>
-          <w:lang w:val="es-PE"/>
-        </w:rPr>
-        <w:t xml:space="preserve">]  </w:t>
-      </w:r>
-      <w:r>
-        <w:rPr>
-          <w:b/>
-          <w:color w:val="60202C"/>
-          <w:lang w:val="es-PE"/>
-        </w:rPr>
-        <w:t>Reclamo</w:t>
-      </w:r>
-      <w:proofErr w:type="gramEnd"/>
-      <w:r>
-        <w:rPr>
-          <w:b/>
-          <w:color w:val="60202C"/>
-          <w:lang w:val="es-PE"/>
-        </w:rPr>
-        <w:t xml:space="preserve"> ante Indecopi</w:t>
-      </w:r>
-    </w:p>
-    <w:p>
-      <w:pPr>
-        <w:rPr>
-          <w:lang w:val="es-PE"/>
-        </w:rPr>
-      </w:pPr>
-      <w:r>
-        <w:rPr>
-          <w:color w:val="555555"/>
-          <w:sz w:val="20"/>
-          <w:lang w:val="es-PE"/>
-        </w:rPr>
-        <w:t>Presentación de quejas y procedimientos de protección al consumidor.</w:t>
-      </w:r>
-    </w:p>
-    <w:p>
-      <w:pPr>
-        <w:spacing w:before="200"/>
-        <w:rPr>
-          <w:lang w:val="es-PE"/>
-        </w:rPr>
-      </w:pPr>
-      <w:r>
-        <w:rPr>
-          <w:b/>
-          <w:color w:val="B5844F"/>
-          <w:lang w:val="es-PE"/>
-        </w:rPr>
-        <w:t>[4.3</w:t>
-      </w:r>
-      <w:proofErr w:type="gramStart"/>
-      <w:r>
-        <w:rPr>
-          <w:b/>
-          <w:color w:val="B5844F"/>
-          <w:lang w:val="es-PE"/>
-        </w:rPr>
-        <w:t xml:space="preserve">]  </w:t>
-      </w:r>
-      <w:r>
-        <w:rPr>
-          <w:b/>
-          <w:color w:val="60202C"/>
-          <w:lang w:val="es-PE"/>
-        </w:rPr>
-        <w:t>Reclamo</w:t>
-      </w:r>
-      <w:proofErr w:type="gramEnd"/>
-      <w:r>
-        <w:rPr>
-          <w:b/>
-          <w:color w:val="60202C"/>
-          <w:lang w:val="es-PE"/>
-        </w:rPr>
-        <w:t xml:space="preserve"> ante DCI</w:t>
-      </w:r>
-    </w:p>
-    <w:p>
-      <w:pPr>
-        <w:rPr>
-          <w:lang w:val="es-PE"/>
-        </w:rPr>
-      </w:pPr>
-      <w:r>
-        <w:rPr>
-          <w:color w:val="555555"/>
-          <w:sz w:val="20"/>
-          <w:lang w:val="es-PE"/>
-        </w:rPr>
-        <w:t>Intervención ante la Defensoría del Cliente Inmobiliario para casos específicos del sector.</w:t>
-      </w:r>
-    </w:p>
-    <w:p>
-      <w:pPr>
-        <w:spacing w:before="200"/>
-        <w:rPr>
-          <w:lang w:val="es-PE"/>
-        </w:rPr>
-      </w:pPr>
-      <w:r>
-        <w:rPr>
-          <w:b/>
-          <w:color w:val="B5844F"/>
-          <w:lang w:val="es-PE"/>
-        </w:rPr>
-        <w:t>[4.4</w:t>
-      </w:r>
-      <w:proofErr w:type="gramStart"/>
-      <w:r>
-        <w:rPr>
-          <w:b/>
-          <w:color w:val="B5844F"/>
-          <w:lang w:val="es-PE"/>
-        </w:rPr>
-        <w:t xml:space="preserve">]  </w:t>
-      </w:r>
-      <w:r>
-        <w:rPr>
-          <w:b/>
-          <w:color w:val="60202C"/>
-          <w:lang w:val="es-PE"/>
-        </w:rPr>
-        <w:t>Denuncias</w:t>
-      </w:r>
-      <w:proofErr w:type="gramEnd"/>
-      <w:r>
-        <w:rPr>
-          <w:b/>
-          <w:color w:val="60202C"/>
-          <w:lang w:val="es-PE"/>
-        </w:rPr>
-        <w:t xml:space="preserve"> y descargos ante Indecopi</w:t>
-      </w:r>
-    </w:p>
-    <w:p>
-      <w:pPr>
-        <w:rPr>
-          <w:lang w:val="es-PE"/>
-        </w:rPr>
-      </w:pPr>
-      <w:r>
-        <w:rPr>
-          <w:color w:val="555555"/>
-          <w:sz w:val="20"/>
-          <w:lang w:val="es-PE"/>
-        </w:rPr>
-        <w:t>Defensa en procedimientos administrativos y presentación de descargos.</w:t>
-      </w:r>
-    </w:p>
-    <w:p>
-      <w:pPr>
-        <w:spacing w:before="200"/>
-        <w:rPr>
-          <w:lang w:val="es-PE"/>
-        </w:rPr>
-      </w:pPr>
-      <w:r>
-        <w:rPr>
-          <w:b/>
-          <w:color w:val="B5844F"/>
-          <w:lang w:val="es-PE"/>
-        </w:rPr>
-        <w:t>[4.5</w:t>
-      </w:r>
-      <w:proofErr w:type="gramStart"/>
-      <w:r>
-        <w:rPr>
-          <w:b/>
-          <w:color w:val="B5844F"/>
-          <w:lang w:val="es-PE"/>
-        </w:rPr>
-        <w:t xml:space="preserve">]  </w:t>
-      </w:r>
-      <w:r>
-        <w:rPr>
-          <w:b/>
-          <w:color w:val="60202C"/>
-          <w:lang w:val="es-PE"/>
-        </w:rPr>
-        <w:t>Registro</w:t>
-      </w:r>
-      <w:proofErr w:type="gramEnd"/>
-      <w:r>
-        <w:rPr>
-          <w:b/>
-          <w:color w:val="60202C"/>
-          <w:lang w:val="es-PE"/>
-        </w:rPr>
-        <w:t xml:space="preserve"> de marca</w:t>
-      </w:r>
-    </w:p>
-    <w:p>
-      <w:pPr>
-        <w:rPr>
-          <w:lang w:val="es-PE"/>
-        </w:rPr>
-      </w:pPr>
-      <w:r>
-        <w:rPr>
-          <w:color w:val="555555"/>
-          <w:sz w:val="20"/>
-          <w:lang w:val="es-PE"/>
-        </w:rPr>
-        <w:t>Solicitud y trámite para obtener el registro de marca ante INDECOPI (vigencia, renovación).</w:t>
-      </w:r>
-    </w:p>
-    <w:p>
-      <w:pPr>
-        <w:spacing w:before="200"/>
-        <w:rPr>
-          <w:lang w:val="es-PE"/>
-        </w:rPr>
-      </w:pPr>
-      <w:r>
-        <w:rPr>
-          <w:b/>
-          <w:color w:val="B5844F"/>
-          <w:lang w:val="es-PE"/>
-        </w:rPr>
-        <w:t>[4.6</w:t>
-      </w:r>
-      <w:proofErr w:type="gramStart"/>
-      <w:r>
-        <w:rPr>
-          <w:b/>
-          <w:color w:val="B5844F"/>
-          <w:lang w:val="es-PE"/>
-        </w:rPr>
-        <w:t xml:space="preserve">]  </w:t>
-      </w:r>
-      <w:r>
-        <w:rPr>
-          <w:b/>
-          <w:color w:val="60202C"/>
-          <w:lang w:val="es-PE"/>
-        </w:rPr>
-        <w:t>Registro</w:t>
-      </w:r>
-      <w:proofErr w:type="gramEnd"/>
-      <w:r>
-        <w:rPr>
-          <w:b/>
-          <w:color w:val="60202C"/>
-          <w:lang w:val="es-PE"/>
-        </w:rPr>
-        <w:t xml:space="preserve"> de lema comercial</w:t>
-      </w:r>
-    </w:p>
-    <w:p>
-      <w:pPr>
-        <w:rPr>
-          <w:lang w:val="es-PE"/>
-        </w:rPr>
-      </w:pPr>
-      <w:r>
-        <w:rPr>
-          <w:color w:val="555555"/>
-          <w:sz w:val="20"/>
-          <w:lang w:val="es-PE"/>
-        </w:rPr>
-        <w:t>Protección de slogans o lemas comerciales ante INDECOPI.</w:t>
-      </w:r>
-    </w:p>
-    <w:p>
-      <w:pPr>
-        <w:pStyle w:val="Ttulo2"/>
-        <w:rPr>
-          <w:lang w:val="es-PE"/>
-        </w:rPr>
-      </w:pPr>
-      <w:r>
-        <w:rPr>
-          <w:color w:val="60202C"/>
-          <w:lang w:val="es-PE"/>
-        </w:rPr>
-        <w:t>Preguntas Frecuentes (2)</w:t>
-      </w:r>
-    </w:p>
-    <w:p>
-      <w:pPr>
-        <w:spacing w:before="160"/>
-        <w:rPr>
-          <w:lang w:val="es-PE"/>
-        </w:rPr>
-      </w:pPr>
-      <w:r>
-        <w:rPr>
-          <w:b/>
-          <w:color w:val="60202C"/>
-          <w:lang w:val="es-PE"/>
-        </w:rPr>
-        <w:t>P1: ¿Cuánto dura el registro de marca?</w:t>
-      </w:r>
-    </w:p>
-    <w:p>
-      <w:pPr>
-        <w:ind w:left="283"/>
-        <w:rPr>
-          <w:lang w:val="es-PE"/>
-        </w:rPr>
-      </w:pPr>
-      <w:r>
-        <w:rPr>
-          <w:color w:val="555555"/>
-          <w:sz w:val="20"/>
-          <w:lang w:val="es-PE"/>
-        </w:rPr>
-        <w:t>En el Perú la marca registrada tiene una vigencia de 10 años, renovable.</w:t>
-      </w:r>
-    </w:p>
-    <w:p>
-      <w:pPr>
-        <w:spacing w:before="160"/>
-        <w:rPr>
-          <w:lang w:val="es-PE"/>
-        </w:rPr>
-      </w:pPr>
-      <w:r>
-        <w:rPr>
-          <w:b/>
-          <w:color w:val="60202C"/>
-          <w:lang w:val="es-PE"/>
-        </w:rPr>
-        <w:t>P2: ¿Qué documentos se requieren para un reclamo ante Indecopi?</w:t>
-      </w:r>
-    </w:p>
-    <w:p>
-      <w:pPr>
-        <w:ind w:left="283"/>
-        <w:rPr>
-          <w:lang w:val="es-PE"/>
-        </w:rPr>
-      </w:pPr>
-      <w:r>
-        <w:rPr>
-          <w:color w:val="555555"/>
-          <w:sz w:val="20"/>
-          <w:lang w:val="es-PE"/>
-        </w:rPr>
-        <w:t>Contrato, pruebas del incumplimiento, comunicaciones con el proveedor, y cualquier evidencia relevante.</w:t>
-      </w:r>
-    </w:p>
-    <w:p>
-      <w:r>
-        <w:br w:type="page"/>
-      </w:r>
-    </w:p>
-    <w:p>
-      <w:pPr>
-        <w:pStyle w:val="Ttulo1"/>
-        <w:rPr>
-          <w:lang w:val="es-PE"/>
-        </w:rPr>
-      </w:pPr>
-      <w:r>
-        <w:rPr>
-          <w:color w:val="60202C"/>
-          <w:lang w:val="es-PE"/>
-        </w:rPr>
-        <w:lastRenderedPageBreak/>
-        <w:t>5. Derecho Empresarial</w:t>
-      </w:r>
-    </w:p>
-    <w:p>
-      <w:pPr>
-        <w:rPr>
-          <w:lang w:val="es-PE"/>
-        </w:rPr>
-      </w:pPr>
-      <w:r>
-        <w:rPr>
-          <w:color w:val="555555"/>
-          <w:sz w:val="20"/>
-          <w:lang w:val="es-PE"/>
-        </w:rPr>
-        <w:t xml:space="preserve">Categoría: </w:t>
-      </w:r>
-      <w:r>
-        <w:rPr>
-          <w:b/>
-          <w:color w:val="B5844F"/>
-          <w:lang w:val="es-PE"/>
-        </w:rPr>
-        <w:t>Corporativo</w:t>
-      </w:r>
-    </w:p>
-    <w:p>
-      <w:pPr>
-        <w:rPr>
-          <w:lang w:val="es-PE"/>
-        </w:rPr>
-      </w:pPr>
-      <w:r>
-        <w:rPr>
-          <w:color w:val="555555"/>
-          <w:sz w:val="18"/>
-          <w:lang w:val="es-PE"/>
-        </w:rPr>
-        <w:t xml:space="preserve">URL: </w:t>
-      </w:r>
-      <w:r>
-        <w:rPr>
-          <w:i/>
-          <w:color w:val="555555"/>
-          <w:sz w:val="18"/>
-          <w:lang w:val="es-PE"/>
-        </w:rPr>
-        <w:t>/servicios/derecho-empresarial</w:t>
-      </w:r>
-    </w:p>
-    <w:p>
-      <w:pPr>
-        <w:pStyle w:val="Ttulo2"/>
-        <w:rPr>
-          <w:lang w:val="es-PE"/>
-        </w:rPr>
-      </w:pPr>
-      <w:r>
-        <w:rPr>
-          <w:color w:val="60202C"/>
-          <w:lang w:val="es-PE"/>
-        </w:rPr>
-        <w:t>Descripción</w:t>
-      </w:r>
-    </w:p>
-    <w:p>
-      <w:pPr>
-        <w:spacing w:after="120"/>
-        <w:rPr>
-          <w:lang w:val="es-PE"/>
-        </w:rPr>
-      </w:pPr>
-      <w:r>
-        <w:rPr>
-          <w:lang w:val="es-PE"/>
-        </w:rPr>
-        <w:t>Servicios para la constitución, gobierno societario, modificación, disolución y procedimientos concursales de empresas.</w:t>
-      </w:r>
-    </w:p>
-    <w:p>
-      <w:pPr>
-        <w:pStyle w:val="Ttulo2"/>
-      </w:pPr>
-      <w:proofErr w:type="spellStart"/>
-      <w:r>
-        <w:rPr>
-          <w:color w:val="60202C"/>
-        </w:rPr>
-        <w:t>Beneficios</w:t>
-      </w:r>
-      <w:proofErr w:type="spellEnd"/>
-    </w:p>
-    <w:p>
-      <w:pPr>
-        <w:pStyle w:val="Listaconvietas"/>
-        <w:rPr>
-          <w:lang w:val="es-PE"/>
-        </w:rPr>
-      </w:pPr>
-      <w:r>
-        <w:rPr>
-          <w:sz w:val="20"/>
-          <w:lang w:val="es-PE"/>
-        </w:rPr>
-        <w:t>Estructura societaria clara y acorde a ley</w:t>
-      </w:r>
-    </w:p>
-    <w:p>
-      <w:pPr>
-        <w:pStyle w:val="Listaconvietas"/>
-      </w:pPr>
-      <w:proofErr w:type="spellStart"/>
-      <w:r>
-        <w:rPr>
-          <w:sz w:val="20"/>
-        </w:rPr>
-        <w:t>Protección</w:t>
-      </w:r>
-      <w:proofErr w:type="spellEnd"/>
-      <w:r>
-        <w:rPr>
-          <w:sz w:val="20"/>
-        </w:rPr>
-        <w:t xml:space="preserve"> de </w:t>
-      </w:r>
-      <w:proofErr w:type="spellStart"/>
-      <w:r>
-        <w:rPr>
-          <w:sz w:val="20"/>
-        </w:rPr>
-        <w:t>accionistas</w:t>
-      </w:r>
-      <w:proofErr w:type="spellEnd"/>
-      <w:r>
-        <w:rPr>
-          <w:sz w:val="20"/>
-        </w:rPr>
-        <w:t xml:space="preserve"> y administradores</w:t>
-      </w:r>
-    </w:p>
-    <w:p>
-      <w:pPr>
-        <w:pStyle w:val="Listaconvietas"/>
-        <w:rPr>
-          <w:lang w:val="es-PE"/>
-        </w:rPr>
-      </w:pPr>
-      <w:r>
-        <w:rPr>
-          <w:sz w:val="20"/>
-          <w:lang w:val="es-PE"/>
-        </w:rPr>
-        <w:t>Respaldo en crisis y procesos concursales</w:t>
-      </w:r>
-    </w:p>
-    <w:p>
-      <w:pPr>
-        <w:pStyle w:val="Listaconvietas"/>
-      </w:pPr>
-      <w:proofErr w:type="spellStart"/>
-      <w:r>
-        <w:rPr>
-          <w:sz w:val="20"/>
-        </w:rPr>
-        <w:t>Cumplimiento</w:t>
-      </w:r>
-      <w:proofErr w:type="spellEnd"/>
-      <w:r>
-        <w:rPr>
-          <w:sz w:val="20"/>
-        </w:rPr>
-        <w:t xml:space="preserve"> </w:t>
-      </w:r>
-      <w:proofErr w:type="spellStart"/>
-      <w:r>
-        <w:rPr>
-          <w:sz w:val="20"/>
-        </w:rPr>
-        <w:t>normativo</w:t>
-      </w:r>
-      <w:proofErr w:type="spellEnd"/>
-      <w:r>
-        <w:rPr>
-          <w:sz w:val="20"/>
-        </w:rPr>
-        <w:t xml:space="preserve"> </w:t>
-      </w:r>
-      <w:proofErr w:type="spellStart"/>
-      <w:r>
-        <w:rPr>
-          <w:sz w:val="20"/>
-        </w:rPr>
-        <w:t>empresarial</w:t>
-      </w:r>
-      <w:proofErr w:type="spellEnd"/>
-    </w:p>
-    <w:p>
-      <w:pPr>
-        <w:pStyle w:val="Ttulo2"/>
-      </w:pPr>
-      <w:r>
-        <w:rPr>
-          <w:color w:val="60202C"/>
-        </w:rPr>
-        <w:t>Subservicios (13)</w:t>
-      </w:r>
-    </w:p>
-    <w:p>
-      <w:pPr>
-        <w:spacing w:before="200"/>
-      </w:pPr>
-      <w:r>
-        <w:rPr>
-          <w:b/>
-          <w:color w:val="B5844F"/>
-        </w:rPr>
-        <w:t xml:space="preserve">[5.1]  </w:t>
-      </w:r>
-      <w:r>
-        <w:rPr>
-          <w:b/>
-          <w:color w:val="60202C"/>
-        </w:rPr>
-        <w:t>Reserva de nombre</w:t>
-      </w:r>
-    </w:p>
-    <w:p>
-      <w:pPr>
-        <w:rPr>
-          <w:lang w:val="es-PE"/>
-        </w:rPr>
-      </w:pPr>
-      <w:r>
-        <w:rPr>
-          <w:color w:val="555555"/>
-          <w:sz w:val="20"/>
-          <w:lang w:val="es-PE"/>
-        </w:rPr>
-        <w:t>Verificación y reserva del nombre societario ante la autoridad correspondiente.</w:t>
-      </w:r>
-    </w:p>
-    <w:p>
-      <w:pPr>
-        <w:spacing w:before="200"/>
-        <w:rPr>
-          <w:lang w:val="es-PE"/>
-        </w:rPr>
-      </w:pPr>
-      <w:r>
-        <w:rPr>
-          <w:b/>
-          <w:color w:val="B5844F"/>
-          <w:lang w:val="es-PE"/>
-        </w:rPr>
-        <w:t>[5.2</w:t>
-      </w:r>
-      <w:proofErr w:type="gramStart"/>
-      <w:r>
-        <w:rPr>
-          <w:b/>
-          <w:color w:val="B5844F"/>
-          <w:lang w:val="es-PE"/>
-        </w:rPr>
-        <w:t xml:space="preserve">]  </w:t>
-      </w:r>
-      <w:r>
-        <w:rPr>
-          <w:b/>
-          <w:color w:val="60202C"/>
-          <w:lang w:val="es-PE"/>
-        </w:rPr>
-        <w:t>Constitución</w:t>
-      </w:r>
-      <w:proofErr w:type="gramEnd"/>
-      <w:r>
-        <w:rPr>
-          <w:b/>
-          <w:color w:val="60202C"/>
-          <w:lang w:val="es-PE"/>
-        </w:rPr>
-        <w:t xml:space="preserve"> de empresa</w:t>
-      </w:r>
-    </w:p>
-    <w:p>
-      <w:pPr>
-        <w:rPr>
-          <w:lang w:val="es-PE"/>
-        </w:rPr>
-      </w:pPr>
-      <w:r>
-        <w:rPr>
-          <w:color w:val="555555"/>
-          <w:sz w:val="20"/>
-          <w:lang w:val="es-PE"/>
-        </w:rPr>
-        <w:t>Elaboración de escritura pública y registro inicial (capital en dinero o aporte en bienes).</w:t>
-      </w:r>
-    </w:p>
-    <w:p>
-      <w:pPr>
-        <w:spacing w:before="200"/>
-        <w:rPr>
-          <w:lang w:val="es-PE"/>
-        </w:rPr>
-      </w:pPr>
-      <w:r>
-        <w:rPr>
-          <w:b/>
-          <w:color w:val="B5844F"/>
-          <w:lang w:val="es-PE"/>
-        </w:rPr>
-        <w:t>[5.3</w:t>
-      </w:r>
-      <w:proofErr w:type="gramStart"/>
-      <w:r>
-        <w:rPr>
-          <w:b/>
-          <w:color w:val="B5844F"/>
-          <w:lang w:val="es-PE"/>
-        </w:rPr>
-        <w:t xml:space="preserve">]  </w:t>
-      </w:r>
-      <w:r>
-        <w:rPr>
-          <w:b/>
-          <w:color w:val="60202C"/>
-          <w:lang w:val="es-PE"/>
-        </w:rPr>
-        <w:t>Elaboración</w:t>
-      </w:r>
-      <w:proofErr w:type="gramEnd"/>
-      <w:r>
-        <w:rPr>
-          <w:b/>
-          <w:color w:val="60202C"/>
-          <w:lang w:val="es-PE"/>
-        </w:rPr>
-        <w:t xml:space="preserve"> de estatuto</w:t>
-      </w:r>
-    </w:p>
-    <w:p>
-      <w:pPr>
-        <w:rPr>
-          <w:lang w:val="es-PE"/>
-        </w:rPr>
-      </w:pPr>
-      <w:r>
-        <w:rPr>
-          <w:color w:val="555555"/>
-          <w:sz w:val="20"/>
-          <w:lang w:val="es-PE"/>
-        </w:rPr>
-        <w:t>Redacción de estatutos adaptados a la estructura y objetivos de la sociedad.</w:t>
-      </w:r>
-    </w:p>
-    <w:p>
-      <w:pPr>
-        <w:spacing w:before="200"/>
-        <w:rPr>
-          <w:lang w:val="es-PE"/>
-        </w:rPr>
-      </w:pPr>
-      <w:r>
-        <w:rPr>
-          <w:b/>
-          <w:color w:val="B5844F"/>
-          <w:lang w:val="es-PE"/>
-        </w:rPr>
-        <w:t>[5.4</w:t>
-      </w:r>
-      <w:proofErr w:type="gramStart"/>
-      <w:r>
-        <w:rPr>
-          <w:b/>
-          <w:color w:val="B5844F"/>
-          <w:lang w:val="es-PE"/>
-        </w:rPr>
-        <w:t xml:space="preserve">]  </w:t>
-      </w:r>
-      <w:r>
-        <w:rPr>
-          <w:b/>
-          <w:color w:val="60202C"/>
-          <w:lang w:val="es-PE"/>
-        </w:rPr>
-        <w:t>Transferencia</w:t>
-      </w:r>
-      <w:proofErr w:type="gramEnd"/>
-      <w:r>
-        <w:rPr>
-          <w:b/>
-          <w:color w:val="60202C"/>
-          <w:lang w:val="es-PE"/>
-        </w:rPr>
-        <w:t xml:space="preserve"> de acciones</w:t>
-      </w:r>
-    </w:p>
-    <w:p>
-      <w:pPr>
-        <w:rPr>
-          <w:lang w:val="es-PE"/>
-        </w:rPr>
-      </w:pPr>
-      <w:r>
-        <w:rPr>
-          <w:color w:val="555555"/>
-          <w:sz w:val="20"/>
-          <w:lang w:val="es-PE"/>
-        </w:rPr>
-        <w:t>Procesos para transferir acciones con o sin derecho a voto, incluyendo acciones preferentes.</w:t>
-      </w:r>
-    </w:p>
-    <w:p>
-      <w:pPr>
-        <w:spacing w:before="200"/>
-        <w:rPr>
-          <w:lang w:val="es-PE"/>
-        </w:rPr>
-      </w:pPr>
-      <w:r>
-        <w:rPr>
-          <w:b/>
-          <w:color w:val="B5844F"/>
-          <w:lang w:val="es-PE"/>
-        </w:rPr>
-        <w:t>[5.5</w:t>
-      </w:r>
-      <w:proofErr w:type="gramStart"/>
-      <w:r>
-        <w:rPr>
-          <w:b/>
-          <w:color w:val="B5844F"/>
-          <w:lang w:val="es-PE"/>
-        </w:rPr>
-        <w:t xml:space="preserve">]  </w:t>
-      </w:r>
-      <w:r>
-        <w:rPr>
-          <w:b/>
-          <w:color w:val="60202C"/>
-          <w:lang w:val="es-PE"/>
-        </w:rPr>
-        <w:t>Recomposición</w:t>
-      </w:r>
-      <w:proofErr w:type="gramEnd"/>
-      <w:r>
-        <w:rPr>
-          <w:b/>
-          <w:color w:val="60202C"/>
-          <w:lang w:val="es-PE"/>
-        </w:rPr>
-        <w:t xml:space="preserve"> de pluralidad de socios</w:t>
-      </w:r>
-    </w:p>
-    <w:p>
-      <w:pPr>
-        <w:rPr>
-          <w:lang w:val="es-PE"/>
-        </w:rPr>
-      </w:pPr>
-      <w:r>
-        <w:rPr>
-          <w:color w:val="555555"/>
-          <w:sz w:val="20"/>
-          <w:lang w:val="es-PE"/>
-        </w:rPr>
-        <w:t>Ajustes societarios por cambios en composición de socios.</w:t>
-      </w:r>
-    </w:p>
-    <w:p>
-      <w:pPr>
-        <w:spacing w:before="200"/>
-        <w:rPr>
-          <w:lang w:val="es-PE"/>
-        </w:rPr>
-      </w:pPr>
-      <w:r>
-        <w:rPr>
-          <w:b/>
-          <w:color w:val="B5844F"/>
-          <w:lang w:val="es-PE"/>
-        </w:rPr>
-        <w:t>[5.6</w:t>
-      </w:r>
-      <w:proofErr w:type="gramStart"/>
-      <w:r>
-        <w:rPr>
-          <w:b/>
-          <w:color w:val="B5844F"/>
-          <w:lang w:val="es-PE"/>
-        </w:rPr>
-        <w:t xml:space="preserve">]  </w:t>
-      </w:r>
-      <w:r>
-        <w:rPr>
-          <w:b/>
-          <w:color w:val="60202C"/>
-          <w:lang w:val="es-PE"/>
-        </w:rPr>
-        <w:t>Aumento</w:t>
-      </w:r>
-      <w:proofErr w:type="gramEnd"/>
-      <w:r>
-        <w:rPr>
-          <w:b/>
-          <w:color w:val="60202C"/>
-          <w:lang w:val="es-PE"/>
-        </w:rPr>
-        <w:t xml:space="preserve"> de capital</w:t>
-      </w:r>
-    </w:p>
-    <w:p>
-      <w:pPr>
-        <w:rPr>
-          <w:lang w:val="es-PE"/>
-        </w:rPr>
-      </w:pPr>
-      <w:r>
-        <w:rPr>
-          <w:color w:val="555555"/>
-          <w:sz w:val="20"/>
-          <w:lang w:val="es-PE"/>
-        </w:rPr>
-        <w:t>Procedimiento formal para incrementar el capital social.</w:t>
-      </w:r>
-    </w:p>
-    <w:p>
-      <w:pPr>
-        <w:spacing w:before="200"/>
-        <w:rPr>
-          <w:lang w:val="es-PE"/>
-        </w:rPr>
-      </w:pPr>
-      <w:r>
-        <w:rPr>
-          <w:b/>
-          <w:color w:val="B5844F"/>
-          <w:lang w:val="es-PE"/>
-        </w:rPr>
-        <w:t>[5.7</w:t>
-      </w:r>
-      <w:proofErr w:type="gramStart"/>
-      <w:r>
-        <w:rPr>
-          <w:b/>
-          <w:color w:val="B5844F"/>
-          <w:lang w:val="es-PE"/>
-        </w:rPr>
-        <w:t xml:space="preserve">]  </w:t>
-      </w:r>
-      <w:r>
-        <w:rPr>
-          <w:b/>
-          <w:color w:val="60202C"/>
-          <w:lang w:val="es-PE"/>
-        </w:rPr>
-        <w:t>Ampliación</w:t>
-      </w:r>
-      <w:proofErr w:type="gramEnd"/>
-      <w:r>
-        <w:rPr>
-          <w:b/>
-          <w:color w:val="60202C"/>
-          <w:lang w:val="es-PE"/>
-        </w:rPr>
-        <w:t>/reducción de objeto social</w:t>
-      </w:r>
-    </w:p>
-    <w:p>
-      <w:pPr>
-        <w:rPr>
-          <w:lang w:val="es-PE"/>
-        </w:rPr>
-      </w:pPr>
-      <w:r>
-        <w:rPr>
-          <w:color w:val="555555"/>
-          <w:sz w:val="20"/>
-          <w:lang w:val="es-PE"/>
-        </w:rPr>
-        <w:t>Modificación del objeto social inscrito según necesidades empresariales.</w:t>
-      </w:r>
-    </w:p>
-    <w:p>
-      <w:pPr>
-        <w:spacing w:before="200"/>
-        <w:rPr>
-          <w:lang w:val="es-PE"/>
-        </w:rPr>
-      </w:pPr>
-      <w:r>
-        <w:rPr>
-          <w:b/>
-          <w:color w:val="B5844F"/>
-          <w:lang w:val="es-PE"/>
-        </w:rPr>
-        <w:t>[5.8</w:t>
-      </w:r>
-      <w:proofErr w:type="gramStart"/>
-      <w:r>
-        <w:rPr>
-          <w:b/>
-          <w:color w:val="B5844F"/>
-          <w:lang w:val="es-PE"/>
-        </w:rPr>
-        <w:t xml:space="preserve">]  </w:t>
-      </w:r>
-      <w:r>
-        <w:rPr>
-          <w:b/>
-          <w:color w:val="60202C"/>
-          <w:lang w:val="es-PE"/>
-        </w:rPr>
-        <w:t>Juntas</w:t>
-      </w:r>
-      <w:proofErr w:type="gramEnd"/>
-      <w:r>
-        <w:rPr>
-          <w:b/>
-          <w:color w:val="60202C"/>
-          <w:lang w:val="es-PE"/>
-        </w:rPr>
-        <w:t xml:space="preserve"> societarias (ordinarias, extraordinarias, universales)</w:t>
-      </w:r>
-    </w:p>
-    <w:p>
-      <w:pPr>
-        <w:rPr>
-          <w:lang w:val="es-PE"/>
-        </w:rPr>
-      </w:pPr>
-      <w:r>
-        <w:rPr>
-          <w:color w:val="555555"/>
-          <w:sz w:val="20"/>
-          <w:lang w:val="es-PE"/>
-        </w:rPr>
-        <w:t>Convocatoria, quórum, actas y cumplimiento de formalidades.</w:t>
-      </w:r>
-    </w:p>
-    <w:p>
-      <w:pPr>
-        <w:spacing w:before="200"/>
-        <w:rPr>
-          <w:lang w:val="es-PE"/>
-        </w:rPr>
-      </w:pPr>
-      <w:r>
-        <w:rPr>
-          <w:b/>
-          <w:color w:val="B5844F"/>
-          <w:lang w:val="es-PE"/>
-        </w:rPr>
-        <w:t>[5.9</w:t>
-      </w:r>
-      <w:proofErr w:type="gramStart"/>
-      <w:r>
-        <w:rPr>
-          <w:b/>
-          <w:color w:val="B5844F"/>
-          <w:lang w:val="es-PE"/>
-        </w:rPr>
-        <w:t xml:space="preserve">]  </w:t>
-      </w:r>
-      <w:r>
-        <w:rPr>
-          <w:b/>
-          <w:color w:val="60202C"/>
-          <w:lang w:val="es-PE"/>
-        </w:rPr>
-        <w:t>Renuncia</w:t>
-      </w:r>
-      <w:proofErr w:type="gramEnd"/>
-      <w:r>
-        <w:rPr>
-          <w:b/>
-          <w:color w:val="60202C"/>
-          <w:lang w:val="es-PE"/>
-        </w:rPr>
-        <w:t xml:space="preserve"> y nombramiento de gerentes/directores</w:t>
-      </w:r>
-    </w:p>
-    <w:p>
-      <w:pPr>
-        <w:rPr>
-          <w:lang w:val="es-PE"/>
-        </w:rPr>
-      </w:pPr>
-      <w:r>
-        <w:rPr>
-          <w:color w:val="555555"/>
-          <w:sz w:val="20"/>
-          <w:lang w:val="es-PE"/>
-        </w:rPr>
-        <w:t>Trámites para cambios en los representantes legales y directores.</w:t>
-      </w:r>
-    </w:p>
-    <w:p>
-      <w:pPr>
-        <w:spacing w:before="200"/>
-        <w:rPr>
-          <w:lang w:val="es-PE"/>
-        </w:rPr>
-      </w:pPr>
-      <w:r>
-        <w:rPr>
-          <w:b/>
-          <w:color w:val="B5844F"/>
-          <w:lang w:val="es-PE"/>
-        </w:rPr>
-        <w:lastRenderedPageBreak/>
-        <w:t>[5.10</w:t>
-      </w:r>
-      <w:proofErr w:type="gramStart"/>
-      <w:r>
-        <w:rPr>
-          <w:b/>
-          <w:color w:val="B5844F"/>
-          <w:lang w:val="es-PE"/>
-        </w:rPr>
-        <w:t xml:space="preserve">]  </w:t>
-      </w:r>
-      <w:r>
-        <w:rPr>
-          <w:b/>
-          <w:color w:val="60202C"/>
-          <w:lang w:val="es-PE"/>
-        </w:rPr>
-        <w:t>Otorgamiento</w:t>
-      </w:r>
-      <w:proofErr w:type="gramEnd"/>
-      <w:r>
-        <w:rPr>
-          <w:b/>
-          <w:color w:val="60202C"/>
-          <w:lang w:val="es-PE"/>
-        </w:rPr>
-        <w:t xml:space="preserve"> de poder por escritura pública</w:t>
-      </w:r>
-    </w:p>
-    <w:p>
-      <w:pPr>
-        <w:rPr>
-          <w:lang w:val="es-PE"/>
-        </w:rPr>
-      </w:pPr>
-      <w:r>
-        <w:rPr>
-          <w:color w:val="555555"/>
-          <w:sz w:val="20"/>
-          <w:lang w:val="es-PE"/>
-        </w:rPr>
-        <w:t>Confección y elevación a escritura pública de poderes (amplios o específicos).</w:t>
-      </w:r>
-    </w:p>
-    <w:p>
-      <w:pPr>
-        <w:spacing w:before="200"/>
-        <w:rPr>
-          <w:lang w:val="es-PE"/>
-        </w:rPr>
-      </w:pPr>
-      <w:r>
-        <w:rPr>
-          <w:b/>
-          <w:color w:val="B5844F"/>
-          <w:lang w:val="es-PE"/>
-        </w:rPr>
-        <w:t>[5.11</w:t>
-      </w:r>
-      <w:proofErr w:type="gramStart"/>
-      <w:r>
-        <w:rPr>
-          <w:b/>
-          <w:color w:val="B5844F"/>
-          <w:lang w:val="es-PE"/>
-        </w:rPr>
-        <w:t xml:space="preserve">]  </w:t>
-      </w:r>
-      <w:r>
-        <w:rPr>
-          <w:b/>
-          <w:color w:val="60202C"/>
-          <w:lang w:val="es-PE"/>
-        </w:rPr>
-        <w:t>Transformación</w:t>
-      </w:r>
-      <w:proofErr w:type="gramEnd"/>
-      <w:r>
-        <w:rPr>
-          <w:b/>
-          <w:color w:val="60202C"/>
-          <w:lang w:val="es-PE"/>
-        </w:rPr>
-        <w:t xml:space="preserve"> de empresa</w:t>
-      </w:r>
-    </w:p>
-    <w:p>
-      <w:pPr>
-        <w:rPr>
-          <w:lang w:val="es-PE"/>
-        </w:rPr>
-      </w:pPr>
-      <w:r>
-        <w:rPr>
-          <w:color w:val="555555"/>
-          <w:sz w:val="20"/>
-          <w:lang w:val="es-PE"/>
-        </w:rPr>
-        <w:t>Cambio de tipo societario o reestructuración corporativa.</w:t>
-      </w:r>
-    </w:p>
-    <w:p>
-      <w:pPr>
-        <w:spacing w:before="200"/>
-        <w:rPr>
-          <w:lang w:val="es-PE"/>
-        </w:rPr>
-      </w:pPr>
-      <w:r>
-        <w:rPr>
-          <w:b/>
-          <w:color w:val="B5844F"/>
-          <w:lang w:val="es-PE"/>
-        </w:rPr>
-        <w:t>[5.12</w:t>
-      </w:r>
-      <w:proofErr w:type="gramStart"/>
-      <w:r>
-        <w:rPr>
-          <w:b/>
-          <w:color w:val="B5844F"/>
-          <w:lang w:val="es-PE"/>
-        </w:rPr>
-        <w:t xml:space="preserve">]  </w:t>
-      </w:r>
-      <w:r>
-        <w:rPr>
-          <w:b/>
-          <w:color w:val="60202C"/>
-          <w:lang w:val="es-PE"/>
-        </w:rPr>
-        <w:t>Disolución</w:t>
-      </w:r>
-      <w:proofErr w:type="gramEnd"/>
-      <w:r>
-        <w:rPr>
-          <w:b/>
-          <w:color w:val="60202C"/>
-          <w:lang w:val="es-PE"/>
-        </w:rPr>
-        <w:t>, liquidación y extinción de sociedad</w:t>
-      </w:r>
-    </w:p>
-    <w:p>
-      <w:pPr>
-        <w:rPr>
-          <w:lang w:val="es-PE"/>
-        </w:rPr>
-      </w:pPr>
-      <w:r>
-        <w:rPr>
-          <w:color w:val="555555"/>
-          <w:sz w:val="20"/>
-          <w:lang w:val="es-PE"/>
-        </w:rPr>
-        <w:t>Procedimientos legales para cerrar la sociedad y liquidar obligaciones.</w:t>
-      </w:r>
-    </w:p>
-    <w:p>
-      <w:pPr>
-        <w:spacing w:before="200"/>
-        <w:rPr>
-          <w:lang w:val="es-PE"/>
-        </w:rPr>
-      </w:pPr>
-      <w:r>
-        <w:rPr>
-          <w:b/>
-          <w:color w:val="B5844F"/>
-          <w:lang w:val="es-PE"/>
-        </w:rPr>
-        <w:t>[5.13</w:t>
-      </w:r>
-      <w:proofErr w:type="gramStart"/>
-      <w:r>
-        <w:rPr>
-          <w:b/>
-          <w:color w:val="B5844F"/>
-          <w:lang w:val="es-PE"/>
-        </w:rPr>
-        <w:t xml:space="preserve">]  </w:t>
-      </w:r>
-      <w:r>
-        <w:rPr>
-          <w:b/>
-          <w:color w:val="60202C"/>
-          <w:lang w:val="es-PE"/>
-        </w:rPr>
-        <w:t>Quiebra</w:t>
-      </w:r>
-      <w:proofErr w:type="gramEnd"/>
-      <w:r>
-        <w:rPr>
-          <w:b/>
-          <w:color w:val="60202C"/>
-          <w:lang w:val="es-PE"/>
-        </w:rPr>
-        <w:t xml:space="preserve"> empresarial</w:t>
-      </w:r>
-    </w:p>
-    <w:p>
-      <w:pPr>
-        <w:rPr>
-          <w:lang w:val="es-PE"/>
-        </w:rPr>
-      </w:pPr>
-      <w:r>
-        <w:rPr>
-          <w:color w:val="555555"/>
-          <w:sz w:val="20"/>
-          <w:lang w:val="es-PE"/>
-        </w:rPr>
-        <w:t>Asesoría en procedimientos concursales y planes de reorganización o liquidación.</w:t>
-      </w:r>
-    </w:p>
-    <w:p>
-      <w:pPr>
-        <w:pStyle w:val="Ttulo2"/>
-        <w:rPr>
-          <w:lang w:val="es-PE"/>
-        </w:rPr>
-      </w:pPr>
-      <w:r>
-        <w:rPr>
-          <w:color w:val="60202C"/>
-          <w:lang w:val="es-PE"/>
-        </w:rPr>
-        <w:t>Preguntas Frecuentes (2)</w:t>
-      </w:r>
-    </w:p>
-    <w:p>
-      <w:pPr>
-        <w:spacing w:before="160"/>
-        <w:rPr>
-          <w:lang w:val="es-PE"/>
-        </w:rPr>
-      </w:pPr>
-      <w:r>
-        <w:rPr>
-          <w:b/>
-          <w:color w:val="60202C"/>
-          <w:lang w:val="es-PE"/>
-        </w:rPr>
-        <w:t>P1: ¿Qué ley regula las sociedades en el Perú?</w:t>
-      </w:r>
-    </w:p>
-    <w:p>
-      <w:pPr>
-        <w:ind w:left="283"/>
-        <w:rPr>
-          <w:lang w:val="es-PE"/>
-        </w:rPr>
-      </w:pPr>
-      <w:r>
-        <w:rPr>
-          <w:color w:val="555555"/>
-          <w:sz w:val="20"/>
-          <w:lang w:val="es-PE"/>
-        </w:rPr>
-        <w:t>La Ley General de Sociedades (Ley N.º 26887) regula constitución, gobierno y disolución societaria.</w:t>
-      </w:r>
-    </w:p>
-    <w:p>
-      <w:pPr>
-        <w:spacing w:before="160"/>
-        <w:rPr>
-          <w:lang w:val="es-PE"/>
-        </w:rPr>
-      </w:pPr>
-      <w:r>
-        <w:rPr>
-          <w:b/>
-          <w:color w:val="60202C"/>
-          <w:lang w:val="es-PE"/>
-        </w:rPr>
-        <w:t>P2: ¿Qué implica un aumento de capital?</w:t>
-      </w:r>
-    </w:p>
-    <w:p>
-      <w:pPr>
-        <w:ind w:left="283"/>
-        <w:rPr>
-          <w:lang w:val="es-PE"/>
-        </w:rPr>
-      </w:pPr>
-      <w:r>
-        <w:rPr>
-          <w:color w:val="555555"/>
-          <w:sz w:val="20"/>
-          <w:lang w:val="es-PE"/>
-        </w:rPr>
-        <w:t>Requiere acuerdo societario, modificación estatutaria y registro en SUNARP según el caso.</w:t>
-      </w:r>
-    </w:p>
-    <w:p>
-      <w:pPr>
-        <w:pStyle w:val="Ttulo1"/>
-        <w:rPr>
-          <w:lang w:val="es-PE"/>
-        </w:rPr>
-      </w:pPr>
-      <w:r>
-        <w:rPr>
-          <w:color w:val="60202C"/>
-          <w:lang w:val="es-PE"/>
-        </w:rPr>
-        <w:t>6. Derecho de Sucesiones / Herencia</w:t>
-      </w:r>
-    </w:p>
-    <w:p>
-      <w:pPr>
-        <w:rPr>
-          <w:lang w:val="es-PE"/>
-        </w:rPr>
-      </w:pPr>
-      <w:r>
-        <w:rPr>
-          <w:color w:val="555555"/>
-          <w:sz w:val="20"/>
-          <w:lang w:val="es-PE"/>
-        </w:rPr>
-        <w:t xml:space="preserve">Categoría: </w:t>
-      </w:r>
-      <w:r>
-        <w:rPr>
-          <w:b/>
-          <w:color w:val="B5844F"/>
-          <w:lang w:val="es-PE"/>
-        </w:rPr>
-        <w:t>Familia y Sucesiones</w:t>
-      </w:r>
-    </w:p>
-    <w:p>
-      <w:pPr>
-        <w:rPr>
-          <w:lang w:val="es-PE"/>
-        </w:rPr>
-      </w:pPr>
-      <w:r>
-        <w:rPr>
-          <w:color w:val="555555"/>
-          <w:sz w:val="18"/>
-          <w:lang w:val="es-PE"/>
-        </w:rPr>
-        <w:t xml:space="preserve">URL: </w:t>
-      </w:r>
-      <w:r>
-        <w:rPr>
-          <w:i/>
-          <w:color w:val="555555"/>
-          <w:sz w:val="18"/>
-          <w:lang w:val="es-PE"/>
-        </w:rPr>
-        <w:t>/servicios/derecho-de-sucesiones</w:t>
-      </w:r>
-    </w:p>
-    <w:p>
-      <w:pPr>
-        <w:pStyle w:val="Ttulo2"/>
-        <w:rPr>
-          <w:lang w:val="es-PE"/>
-        </w:rPr>
-      </w:pPr>
-      <w:r>
-        <w:rPr>
-          <w:color w:val="60202C"/>
-          <w:lang w:val="es-PE"/>
-        </w:rPr>
-        <w:t>Descripción</w:t>
-      </w:r>
-    </w:p>
-    <w:p>
-      <w:pPr>
-        <w:spacing w:after="120"/>
-        <w:rPr>
-          <w:lang w:val="es-PE"/>
-        </w:rPr>
-      </w:pPr>
-      <w:r>
-        <w:rPr>
-          <w:lang w:val="es-PE"/>
-        </w:rPr>
-        <w:t>Tramitamos sucesiones intestadas, testamentos, partición de bienes, anticipos de legítima y rectificaciones civiles necesarias.</w:t>
-      </w:r>
-    </w:p>
-    <w:p>
-      <w:pPr>
-        <w:pStyle w:val="Ttulo2"/>
-      </w:pPr>
-      <w:proofErr w:type="spellStart"/>
-      <w:r>
-        <w:rPr>
-          <w:color w:val="60202C"/>
-        </w:rPr>
-        <w:t>Beneficios</w:t>
-      </w:r>
-      <w:proofErr w:type="spellEnd"/>
-    </w:p>
-    <w:p>
-      <w:pPr>
-        <w:pStyle w:val="Listaconvietas"/>
-      </w:pPr>
-      <w:r>
-        <w:rPr>
-          <w:sz w:val="20"/>
-        </w:rPr>
-        <w:t>Evita conflictos entre herederos</w:t>
-      </w:r>
-    </w:p>
-    <w:p>
-      <w:pPr>
-        <w:pStyle w:val="Listaconvietas"/>
-      </w:pPr>
-      <w:r>
-        <w:rPr>
-          <w:sz w:val="20"/>
-        </w:rPr>
-        <w:t>Asegura cumplimiento de derechos hereditarios</w:t>
-      </w:r>
-    </w:p>
-    <w:p>
-      <w:pPr>
-        <w:pStyle w:val="Listaconvietas"/>
-      </w:pPr>
-      <w:r>
-        <w:rPr>
-          <w:sz w:val="20"/>
-        </w:rPr>
-        <w:t>Trámites civiles y registrales asistidos</w:t>
-      </w:r>
-    </w:p>
-    <w:p>
-      <w:pPr>
-        <w:pStyle w:val="Listaconvietas"/>
-        <w:rPr>
-          <w:lang w:val="es-PE"/>
-        </w:rPr>
-      </w:pPr>
-      <w:r>
-        <w:rPr>
-          <w:sz w:val="20"/>
-          <w:lang w:val="es-PE"/>
-        </w:rPr>
-        <w:t>Asesoría técnica en partición y testamentos</w:t>
-      </w:r>
-    </w:p>
-    <w:p>
-      <w:pPr>
-        <w:pStyle w:val="Ttulo2"/>
-        <w:rPr>
-          <w:lang w:val="es-PE"/>
-        </w:rPr>
-      </w:pPr>
-      <w:proofErr w:type="spellStart"/>
-      <w:r>
-        <w:rPr>
-          <w:color w:val="60202C"/>
-          <w:lang w:val="es-PE"/>
-        </w:rPr>
-        <w:t>Subservicios</w:t>
-      </w:r>
-      <w:proofErr w:type="spellEnd"/>
-      <w:r>
-        <w:rPr>
-          <w:color w:val="60202C"/>
-          <w:lang w:val="es-PE"/>
-        </w:rPr>
-        <w:t xml:space="preserve"> (6)</w:t>
-      </w:r>
-    </w:p>
-    <w:p>
-      <w:pPr>
-        <w:spacing w:before="200"/>
-        <w:rPr>
-          <w:lang w:val="es-PE"/>
-        </w:rPr>
-      </w:pPr>
-      <w:r>
-        <w:rPr>
-          <w:b/>
-          <w:color w:val="B5844F"/>
-          <w:lang w:val="es-PE"/>
-        </w:rPr>
-        <w:t>[6.1</w:t>
-      </w:r>
-      <w:proofErr w:type="gramStart"/>
-      <w:r>
-        <w:rPr>
-          <w:b/>
-          <w:color w:val="B5844F"/>
-          <w:lang w:val="es-PE"/>
-        </w:rPr>
-        <w:t xml:space="preserve">]  </w:t>
-      </w:r>
-      <w:r>
-        <w:rPr>
-          <w:b/>
-          <w:color w:val="60202C"/>
-          <w:lang w:val="es-PE"/>
-        </w:rPr>
-        <w:t>Rectificación</w:t>
-      </w:r>
-      <w:proofErr w:type="gramEnd"/>
-      <w:r>
-        <w:rPr>
-          <w:b/>
-          <w:color w:val="60202C"/>
-          <w:lang w:val="es-PE"/>
-        </w:rPr>
-        <w:t xml:space="preserve"> de partida de nacimiento</w:t>
-      </w:r>
-    </w:p>
-    <w:p>
-      <w:pPr>
-        <w:rPr>
-          <w:lang w:val="es-PE"/>
-        </w:rPr>
-      </w:pPr>
-      <w:r>
-        <w:rPr>
-          <w:color w:val="555555"/>
-          <w:sz w:val="20"/>
-          <w:lang w:val="es-PE"/>
-        </w:rPr>
-        <w:t>Corrección de datos civiles y partidas necesarias para trámites sucesorios.</w:t>
-      </w:r>
-    </w:p>
-    <w:p>
-      <w:pPr>
-        <w:spacing w:before="200"/>
-        <w:rPr>
-          <w:lang w:val="es-PE"/>
-        </w:rPr>
-      </w:pPr>
-      <w:r>
-        <w:rPr>
-          <w:b/>
-          <w:color w:val="B5844F"/>
-          <w:lang w:val="es-PE"/>
-        </w:rPr>
-        <w:t>[6.2</w:t>
-      </w:r>
-      <w:proofErr w:type="gramStart"/>
-      <w:r>
-        <w:rPr>
-          <w:b/>
-          <w:color w:val="B5844F"/>
-          <w:lang w:val="es-PE"/>
-        </w:rPr>
-        <w:t xml:space="preserve">]  </w:t>
-      </w:r>
-      <w:r>
-        <w:rPr>
-          <w:b/>
-          <w:color w:val="60202C"/>
-          <w:lang w:val="es-PE"/>
-        </w:rPr>
-        <w:t>Sucesión</w:t>
-      </w:r>
-      <w:proofErr w:type="gramEnd"/>
-      <w:r>
-        <w:rPr>
-          <w:b/>
-          <w:color w:val="60202C"/>
-          <w:lang w:val="es-PE"/>
-        </w:rPr>
-        <w:t xml:space="preserve"> intestada</w:t>
-      </w:r>
-    </w:p>
-    <w:p>
-      <w:pPr>
-        <w:rPr>
-          <w:lang w:val="es-PE"/>
-        </w:rPr>
-      </w:pPr>
-      <w:r>
-        <w:rPr>
-          <w:color w:val="555555"/>
-          <w:sz w:val="20"/>
-          <w:lang w:val="es-PE"/>
-        </w:rPr>
-        <w:t>Proceso de reparto de bienes cuando no existe testamento, conforme al Código Civil.</w:t>
-      </w:r>
-    </w:p>
-    <w:p>
-      <w:pPr>
-        <w:spacing w:before="200"/>
-        <w:rPr>
-          <w:lang w:val="es-PE"/>
-        </w:rPr>
-      </w:pPr>
-      <w:r>
-        <w:rPr>
-          <w:b/>
-          <w:color w:val="B5844F"/>
-          <w:lang w:val="es-PE"/>
-        </w:rPr>
-        <w:lastRenderedPageBreak/>
-        <w:t>[6.3</w:t>
-      </w:r>
-      <w:proofErr w:type="gramStart"/>
-      <w:r>
-        <w:rPr>
-          <w:b/>
-          <w:color w:val="B5844F"/>
-          <w:lang w:val="es-PE"/>
-        </w:rPr>
-        <w:t xml:space="preserve">]  </w:t>
-      </w:r>
-      <w:r>
-        <w:rPr>
-          <w:b/>
-          <w:color w:val="60202C"/>
-          <w:lang w:val="es-PE"/>
-        </w:rPr>
-        <w:t>Petición</w:t>
-      </w:r>
-      <w:proofErr w:type="gramEnd"/>
-      <w:r>
-        <w:rPr>
-          <w:b/>
-          <w:color w:val="60202C"/>
-          <w:lang w:val="es-PE"/>
-        </w:rPr>
-        <w:t xml:space="preserve"> de herencia</w:t>
-      </w:r>
-    </w:p>
-    <w:p>
-      <w:pPr>
-        <w:rPr>
-          <w:lang w:val="es-PE"/>
-        </w:rPr>
-      </w:pPr>
-      <w:r>
-        <w:rPr>
-          <w:color w:val="555555"/>
-          <w:sz w:val="20"/>
-          <w:lang w:val="es-PE"/>
-        </w:rPr>
-        <w:t>Reclamación y gestión de derechos hereditarios por parte de los sucesores.</w:t>
-      </w:r>
-    </w:p>
-    <w:p>
-      <w:pPr>
-        <w:spacing w:before="200"/>
-        <w:rPr>
-          <w:lang w:val="es-PE"/>
-        </w:rPr>
-      </w:pPr>
-      <w:r>
-        <w:rPr>
-          <w:b/>
-          <w:color w:val="B5844F"/>
-          <w:lang w:val="es-PE"/>
-        </w:rPr>
-        <w:t>[6.4</w:t>
-      </w:r>
-      <w:proofErr w:type="gramStart"/>
-      <w:r>
-        <w:rPr>
-          <w:b/>
-          <w:color w:val="B5844F"/>
-          <w:lang w:val="es-PE"/>
-        </w:rPr>
-        <w:t xml:space="preserve">]  </w:t>
-      </w:r>
-      <w:r>
-        <w:rPr>
-          <w:b/>
-          <w:color w:val="60202C"/>
-          <w:lang w:val="es-PE"/>
-        </w:rPr>
-        <w:t>Anticipo</w:t>
-      </w:r>
-      <w:proofErr w:type="gramEnd"/>
-      <w:r>
-        <w:rPr>
-          <w:b/>
-          <w:color w:val="60202C"/>
-          <w:lang w:val="es-PE"/>
-        </w:rPr>
-        <w:t xml:space="preserve"> de legítima (con o sin usufructo vitalicio)</w:t>
-      </w:r>
-    </w:p>
-    <w:p>
-      <w:pPr>
-        <w:rPr>
-          <w:lang w:val="es-PE"/>
-        </w:rPr>
-      </w:pPr>
-      <w:r>
-        <w:rPr>
-          <w:color w:val="555555"/>
-          <w:sz w:val="20"/>
-          <w:lang w:val="es-PE"/>
-        </w:rPr>
-        <w:t>Otorgamiento anticipado de parte de la herencia bajo condiciones pactadas legalmente.</w:t>
-      </w:r>
-    </w:p>
-    <w:p>
-      <w:pPr>
-        <w:spacing w:before="200"/>
-        <w:rPr>
-          <w:lang w:val="es-PE"/>
-        </w:rPr>
-      </w:pPr>
-      <w:r>
-        <w:rPr>
-          <w:b/>
-          <w:color w:val="B5844F"/>
-          <w:lang w:val="es-PE"/>
-        </w:rPr>
-        <w:t>[6.5</w:t>
-      </w:r>
-      <w:proofErr w:type="gramStart"/>
-      <w:r>
-        <w:rPr>
-          <w:b/>
-          <w:color w:val="B5844F"/>
-          <w:lang w:val="es-PE"/>
-        </w:rPr>
-        <w:t xml:space="preserve">]  </w:t>
-      </w:r>
-      <w:r>
-        <w:rPr>
-          <w:b/>
-          <w:color w:val="60202C"/>
-          <w:lang w:val="es-PE"/>
-        </w:rPr>
-        <w:t>División</w:t>
-      </w:r>
-      <w:proofErr w:type="gramEnd"/>
-      <w:r>
-        <w:rPr>
-          <w:b/>
-          <w:color w:val="60202C"/>
-          <w:lang w:val="es-PE"/>
-        </w:rPr>
-        <w:t xml:space="preserve"> y partición de inmuebles</w:t>
-      </w:r>
-    </w:p>
-    <w:p>
-      <w:pPr>
-        <w:rPr>
-          <w:lang w:val="es-PE"/>
-        </w:rPr>
-      </w:pPr>
-      <w:r>
-        <w:rPr>
-          <w:color w:val="555555"/>
-          <w:sz w:val="20"/>
-          <w:lang w:val="es-PE"/>
-        </w:rPr>
-        <w:t>Segregación y adjudicación de bienes inmuebles entre herederos.</w:t>
-      </w:r>
-    </w:p>
-    <w:p>
-      <w:pPr>
-        <w:spacing w:before="200"/>
-        <w:rPr>
-          <w:lang w:val="es-PE"/>
-        </w:rPr>
-      </w:pPr>
-      <w:r>
-        <w:rPr>
-          <w:b/>
-          <w:color w:val="B5844F"/>
-          <w:lang w:val="es-PE"/>
-        </w:rPr>
-        <w:t>[6.6</w:t>
-      </w:r>
-      <w:proofErr w:type="gramStart"/>
-      <w:r>
-        <w:rPr>
-          <w:b/>
-          <w:color w:val="B5844F"/>
-          <w:lang w:val="es-PE"/>
-        </w:rPr>
-        <w:t xml:space="preserve">]  </w:t>
-      </w:r>
-      <w:r>
-        <w:rPr>
-          <w:b/>
-          <w:color w:val="60202C"/>
-          <w:lang w:val="es-PE"/>
-        </w:rPr>
-        <w:t>Elaboración</w:t>
-      </w:r>
-      <w:proofErr w:type="gramEnd"/>
-      <w:r>
-        <w:rPr>
-          <w:b/>
-          <w:color w:val="60202C"/>
-          <w:lang w:val="es-PE"/>
-        </w:rPr>
-        <w:t xml:space="preserve"> de testamento</w:t>
-      </w:r>
-    </w:p>
-    <w:p>
-      <w:pPr>
-        <w:rPr>
-          <w:lang w:val="es-PE"/>
-        </w:rPr>
-      </w:pPr>
-      <w:r>
-        <w:rPr>
-          <w:color w:val="555555"/>
-          <w:sz w:val="20"/>
-          <w:lang w:val="es-PE"/>
-        </w:rPr>
-        <w:t>Redacción y formalización de testamentos para protección de legado.</w:t>
-      </w:r>
-    </w:p>
-    <w:p>
-      <w:pPr>
-        <w:pStyle w:val="Ttulo2"/>
-        <w:rPr>
-          <w:lang w:val="es-PE"/>
-        </w:rPr>
-      </w:pPr>
-      <w:r>
-        <w:rPr>
-          <w:color w:val="60202C"/>
-          <w:lang w:val="es-PE"/>
-        </w:rPr>
-        <w:t>Preguntas Frecuentes (2)</w:t>
-      </w:r>
-    </w:p>
-    <w:p>
-      <w:pPr>
-        <w:spacing w:before="160"/>
-        <w:rPr>
-          <w:lang w:val="es-PE"/>
-        </w:rPr>
-      </w:pPr>
-      <w:r>
-        <w:rPr>
-          <w:b/>
-          <w:color w:val="60202C"/>
-          <w:lang w:val="es-PE"/>
-        </w:rPr>
-        <w:t>P1: ¿Qué ocurre si faltan herederos o testamento?</w:t>
-      </w:r>
-    </w:p>
-    <w:p>
-      <w:pPr>
-        <w:ind w:left="283"/>
-        <w:rPr>
-          <w:lang w:val="es-PE"/>
-        </w:rPr>
-      </w:pPr>
-      <w:r>
-        <w:rPr>
-          <w:color w:val="555555"/>
-          <w:sz w:val="20"/>
-          <w:lang w:val="es-PE"/>
-        </w:rPr>
-        <w:t>Se aplica la sucesión intestada según el orden legal de parientes.</w:t>
-      </w:r>
-    </w:p>
-    <w:p>
-      <w:pPr>
-        <w:spacing w:before="160"/>
-        <w:rPr>
-          <w:lang w:val="es-PE"/>
-        </w:rPr>
-      </w:pPr>
-      <w:r>
-        <w:rPr>
-          <w:b/>
-          <w:color w:val="60202C"/>
-          <w:lang w:val="es-PE"/>
-        </w:rPr>
-        <w:t>P2: ¿Qué es el anticipo de legítima?</w:t>
-      </w:r>
-    </w:p>
-    <w:p>
-      <w:pPr>
-        <w:ind w:left="283"/>
-        <w:rPr>
-          <w:lang w:val="es-PE"/>
-        </w:rPr>
-      </w:pPr>
-      <w:r>
-        <w:rPr>
-          <w:color w:val="555555"/>
-          <w:sz w:val="20"/>
-          <w:lang w:val="es-PE"/>
-        </w:rPr>
-        <w:t>Entrega anticipada de parte de la porción hereditaria que corresponde a legitimarios, pudiendo incluir usufructo.</w:t>
-      </w:r>
-    </w:p>
-    <w:p>
-      <w:pPr>
-        <w:pStyle w:val="Ttulo1"/>
-        <w:rPr>
-          <w:lang w:val="es-PE"/>
-        </w:rPr>
-      </w:pPr>
-      <w:r>
-        <w:rPr>
-          <w:color w:val="60202C"/>
-          <w:lang w:val="es-PE"/>
-        </w:rPr>
-        <w:t>7. Litigios Civiles y Prevención</w:t>
-      </w:r>
-    </w:p>
-    <w:p>
-      <w:pPr>
-        <w:rPr>
-          <w:lang w:val="es-PE"/>
-        </w:rPr>
-      </w:pPr>
-      <w:r>
-        <w:rPr>
-          <w:color w:val="555555"/>
-          <w:sz w:val="20"/>
-          <w:lang w:val="es-PE"/>
-        </w:rPr>
-        <w:t xml:space="preserve">Categoría: </w:t>
-      </w:r>
-      <w:r>
-        <w:rPr>
-          <w:b/>
-          <w:color w:val="B5844F"/>
-          <w:lang w:val="es-PE"/>
-        </w:rPr>
-        <w:t>Litigios</w:t>
-      </w:r>
-    </w:p>
-    <w:p>
-      <w:pPr>
-        <w:rPr>
-          <w:lang w:val="es-PE"/>
-        </w:rPr>
-      </w:pPr>
-      <w:r>
-        <w:rPr>
-          <w:color w:val="555555"/>
-          <w:sz w:val="18"/>
-          <w:lang w:val="es-PE"/>
-        </w:rPr>
-        <w:t xml:space="preserve">URL: </w:t>
-      </w:r>
-      <w:r>
-        <w:rPr>
-          <w:i/>
-          <w:color w:val="555555"/>
-          <w:sz w:val="18"/>
-          <w:lang w:val="es-PE"/>
-        </w:rPr>
-        <w:t>/servicios/litigios-civiles-y-prevencion</w:t>
-      </w:r>
-    </w:p>
-    <w:p>
-      <w:pPr>
-        <w:pStyle w:val="Ttulo2"/>
-        <w:rPr>
-          <w:lang w:val="es-PE"/>
-        </w:rPr>
-      </w:pPr>
-      <w:r>
-        <w:rPr>
-          <w:color w:val="60202C"/>
-          <w:lang w:val="es-PE"/>
-        </w:rPr>
-        <w:t>Descripción</w:t>
-      </w:r>
-    </w:p>
-    <w:p>
-      <w:pPr>
-        <w:spacing w:after="120"/>
-        <w:rPr>
-          <w:lang w:val="es-PE"/>
-        </w:rPr>
-      </w:pPr>
-      <w:r>
-        <w:rPr>
-          <w:lang w:val="es-PE"/>
-        </w:rPr>
-        <w:t>Representación en procesos familiares, reales (propiedad/posesión) y recuperación de capital; además asesoría preventiva para evitar litigios.</w:t>
-      </w:r>
-    </w:p>
-    <w:p>
-      <w:pPr>
-        <w:pStyle w:val="Ttulo2"/>
-      </w:pPr>
-      <w:proofErr w:type="spellStart"/>
-      <w:r>
-        <w:rPr>
-          <w:color w:val="60202C"/>
-        </w:rPr>
-        <w:t>Beneficios</w:t>
-      </w:r>
-      <w:proofErr w:type="spellEnd"/>
-    </w:p>
-    <w:p>
-      <w:pPr>
-        <w:pStyle w:val="Listaconvietas"/>
-        <w:rPr>
-          <w:lang w:val="es-PE"/>
-        </w:rPr>
-      </w:pPr>
-      <w:r>
-        <w:rPr>
-          <w:sz w:val="20"/>
-          <w:lang w:val="es-PE"/>
-        </w:rPr>
-        <w:t>Defensa técnica en familia y propiedad</w:t>
-      </w:r>
-    </w:p>
-    <w:p>
-      <w:pPr>
-        <w:pStyle w:val="Listaconvietas"/>
-      </w:pPr>
-      <w:proofErr w:type="spellStart"/>
-      <w:r>
-        <w:rPr>
-          <w:sz w:val="20"/>
-        </w:rPr>
-        <w:t>Medidas</w:t>
-      </w:r>
-      <w:proofErr w:type="spellEnd"/>
-      <w:r>
-        <w:rPr>
-          <w:sz w:val="20"/>
-        </w:rPr>
-        <w:t xml:space="preserve"> </w:t>
-      </w:r>
-      <w:proofErr w:type="spellStart"/>
-      <w:r>
-        <w:rPr>
-          <w:sz w:val="20"/>
-        </w:rPr>
-        <w:t>preventivas</w:t>
-      </w:r>
-      <w:proofErr w:type="spellEnd"/>
-      <w:r>
-        <w:rPr>
-          <w:sz w:val="20"/>
-        </w:rPr>
-        <w:t xml:space="preserve"> para </w:t>
-      </w:r>
-      <w:proofErr w:type="spellStart"/>
-      <w:r>
-        <w:rPr>
-          <w:sz w:val="20"/>
-        </w:rPr>
-        <w:t>evitar</w:t>
-      </w:r>
-      <w:proofErr w:type="spellEnd"/>
-      <w:r>
-        <w:rPr>
-          <w:sz w:val="20"/>
-        </w:rPr>
-        <w:t xml:space="preserve"> litigios</w:t>
-      </w:r>
-    </w:p>
-    <w:p>
-      <w:pPr>
-        <w:pStyle w:val="Listaconvietas"/>
-      </w:pPr>
-      <w:r>
-        <w:rPr>
-          <w:sz w:val="20"/>
-        </w:rPr>
-        <w:t>Recuperación de activos y patrimonio</w:t>
-      </w:r>
-    </w:p>
-    <w:p>
-      <w:pPr>
-        <w:pStyle w:val="Listaconvietas"/>
-      </w:pPr>
-      <w:r>
-        <w:rPr>
-          <w:sz w:val="20"/>
-        </w:rPr>
-        <w:t>Asesoría integral civil y registral</w:t>
-      </w:r>
-    </w:p>
-    <w:p>
-      <w:pPr>
-        <w:pStyle w:val="Ttulo2"/>
-      </w:pPr>
-      <w:r>
-        <w:rPr>
-          <w:color w:val="60202C"/>
-        </w:rPr>
-        <w:t>Subservicios (3)</w:t>
-      </w:r>
-    </w:p>
-    <w:p>
-      <w:pPr>
-        <w:spacing w:before="200"/>
-      </w:pPr>
-      <w:r>
-        <w:rPr>
-          <w:b/>
-          <w:color w:val="B5844F"/>
-        </w:rPr>
-        <w:t xml:space="preserve">[7.1]  </w:t>
-      </w:r>
-      <w:r>
-        <w:rPr>
-          <w:b/>
-          <w:color w:val="60202C"/>
-        </w:rPr>
-        <w:t>De familia</w:t>
-      </w:r>
-    </w:p>
-    <w:p>
-      <w:pPr>
-        <w:rPr>
-          <w:lang w:val="es-PE"/>
-        </w:rPr>
-      </w:pPr>
-      <w:r>
-        <w:rPr>
-          <w:color w:val="555555"/>
-          <w:sz w:val="20"/>
-          <w:lang w:val="es-PE"/>
-        </w:rPr>
-        <w:t>Asuntos relacionados con el núcleo familiar.</w:t>
-      </w:r>
-    </w:p>
-    <w:p>
-      <w:pPr>
-        <w:ind w:left="850"/>
-        <w:rPr>
-          <w:lang w:val="es-PE"/>
-        </w:rPr>
-      </w:pPr>
-      <w:r>
-        <w:rPr>
-          <w:color w:val="B5844F"/>
-          <w:sz w:val="20"/>
-          <w:lang w:val="es-PE"/>
-        </w:rPr>
-        <w:t xml:space="preserve">▸ </w:t>
-      </w:r>
-      <w:r>
-        <w:rPr>
-          <w:b/>
-          <w:sz w:val="20"/>
-          <w:lang w:val="es-PE"/>
-        </w:rPr>
-        <w:t>Régimen patrimonial del matrimonio</w:t>
-      </w:r>
-      <w:r>
-        <w:rPr>
-          <w:color w:val="555555"/>
-          <w:sz w:val="18"/>
-          <w:lang w:val="es-PE"/>
-        </w:rPr>
-        <w:br/>
-        <w:t xml:space="preserve">   Sociedad de gananciales y separación de patrimonios.</w:t>
-      </w:r>
-    </w:p>
-    <w:p>
-      <w:pPr>
-        <w:ind w:left="850"/>
-        <w:rPr>
-          <w:lang w:val="es-PE"/>
-        </w:rPr>
-      </w:pPr>
-      <w:r>
-        <w:rPr>
-          <w:color w:val="B5844F"/>
-          <w:sz w:val="20"/>
-          <w:lang w:val="es-PE"/>
-        </w:rPr>
-        <w:lastRenderedPageBreak/>
-        <w:t xml:space="preserve">▸ </w:t>
-      </w:r>
-      <w:r>
-        <w:rPr>
-          <w:b/>
-          <w:sz w:val="20"/>
-          <w:lang w:val="es-PE"/>
-        </w:rPr>
-        <w:t>Reconocimiento de unión de hecho</w:t>
-      </w:r>
-      <w:r>
-        <w:rPr>
-          <w:color w:val="555555"/>
-          <w:sz w:val="18"/>
-          <w:lang w:val="es-PE"/>
-        </w:rPr>
-        <w:br/>
-        <w:t xml:space="preserve">   Reconocimiento y efectos patrimoniales (vía notarial o judicial).</w:t>
-      </w:r>
-    </w:p>
-    <w:p>
-      <w:pPr>
-        <w:ind w:left="850"/>
-        <w:rPr>
-          <w:lang w:val="es-PE"/>
-        </w:rPr>
-      </w:pPr>
-      <w:r>
-        <w:rPr>
-          <w:color w:val="B5844F"/>
-          <w:sz w:val="20"/>
-          <w:lang w:val="es-PE"/>
-        </w:rPr>
-        <w:t xml:space="preserve">▸ </w:t>
-      </w:r>
-      <w:r>
-        <w:rPr>
-          <w:b/>
-          <w:sz w:val="20"/>
-          <w:lang w:val="es-PE"/>
-        </w:rPr>
-        <w:t>Matrimonio civil vía notarial</w:t>
-      </w:r>
-      <w:r>
-        <w:rPr>
-          <w:color w:val="555555"/>
-          <w:sz w:val="18"/>
-          <w:lang w:val="es-PE"/>
-        </w:rPr>
-        <w:br/>
-        <w:t xml:space="preserve">   Asesoría y trámite notarial de matrimonio civil.</w:t>
-      </w:r>
-    </w:p>
-    <w:p>
-      <w:pPr>
-        <w:ind w:left="850"/>
-        <w:rPr>
-          <w:lang w:val="es-PE"/>
-        </w:rPr>
-      </w:pPr>
-      <w:r>
-        <w:rPr>
-          <w:color w:val="B5844F"/>
-          <w:sz w:val="20"/>
-          <w:lang w:val="es-PE"/>
-        </w:rPr>
-        <w:t xml:space="preserve">▸ </w:t>
-      </w:r>
-      <w:r>
-        <w:rPr>
-          <w:b/>
-          <w:sz w:val="20"/>
-          <w:lang w:val="es-PE"/>
-        </w:rPr>
-        <w:t>Rectificación de calidad de bien mueble o inmueble</w:t>
-      </w:r>
-      <w:r>
-        <w:rPr>
-          <w:color w:val="555555"/>
-          <w:sz w:val="18"/>
-          <w:lang w:val="es-PE"/>
-        </w:rPr>
-        <w:br/>
-        <w:t xml:space="preserve">   Correcciones de titularidad o calidad del bien.</w:t>
-      </w:r>
-    </w:p>
-    <w:p>
-      <w:pPr>
-        <w:ind w:left="850"/>
-        <w:rPr>
-          <w:lang w:val="es-PE"/>
-        </w:rPr>
-      </w:pPr>
-      <w:r>
-        <w:rPr>
-          <w:color w:val="B5844F"/>
-          <w:sz w:val="20"/>
-          <w:lang w:val="es-PE"/>
-        </w:rPr>
-        <w:t xml:space="preserve">▸ </w:t>
-      </w:r>
-      <w:r>
-        <w:rPr>
-          <w:b/>
-          <w:sz w:val="20"/>
-          <w:lang w:val="es-PE"/>
-        </w:rPr>
-        <w:t>Divorcio (causal o separación convencional y divorcio ulterior)</w:t>
-      </w:r>
-      <w:r>
-        <w:rPr>
-          <w:color w:val="555555"/>
-          <w:sz w:val="18"/>
-          <w:lang w:val="es-PE"/>
-        </w:rPr>
-        <w:br/>
-        <w:t xml:space="preserve">   Trámites notarial, judicial y administrativos según el caso.</w:t>
-      </w:r>
-    </w:p>
-    <w:p>
-      <w:pPr>
-        <w:ind w:left="850"/>
-        <w:rPr>
-          <w:lang w:val="es-PE"/>
-        </w:rPr>
-      </w:pPr>
-      <w:r>
-        <w:rPr>
-          <w:color w:val="B5844F"/>
-          <w:sz w:val="20"/>
-          <w:lang w:val="es-PE"/>
-        </w:rPr>
-        <w:t xml:space="preserve">▸ </w:t>
-      </w:r>
-      <w:r>
-        <w:rPr>
-          <w:b/>
-          <w:sz w:val="20"/>
-          <w:lang w:val="es-PE"/>
-        </w:rPr>
-        <w:t>Filiación y reconocimiento de paternidad</w:t>
-      </w:r>
-      <w:r>
-        <w:rPr>
-          <w:color w:val="555555"/>
-          <w:sz w:val="18"/>
-          <w:lang w:val="es-PE"/>
-        </w:rPr>
-        <w:br/>
-        <w:t xml:space="preserve">   Acciones de reconocimiento y determinación de filiación.</w:t>
-      </w:r>
-    </w:p>
-    <w:p>
-      <w:pPr>
-        <w:ind w:left="850"/>
-        <w:rPr>
-          <w:lang w:val="es-PE"/>
-        </w:rPr>
-      </w:pPr>
-      <w:r>
-        <w:rPr>
-          <w:color w:val="B5844F"/>
-          <w:sz w:val="20"/>
-          <w:lang w:val="es-PE"/>
-        </w:rPr>
-        <w:t xml:space="preserve">▸ </w:t>
-      </w:r>
-      <w:r>
-        <w:rPr>
-          <w:b/>
-          <w:sz w:val="20"/>
-          <w:lang w:val="es-PE"/>
-        </w:rPr>
-        <w:t>Alimentos (judicial o extrajudicial)</w:t>
-      </w:r>
-      <w:r>
-        <w:rPr>
-          <w:color w:val="555555"/>
-          <w:sz w:val="18"/>
-          <w:lang w:val="es-PE"/>
-        </w:rPr>
-        <w:br/>
-        <w:t xml:space="preserve">   Solicitudes, reducción, aumento, exoneración y prorrateo de alimentos.</w:t>
-      </w:r>
-    </w:p>
-    <w:p>
-      <w:pPr>
-        <w:ind w:left="850"/>
-        <w:rPr>
-          <w:lang w:val="es-PE"/>
-        </w:rPr>
-      </w:pPr>
-      <w:r>
-        <w:rPr>
-          <w:color w:val="B5844F"/>
-          <w:sz w:val="20"/>
-          <w:lang w:val="es-PE"/>
-        </w:rPr>
-        <w:t xml:space="preserve">▸ </w:t>
-      </w:r>
-      <w:r>
-        <w:rPr>
-          <w:b/>
-          <w:sz w:val="20"/>
-          <w:lang w:val="es-PE"/>
-        </w:rPr>
-        <w:t>Tenencia y régimen de visitas</w:t>
-      </w:r>
-      <w:r>
-        <w:rPr>
-          <w:color w:val="555555"/>
-          <w:sz w:val="18"/>
-          <w:lang w:val="es-PE"/>
-        </w:rPr>
-        <w:br/>
-        <w:t xml:space="preserve">   Tenencia exclusiva o compartida y régimen de visitas.</w:t>
-      </w:r>
-    </w:p>
-    <w:p>
-      <w:pPr>
-        <w:ind w:left="850"/>
-        <w:rPr>
-          <w:lang w:val="es-PE"/>
-        </w:rPr>
-      </w:pPr>
-      <w:r>
-        <w:rPr>
-          <w:color w:val="B5844F"/>
-          <w:sz w:val="20"/>
-          <w:lang w:val="es-PE"/>
-        </w:rPr>
-        <w:t xml:space="preserve">▸ </w:t>
-      </w:r>
-      <w:r>
-        <w:rPr>
-          <w:b/>
-          <w:sz w:val="20"/>
-          <w:lang w:val="es-PE"/>
-        </w:rPr>
-        <w:t>Autorizaciones sobre bienes y viajes de menores</w:t>
-      </w:r>
-      <w:r>
-        <w:rPr>
-          <w:color w:val="555555"/>
-          <w:sz w:val="18"/>
-          <w:lang w:val="es-PE"/>
-        </w:rPr>
-        <w:br/>
-        <w:t xml:space="preserve">   Autorizaciones para disponer bienes de menores o para viajes internacionales.</w:t>
-      </w:r>
-    </w:p>
-    <w:p>
-      <w:pPr>
-        <w:ind w:left="850"/>
-        <w:rPr>
-          <w:lang w:val="es-PE"/>
-        </w:rPr>
-      </w:pPr>
-      <w:r>
-        <w:rPr>
-          <w:color w:val="B5844F"/>
-          <w:sz w:val="20"/>
-          <w:lang w:val="es-PE"/>
-        </w:rPr>
-        <w:t xml:space="preserve">▸ </w:t>
-      </w:r>
-      <w:r>
-        <w:rPr>
-          <w:b/>
-          <w:sz w:val="20"/>
-          <w:lang w:val="es-PE"/>
-        </w:rPr>
-        <w:t>Violencia familiar</w:t>
-      </w:r>
-      <w:r>
-        <w:rPr>
-          <w:color w:val="555555"/>
-          <w:sz w:val="18"/>
-          <w:lang w:val="es-PE"/>
-        </w:rPr>
-        <w:br/>
-        <w:t xml:space="preserve">   Medidas de protección y procesos penales o civiles relacionados.</w:t>
-      </w:r>
-    </w:p>
-    <w:p>
-      <w:pPr>
-        <w:spacing w:before="200"/>
-        <w:rPr>
-          <w:lang w:val="es-PE"/>
-        </w:rPr>
-      </w:pPr>
-      <w:r>
-        <w:rPr>
-          <w:b/>
-          <w:color w:val="B5844F"/>
-          <w:lang w:val="es-PE"/>
-        </w:rPr>
-        <w:t>[7.2</w:t>
-      </w:r>
-      <w:proofErr w:type="gramStart"/>
-      <w:r>
-        <w:rPr>
-          <w:b/>
-          <w:color w:val="B5844F"/>
-          <w:lang w:val="es-PE"/>
-        </w:rPr>
-        <w:t xml:space="preserve">]  </w:t>
-      </w:r>
-      <w:r>
-        <w:rPr>
-          <w:b/>
-          <w:color w:val="60202C"/>
-          <w:lang w:val="es-PE"/>
-        </w:rPr>
-        <w:t>Reales</w:t>
-      </w:r>
-      <w:proofErr w:type="gramEnd"/>
-      <w:r>
-        <w:rPr>
-          <w:b/>
-          <w:color w:val="60202C"/>
-          <w:lang w:val="es-PE"/>
-        </w:rPr>
-        <w:t xml:space="preserve"> o de propiedad</w:t>
-      </w:r>
-    </w:p>
-    <w:p>
-      <w:pPr>
-        <w:rPr>
-          <w:lang w:val="es-PE"/>
-        </w:rPr>
-      </w:pPr>
-      <w:r>
-        <w:rPr>
-          <w:color w:val="555555"/>
-          <w:sz w:val="20"/>
-          <w:lang w:val="es-PE"/>
-        </w:rPr>
-        <w:t>Conflictos relacionados con la posesión y la propiedad.</w:t>
-      </w:r>
-    </w:p>
-    <w:p>
-      <w:pPr>
-        <w:ind w:left="850"/>
-        <w:rPr>
-          <w:lang w:val="es-PE"/>
-        </w:rPr>
-      </w:pPr>
-      <w:r>
-        <w:rPr>
-          <w:color w:val="B5844F"/>
-          <w:sz w:val="20"/>
-          <w:lang w:val="es-PE"/>
-        </w:rPr>
-        <w:t xml:space="preserve">▸ </w:t>
-      </w:r>
-      <w:r>
-        <w:rPr>
-          <w:b/>
-          <w:sz w:val="20"/>
-          <w:lang w:val="es-PE"/>
-        </w:rPr>
-        <w:t>Defensa posesoria extrajudicial</w:t>
-      </w:r>
-      <w:r>
-        <w:rPr>
-          <w:color w:val="555555"/>
-          <w:sz w:val="18"/>
-          <w:lang w:val="es-PE"/>
-        </w:rPr>
-        <w:br/>
-        <w:t xml:space="preserve">   Actuaciones previas a la vía judicial para recuperar o mantener posesión.</w:t>
-      </w:r>
-    </w:p>
-    <w:p>
-      <w:pPr>
-        <w:ind w:left="850"/>
-        <w:rPr>
-          <w:lang w:val="es-PE"/>
-        </w:rPr>
-      </w:pPr>
-      <w:r>
-        <w:rPr>
-          <w:color w:val="B5844F"/>
-          <w:sz w:val="20"/>
-          <w:lang w:val="es-PE"/>
-        </w:rPr>
-        <w:t xml:space="preserve">▸ </w:t>
-      </w:r>
-      <w:r>
-        <w:rPr>
-          <w:b/>
-          <w:sz w:val="20"/>
-          <w:lang w:val="es-PE"/>
-        </w:rPr>
-        <w:t>Interdicto de recobrar y retener</w:t>
-      </w:r>
-      <w:r>
-        <w:rPr>
-          <w:color w:val="555555"/>
-          <w:sz w:val="18"/>
-          <w:lang w:val="es-PE"/>
-        </w:rPr>
-        <w:br/>
-        <w:t xml:space="preserve">   Medios procesales para recuperar o mantener la posesión.</w:t>
-      </w:r>
-    </w:p>
-    <w:p>
-      <w:pPr>
-        <w:ind w:left="850"/>
-        <w:rPr>
-          <w:lang w:val="es-PE"/>
-        </w:rPr>
-      </w:pPr>
-      <w:r>
-        <w:rPr>
-          <w:color w:val="B5844F"/>
-          <w:sz w:val="20"/>
-          <w:lang w:val="es-PE"/>
-        </w:rPr>
-        <w:t xml:space="preserve">▸ </w:t>
-      </w:r>
-      <w:r>
-        <w:rPr>
-          <w:b/>
-          <w:sz w:val="20"/>
-          <w:lang w:val="es-PE"/>
-        </w:rPr>
-        <w:t>Mejor derecho a la posesión / propiedad</w:t>
-      </w:r>
-      <w:r>
-        <w:rPr>
-          <w:color w:val="555555"/>
-          <w:sz w:val="18"/>
-          <w:lang w:val="es-PE"/>
-        </w:rPr>
-        <w:br/>
-        <w:t xml:space="preserve">   Acciones para demostrar superior derecho sobre el bien.</w:t>
-      </w:r>
-    </w:p>
-    <w:p>
-      <w:pPr>
-        <w:ind w:left="850"/>
-        <w:rPr>
-          <w:lang w:val="es-PE"/>
-        </w:rPr>
-      </w:pPr>
-      <w:r>
-        <w:rPr>
-          <w:color w:val="B5844F"/>
-          <w:sz w:val="20"/>
-          <w:lang w:val="es-PE"/>
-        </w:rPr>
-        <w:t xml:space="preserve">▸ </w:t>
-      </w:r>
-      <w:r>
-        <w:rPr>
-          <w:b/>
-          <w:sz w:val="20"/>
-          <w:lang w:val="es-PE"/>
-        </w:rPr>
-        <w:t>Acción reivindicatoria</w:t>
-      </w:r>
-      <w:r>
-        <w:rPr>
-          <w:color w:val="555555"/>
-          <w:sz w:val="18"/>
-          <w:lang w:val="es-PE"/>
-        </w:rPr>
-        <w:br/>
-        <w:t xml:space="preserve">   Acción para recuperar la propiedad de un bien.</w:t>
-      </w:r>
-    </w:p>
-    <w:p>
-      <w:pPr>
-        <w:ind w:left="850"/>
-        <w:rPr>
-          <w:lang w:val="es-PE"/>
-        </w:rPr>
-      </w:pPr>
-      <w:r>
-        <w:rPr>
-          <w:color w:val="B5844F"/>
-          <w:sz w:val="20"/>
-          <w:lang w:val="es-PE"/>
-        </w:rPr>
-        <w:t xml:space="preserve">▸ </w:t>
-      </w:r>
-      <w:r>
-        <w:rPr>
-          <w:b/>
-          <w:sz w:val="20"/>
-          <w:lang w:val="es-PE"/>
-        </w:rPr>
-        <w:t>Edificación en suelo ajeno</w:t>
-      </w:r>
-      <w:r>
-        <w:rPr>
-          <w:color w:val="555555"/>
-          <w:sz w:val="18"/>
-          <w:lang w:val="es-PE"/>
-        </w:rPr>
-        <w:br/>
-        <w:t xml:space="preserve">   Conflictos por construcciones en predios de terceros.</w:t>
-      </w:r>
-    </w:p>
-    <w:p>
-      <w:pPr>
-        <w:ind w:left="850"/>
-        <w:rPr>
-          <w:lang w:val="es-PE"/>
-        </w:rPr>
-      </w:pPr>
-      <w:r>
-        <w:rPr>
-          <w:color w:val="B5844F"/>
-          <w:sz w:val="20"/>
-          <w:lang w:val="es-PE"/>
-        </w:rPr>
-        <w:t xml:space="preserve">▸ </w:t>
-      </w:r>
-      <w:r>
-        <w:rPr>
-          <w:b/>
-          <w:sz w:val="20"/>
-          <w:lang w:val="es-PE"/>
-        </w:rPr>
-        <w:t>Prescripción adquisitiva de dominio</w:t>
-      </w:r>
-      <w:r>
-        <w:rPr>
-          <w:color w:val="555555"/>
-          <w:sz w:val="18"/>
-          <w:lang w:val="es-PE"/>
-        </w:rPr>
-        <w:br/>
-        <w:t xml:space="preserve">   Asistencia en procesos de prescripción.</w:t>
-      </w:r>
-    </w:p>
-    <w:p>
-      <w:pPr>
-        <w:ind w:left="850"/>
-        <w:rPr>
-          <w:lang w:val="es-PE"/>
-        </w:rPr>
-      </w:pPr>
-      <w:r>
-        <w:rPr>
-          <w:color w:val="B5844F"/>
-          <w:sz w:val="20"/>
-          <w:lang w:val="es-PE"/>
-        </w:rPr>
-        <w:t xml:space="preserve">▸ </w:t>
-      </w:r>
-      <w:r>
-        <w:rPr>
-          <w:b/>
-          <w:sz w:val="20"/>
-          <w:lang w:val="es-PE"/>
-        </w:rPr>
-        <w:t>Desalojos (ocupante precario, cláusula allanamiento, intervención notarial, entre familiares)</w:t>
-      </w:r>
-      <w:r>
-        <w:rPr>
-          <w:color w:val="555555"/>
-          <w:sz w:val="18"/>
-          <w:lang w:val="es-PE"/>
-        </w:rPr>
-        <w:br/>
-        <w:t xml:space="preserve">   Todas las modalidades de desalojo contempladas en el documento.</w:t>
-      </w:r>
-    </w:p>
-    <w:p>
-      <w:pPr>
-        <w:ind w:left="850"/>
-        <w:rPr>
-          <w:lang w:val="es-PE"/>
-        </w:rPr>
-      </w:pPr>
-      <w:r>
-        <w:rPr>
-          <w:color w:val="B5844F"/>
-          <w:sz w:val="20"/>
-          <w:lang w:val="es-PE"/>
-        </w:rPr>
-        <w:t xml:space="preserve">▸ </w:t>
-      </w:r>
-      <w:r>
-        <w:rPr>
-          <w:b/>
-          <w:sz w:val="20"/>
-          <w:lang w:val="es-PE"/>
-        </w:rPr>
-        <w:t>Nulidad de cosa juzgada fraudulenta</w:t>
-      </w:r>
-      <w:r>
-        <w:rPr>
-          <w:color w:val="555555"/>
-          <w:sz w:val="18"/>
-          <w:lang w:val="es-PE"/>
-        </w:rPr>
-        <w:br/>
-        <w:t xml:space="preserve">   Acciones para impugnar sentencias con vicios o fraude.</w:t>
-      </w:r>
-    </w:p>
-    <w:p>
-      <w:pPr>
-        <w:ind w:left="850"/>
-        <w:rPr>
-          <w:lang w:val="es-PE"/>
-        </w:rPr>
-      </w:pPr>
-      <w:r>
-        <w:rPr>
-          <w:color w:val="B5844F"/>
-          <w:sz w:val="20"/>
-          <w:lang w:val="es-PE"/>
-        </w:rPr>
-        <w:lastRenderedPageBreak/>
-        <w:t xml:space="preserve">▸ </w:t>
-      </w:r>
-      <w:r>
-        <w:rPr>
-          <w:b/>
-          <w:sz w:val="20"/>
-          <w:lang w:val="es-PE"/>
-        </w:rPr>
-        <w:t>Otorgamiento de escritura pública y rectificación de áreas/linderos</w:t>
-      </w:r>
-      <w:r>
-        <w:rPr>
-          <w:color w:val="555555"/>
-          <w:sz w:val="18"/>
-          <w:lang w:val="es-PE"/>
-        </w:rPr>
-        <w:br/>
-        <w:t xml:space="preserve">   Trámites notariales y registrales complementarios.</w:t>
-      </w:r>
-    </w:p>
-    <w:p>
-      <w:pPr>
-        <w:ind w:left="850"/>
-        <w:rPr>
-          <w:lang w:val="es-PE"/>
-        </w:rPr>
-      </w:pPr>
-      <w:r>
-        <w:rPr>
-          <w:color w:val="B5844F"/>
-          <w:sz w:val="20"/>
-          <w:lang w:val="es-PE"/>
-        </w:rPr>
-        <w:t xml:space="preserve">▸ </w:t>
-      </w:r>
-      <w:r>
-        <w:rPr>
-          <w:b/>
-          <w:sz w:val="20"/>
-          <w:lang w:val="es-PE"/>
-        </w:rPr>
-        <w:t>Tercería de propiedad</w:t>
-      </w:r>
-      <w:r>
-        <w:rPr>
-          <w:color w:val="555555"/>
-          <w:sz w:val="18"/>
-          <w:lang w:val="es-PE"/>
-        </w:rPr>
-        <w:br/>
-        <w:t xml:space="preserve">   Intervención de terceros con interés en la cosa litigada.</w:t>
-      </w:r>
-    </w:p>
-    <w:p>
-      <w:pPr>
-        <w:ind w:left="850"/>
-        <w:rPr>
-          <w:lang w:val="es-PE"/>
-        </w:rPr>
-      </w:pPr>
-      <w:r>
-        <w:rPr>
-          <w:color w:val="B5844F"/>
-          <w:sz w:val="20"/>
-          <w:lang w:val="es-PE"/>
-        </w:rPr>
-        <w:t xml:space="preserve">▸ </w:t>
-      </w:r>
-      <w:r>
-        <w:rPr>
-          <w:b/>
-          <w:sz w:val="20"/>
-          <w:lang w:val="es-PE"/>
-        </w:rPr>
-        <w:t>Nulidad de acto jurídico</w:t>
-      </w:r>
-      <w:r>
-        <w:rPr>
-          <w:color w:val="555555"/>
-          <w:sz w:val="18"/>
-          <w:lang w:val="es-PE"/>
-        </w:rPr>
-        <w:br/>
-        <w:t xml:space="preserve">   Acciones de nulidad por vicios del consentimiento o causa.</w:t>
-      </w:r>
-    </w:p>
-    <w:p>
-      <w:pPr>
-        <w:spacing w:before="200"/>
-        <w:rPr>
-          <w:lang w:val="es-PE"/>
-        </w:rPr>
-      </w:pPr>
-      <w:r>
-        <w:rPr>
-          <w:b/>
-          <w:color w:val="B5844F"/>
-          <w:lang w:val="es-PE"/>
-        </w:rPr>
-        <w:t>[7.3</w:t>
-      </w:r>
-      <w:proofErr w:type="gramStart"/>
-      <w:r>
-        <w:rPr>
-          <w:b/>
-          <w:color w:val="B5844F"/>
-          <w:lang w:val="es-PE"/>
-        </w:rPr>
-        <w:t xml:space="preserve">]  </w:t>
-      </w:r>
-      <w:r>
-        <w:rPr>
-          <w:b/>
-          <w:color w:val="60202C"/>
-          <w:lang w:val="es-PE"/>
-        </w:rPr>
-        <w:t>Recuperación</w:t>
-      </w:r>
-      <w:proofErr w:type="gramEnd"/>
-      <w:r>
-        <w:rPr>
-          <w:b/>
-          <w:color w:val="60202C"/>
-          <w:lang w:val="es-PE"/>
-        </w:rPr>
-        <w:t xml:space="preserve"> de capital</w:t>
-      </w:r>
-    </w:p>
-    <w:p>
-      <w:pPr>
-        <w:rPr>
-          <w:lang w:val="es-PE"/>
-        </w:rPr>
-      </w:pPr>
-      <w:r>
-        <w:rPr>
-          <w:color w:val="555555"/>
-          <w:sz w:val="20"/>
-          <w:lang w:val="es-PE"/>
-        </w:rPr>
-        <w:t>Acciones orientadas a la recuperación de sumas adeudadas o garantías.</w:t>
-      </w:r>
-    </w:p>
-    <w:p>
-      <w:pPr>
-        <w:ind w:left="850"/>
-        <w:rPr>
-          <w:lang w:val="es-PE"/>
-        </w:rPr>
-      </w:pPr>
-      <w:r>
-        <w:rPr>
-          <w:color w:val="B5844F"/>
-          <w:sz w:val="20"/>
-          <w:lang w:val="es-PE"/>
-        </w:rPr>
-        <w:t xml:space="preserve">▸ </w:t>
-      </w:r>
-      <w:r>
-        <w:rPr>
-          <w:b/>
-          <w:sz w:val="20"/>
-          <w:lang w:val="es-PE"/>
-        </w:rPr>
-        <w:t>Obligación de dar suma de dinero por préstamo</w:t>
-      </w:r>
-      <w:r>
-        <w:rPr>
-          <w:color w:val="555555"/>
-          <w:sz w:val="18"/>
-          <w:lang w:val="es-PE"/>
-        </w:rPr>
-        <w:br/>
-        <w:t xml:space="preserve">   Reclamaciones por préstamos no pagados.</w:t>
-      </w:r>
-    </w:p>
-    <w:p>
-      <w:pPr>
-        <w:ind w:left="850"/>
-        <w:rPr>
-          <w:lang w:val="es-PE"/>
-        </w:rPr>
-      </w:pPr>
-      <w:r>
-        <w:rPr>
-          <w:color w:val="B5844F"/>
-          <w:sz w:val="20"/>
-          <w:lang w:val="es-PE"/>
-        </w:rPr>
-        <w:t xml:space="preserve">▸ </w:t>
-      </w:r>
-      <w:r>
-        <w:rPr>
-          <w:b/>
-          <w:sz w:val="20"/>
-          <w:lang w:val="es-PE"/>
-        </w:rPr>
-        <w:t>Ejecución de garantía hipotecaria</w:t>
-      </w:r>
-      <w:r>
-        <w:rPr>
-          <w:color w:val="555555"/>
-          <w:sz w:val="18"/>
-          <w:lang w:val="es-PE"/>
-        </w:rPr>
-        <w:br/>
-        <w:t xml:space="preserve">   Procedimientos para ejecutar garantías hipotecarias.</w:t>
-      </w:r>
-    </w:p>
-    <w:p>
-      <w:pPr>
-        <w:ind w:left="850"/>
-        <w:rPr>
-          <w:lang w:val="es-PE"/>
-        </w:rPr>
-      </w:pPr>
-      <w:r>
-        <w:rPr>
-          <w:color w:val="B5844F"/>
-          <w:sz w:val="20"/>
-          <w:lang w:val="es-PE"/>
-        </w:rPr>
-        <w:t xml:space="preserve">▸ </w:t>
-      </w:r>
-      <w:r>
-        <w:rPr>
-          <w:b/>
-          <w:sz w:val="20"/>
-          <w:lang w:val="es-PE"/>
-        </w:rPr>
-        <w:t>Acción pauliana / ineficacia del acto jurídico</w:t>
-      </w:r>
-      <w:r>
-        <w:rPr>
-          <w:color w:val="555555"/>
-          <w:sz w:val="18"/>
-          <w:lang w:val="es-PE"/>
-        </w:rPr>
-        <w:br/>
-        <w:t xml:space="preserve">   Acciones para declarar ineficacia de actos realizados en perjuicio de acreedores.</w:t>
-      </w:r>
-    </w:p>
-    <w:p>
-      <w:pPr>
-        <w:ind w:left="850"/>
-        <w:rPr>
-          <w:lang w:val="es-PE"/>
-        </w:rPr>
-      </w:pPr>
-      <w:r>
-        <w:rPr>
-          <w:color w:val="B5844F"/>
-          <w:sz w:val="20"/>
-          <w:lang w:val="es-PE"/>
-        </w:rPr>
-        <w:t xml:space="preserve">▸ </w:t>
-      </w:r>
-      <w:r>
-        <w:rPr>
-          <w:b/>
-          <w:sz w:val="20"/>
-          <w:lang w:val="es-PE"/>
-        </w:rPr>
-        <w:t>Tercería de derecho preferente de pago</w:t>
-      </w:r>
-      <w:r>
-        <w:rPr>
-          <w:color w:val="555555"/>
-          <w:sz w:val="18"/>
-          <w:lang w:val="es-PE"/>
-        </w:rPr>
-        <w:br/>
-        <w:t xml:space="preserve">   Reclamos de acreedores con prioridad de cobro.</w:t>
-      </w:r>
-    </w:p>
-    <w:p>
-      <w:pPr>
-        <w:ind w:left="850"/>
-        <w:rPr>
-          <w:lang w:val="es-PE"/>
-        </w:rPr>
-      </w:pPr>
-      <w:r>
-        <w:rPr>
-          <w:color w:val="B5844F"/>
-          <w:sz w:val="20"/>
-          <w:lang w:val="es-PE"/>
-        </w:rPr>
-        <w:t xml:space="preserve">▸ </w:t>
-      </w:r>
-      <w:r>
-        <w:rPr>
-          <w:b/>
-          <w:sz w:val="20"/>
-          <w:lang w:val="es-PE"/>
-        </w:rPr>
-        <w:t>Intervención de acreedor no ejecutante</w:t>
-      </w:r>
-      <w:r>
-        <w:rPr>
-          <w:color w:val="555555"/>
-          <w:sz w:val="18"/>
-          <w:lang w:val="es-PE"/>
-        </w:rPr>
-        <w:br/>
-        <w:t xml:space="preserve">   Actuaciones para proteger derechos de acreedores intervinientes.</w:t>
-      </w:r>
-    </w:p>
-    <w:p>
-      <w:pPr>
-        <w:pStyle w:val="Ttulo2"/>
-        <w:rPr>
-          <w:lang w:val="es-PE"/>
-        </w:rPr>
-      </w:pPr>
-      <w:r>
-        <w:rPr>
-          <w:color w:val="60202C"/>
-          <w:lang w:val="es-PE"/>
-        </w:rPr>
-        <w:t>Preguntas Frecuentes (2)</w:t>
-      </w:r>
-    </w:p>
-    <w:p>
-      <w:pPr>
-        <w:spacing w:before="160"/>
-        <w:rPr>
-          <w:lang w:val="es-PE"/>
-        </w:rPr>
-      </w:pPr>
-      <w:r>
-        <w:rPr>
-          <w:b/>
-          <w:color w:val="60202C"/>
-          <w:lang w:val="es-PE"/>
-        </w:rPr>
-        <w:t>P1: ¿Qué es un interdicto?</w:t>
-      </w:r>
-    </w:p>
-    <w:p>
-      <w:pPr>
-        <w:ind w:left="283"/>
-        <w:rPr>
-          <w:lang w:val="es-PE"/>
-        </w:rPr>
-      </w:pPr>
-      <w:r>
-        <w:rPr>
-          <w:color w:val="555555"/>
-          <w:sz w:val="20"/>
-          <w:lang w:val="es-PE"/>
-        </w:rPr>
-        <w:t>Medio procesal para recobrar o retener la posesión de un bien.</w:t>
-      </w:r>
-    </w:p>
-    <w:p>
-      <w:pPr>
-        <w:spacing w:before="160"/>
-        <w:rPr>
-          <w:lang w:val="es-PE"/>
-        </w:rPr>
-      </w:pPr>
-      <w:r>
-        <w:rPr>
-          <w:b/>
-          <w:color w:val="60202C"/>
-          <w:lang w:val="es-PE"/>
-        </w:rPr>
-        <w:t>P2: ¿Puedo pedir medidas cautelares antes de iniciar juicio?</w:t>
-      </w:r>
-    </w:p>
-    <w:p>
-      <w:pPr>
-        <w:ind w:left="283"/>
-        <w:rPr>
-          <w:lang w:val="es-PE"/>
-        </w:rPr>
-      </w:pPr>
-      <w:r>
-        <w:rPr>
-          <w:color w:val="555555"/>
-          <w:sz w:val="20"/>
-          <w:lang w:val="es-PE"/>
-        </w:rPr>
-        <w:t>Sí, para asegurar la eficacia de una eventual sentencia y proteger bienes o derechos.</w:t>
-      </w:r>
-    </w:p>
-    <w:p>
-      <w:pPr>
-        <w:pStyle w:val="Ttulo1"/>
-        <w:rPr>
-          <w:lang w:val="es-PE"/>
-        </w:rPr>
-      </w:pPr>
-      <w:r>
-        <w:rPr>
-          <w:color w:val="60202C"/>
-          <w:lang w:val="es-PE"/>
-        </w:rPr>
-        <w:t>8. Litigios Penales</w:t>
-      </w:r>
-    </w:p>
-    <w:p>
-      <w:pPr>
-        <w:rPr>
-          <w:lang w:val="es-PE"/>
-        </w:rPr>
-      </w:pPr>
-      <w:r>
-        <w:rPr>
-          <w:color w:val="555555"/>
-          <w:sz w:val="20"/>
-          <w:lang w:val="es-PE"/>
-        </w:rPr>
-        <w:t xml:space="preserve">Categoría: </w:t>
-      </w:r>
-      <w:r>
-        <w:rPr>
-          <w:b/>
-          <w:color w:val="B5844F"/>
-          <w:lang w:val="es-PE"/>
-        </w:rPr>
-        <w:t>Litigios</w:t>
-      </w:r>
-    </w:p>
-    <w:p>
-      <w:pPr>
-        <w:rPr>
-          <w:lang w:val="es-PE"/>
-        </w:rPr>
-      </w:pPr>
-      <w:r>
-        <w:rPr>
-          <w:color w:val="555555"/>
-          <w:sz w:val="18"/>
-          <w:lang w:val="es-PE"/>
-        </w:rPr>
-        <w:t xml:space="preserve">URL: </w:t>
-      </w:r>
-      <w:r>
-        <w:rPr>
-          <w:i/>
-          <w:color w:val="555555"/>
-          <w:sz w:val="18"/>
-          <w:lang w:val="es-PE"/>
-        </w:rPr>
-        <w:t>/servicios/litigios-penales</w:t>
-      </w:r>
-    </w:p>
-    <w:p>
-      <w:pPr>
-        <w:pStyle w:val="Ttulo2"/>
-        <w:rPr>
-          <w:lang w:val="es-PE"/>
-        </w:rPr>
-      </w:pPr>
-      <w:r>
-        <w:rPr>
-          <w:color w:val="60202C"/>
-          <w:lang w:val="es-PE"/>
-        </w:rPr>
-        <w:t>Descripción</w:t>
-      </w:r>
-    </w:p>
-    <w:p>
-      <w:pPr>
-        <w:spacing w:after="120"/>
-        <w:rPr>
-          <w:lang w:val="es-PE"/>
-        </w:rPr>
-      </w:pPr>
-      <w:r>
-        <w:rPr>
-          <w:lang w:val="es-PE"/>
-        </w:rPr>
-        <w:t>Representación penal especializada en delitos de familia y delitos contra el patrimonio, con defensa técnica y estrategias procesales.</w:t>
-      </w:r>
-    </w:p>
-    <w:p>
-      <w:pPr>
-        <w:pStyle w:val="Ttulo2"/>
-      </w:pPr>
-      <w:proofErr w:type="spellStart"/>
-      <w:r>
-        <w:rPr>
-          <w:color w:val="60202C"/>
-        </w:rPr>
-        <w:t>Beneficios</w:t>
-      </w:r>
-      <w:proofErr w:type="spellEnd"/>
-    </w:p>
-    <w:p>
-      <w:pPr>
-        <w:pStyle w:val="Listaconvietas"/>
-      </w:pPr>
-      <w:r>
-        <w:rPr>
-          <w:sz w:val="20"/>
-        </w:rPr>
-        <w:t>Acceso a defensa penal especializada</w:t>
-      </w:r>
-    </w:p>
-    <w:p>
-      <w:pPr>
-        <w:pStyle w:val="Listaconvietas"/>
-      </w:pPr>
-      <w:r>
-        <w:rPr>
-          <w:sz w:val="20"/>
-        </w:rPr>
-        <w:t>Protección procesal integral</w:t>
-      </w:r>
-    </w:p>
-    <w:p>
-      <w:pPr>
-        <w:pStyle w:val="Listaconvietas"/>
-        <w:rPr>
-          <w:lang w:val="es-PE"/>
-        </w:rPr>
-      </w:pPr>
-      <w:r>
-        <w:rPr>
-          <w:sz w:val="20"/>
-          <w:lang w:val="es-PE"/>
-        </w:rPr>
-        <w:t>Estrategias de negociación y defensa técnica</w:t>
-      </w:r>
-    </w:p>
-    <w:p>
-      <w:pPr>
-        <w:pStyle w:val="Listaconvietas"/>
-        <w:rPr>
-          <w:lang w:val="es-PE"/>
-        </w:rPr>
-      </w:pPr>
-      <w:r>
-        <w:rPr>
-          <w:sz w:val="20"/>
-          <w:lang w:val="es-PE"/>
-        </w:rPr>
-        <w:t>Asesoría en medidas cautelares y rehabilitación reputacional</w:t>
-      </w:r>
-    </w:p>
-    <w:p>
-      <w:pPr>
-        <w:pStyle w:val="Ttulo2"/>
-        <w:rPr>
-          <w:lang w:val="es-PE"/>
-        </w:rPr>
-      </w:pPr>
-      <w:proofErr w:type="spellStart"/>
-      <w:r>
-        <w:rPr>
-          <w:color w:val="60202C"/>
-          <w:lang w:val="es-PE"/>
-        </w:rPr>
-        <w:lastRenderedPageBreak/>
-        <w:t>Subservicios</w:t>
-      </w:r>
-      <w:proofErr w:type="spellEnd"/>
-      <w:r>
-        <w:rPr>
-          <w:color w:val="60202C"/>
-          <w:lang w:val="es-PE"/>
-        </w:rPr>
-        <w:t xml:space="preserve"> (2)</w:t>
-      </w:r>
-    </w:p>
-    <w:p>
-      <w:pPr>
-        <w:spacing w:before="200"/>
-        <w:rPr>
-          <w:lang w:val="es-PE"/>
-        </w:rPr>
-      </w:pPr>
-      <w:r>
-        <w:rPr>
-          <w:b/>
-          <w:color w:val="B5844F"/>
-          <w:lang w:val="es-PE"/>
-        </w:rPr>
         <w:t>[8.1</w:t>
       </w:r>
       <w:proofErr w:type="gramStart"/>
@@ -7284,7 +7973,19 @@
         <w:rPr>
           <w:lang w:val="es-PE"/>
         </w:rPr>
-        <w:t>, remates, cesión de derechos y operaciones con garantía hipotecaria.</w:t>
+        <w:t>, remates</w:t>
+      </w:r>
+      <w:r>
+        <w:rPr>
+          <w:lang w:val="es-PE"/>
+        </w:rPr>
+        <w:t xml:space="preserve"> judiciales de propiedades o vehicular</w:t>
+      </w:r>
+      <w:r>
+        <w:rPr>
+          <w:lang w:val="es-PE"/>
+        </w:rPr>
+        <w:t>, cesión de derechos y operaciones con garantía hipotecaria.</w:t>
       </w:r>
     </w:p>
     <w:p>
@@ -7764,7 +8465,7 @@
           <w:sz w:val="20"/>
           <w:lang w:val="es-PE"/>
         </w:rPr>
-        <w:t>Título, cargas, medidas cautelares, partida registral y requisitos procesales.</w:t>
+        <w:t>El aspecto comercial, financiero, el expediente judicial, la posesión y todo lo relacionado al certificado literal.</w:t>
       </w:r>
     </w:p>
     <w:p>
@@ -9607,7 +10308,6 @@
   <w:style w:type="character" w:default="1" w:styleId="Fuentedeprrafopredeter">
     <w:name w:val="Default Paragraph Font"/>
     <w:uiPriority w:val="1"/>
-    <w:semiHidden/>
     <w:unhideWhenUsed/>
   </w:style>
   <w:style w:type="table" w:default="1" w:styleId="Tablanormal">
